--- a/supplementary files/Supplementary_S2.docx
+++ b/supplementary files/Supplementary_S2.docx
@@ -2219,25 +2219,7 @@
           <w:szCs w:val="20"/>
           <w:lang w:val="en-US" w:eastAsia="es-MX"/>
         </w:rPr>
-        <w:t xml:space="preserve">The records exported in RIS format from Scopus, as well as the necessary files generated in </w:t>
-      </w:r>
-      <w:r>
-        <w:rPr>
-          <w:rFonts w:ascii="Times" w:eastAsia="Times New Roman" w:hAnsi="Times" w:cs="Times"/>
-          <w:sz w:val="20"/>
-          <w:szCs w:val="20"/>
-          <w:lang w:val="en-US" w:eastAsia="es-MX"/>
-        </w:rPr>
-        <w:t>VOSviewer</w:t>
-      </w:r>
-      <w:r>
-        <w:rPr>
-          <w:rFonts w:ascii="Times" w:eastAsia="Times New Roman" w:hAnsi="Times" w:cs="Times"/>
-          <w:sz w:val="20"/>
-          <w:szCs w:val="20"/>
-          <w:lang w:val="en-US" w:eastAsia="es-MX"/>
-        </w:rPr>
-        <w:t>, are available on GitHub</w:t>
+        <w:t>The records exported in RIS format from Scopus, as well as the necessary files generated in VOSviewer, are available on GitHub</w:t>
       </w:r>
       <w:r>
         <w:rPr>
@@ -4118,6 +4100,7 @@
         <w:rPr>
           <w:rStyle w:val="Refdenotaalpie"/>
           <w:rFonts w:eastAsia="Times" w:cs="Times"/>
+          <w:color w:val="2F5496" w:themeColor="accent1" w:themeShade="BF"/>
           <w:sz w:val="20"/>
           <w:szCs w:val="20"/>
         </w:rPr>
@@ -4450,6 +4433,7 @@
               <w:color w:val="000000"/>
               <w:sz w:val="20"/>
               <w:szCs w:val="24"/>
+              <w:lang w:val="en-US"/>
             </w:rPr>
           </w:pPr>
           <w:r>
@@ -4457,6 +4441,7 @@
               <w:rFonts w:ascii="Times" w:eastAsia="Times New Roman" w:hAnsi="Times" w:cs="Times"/>
               <w:color w:val="000000"/>
               <w:sz w:val="20"/>
+              <w:lang w:val="en-US"/>
             </w:rPr>
             <w:t>[1]</w:t>
           </w:r>
@@ -4465,135 +4450,10 @@
               <w:rFonts w:ascii="Times" w:eastAsia="Times New Roman" w:hAnsi="Times" w:cs="Times"/>
               <w:color w:val="000000"/>
               <w:sz w:val="20"/>
+              <w:lang w:val="en-US"/>
             </w:rPr>
             <w:tab/>
-            <w:t xml:space="preserve">N. J. van Eck and L. </w:t>
-          </w:r>
-          <w:proofErr w:type="spellStart"/>
-          <w:r>
-            <w:rPr>
-              <w:rFonts w:ascii="Times" w:eastAsia="Times New Roman" w:hAnsi="Times" w:cs="Times"/>
-              <w:color w:val="000000"/>
-              <w:sz w:val="20"/>
-            </w:rPr>
-            <w:t>Waltman</w:t>
-          </w:r>
-          <w:proofErr w:type="spellEnd"/>
-          <w:r>
-            <w:rPr>
-              <w:rFonts w:ascii="Times" w:eastAsia="Times New Roman" w:hAnsi="Times" w:cs="Times"/>
-              <w:color w:val="000000"/>
-              <w:sz w:val="20"/>
-            </w:rPr>
-            <w:t xml:space="preserve">, “Software </w:t>
-          </w:r>
-          <w:proofErr w:type="spellStart"/>
-          <w:r>
-            <w:rPr>
-              <w:rFonts w:ascii="Times" w:eastAsia="Times New Roman" w:hAnsi="Times" w:cs="Times"/>
-              <w:color w:val="000000"/>
-              <w:sz w:val="20"/>
-            </w:rPr>
-            <w:t>survey</w:t>
-          </w:r>
-          <w:proofErr w:type="spellEnd"/>
-          <w:r>
-            <w:rPr>
-              <w:rFonts w:ascii="Times" w:eastAsia="Times New Roman" w:hAnsi="Times" w:cs="Times"/>
-              <w:color w:val="000000"/>
-              <w:sz w:val="20"/>
-            </w:rPr>
-            <w:t xml:space="preserve">: VOSviewer, a </w:t>
-          </w:r>
-          <w:proofErr w:type="spellStart"/>
-          <w:r>
-            <w:rPr>
-              <w:rFonts w:ascii="Times" w:eastAsia="Times New Roman" w:hAnsi="Times" w:cs="Times"/>
-              <w:color w:val="000000"/>
-              <w:sz w:val="20"/>
-            </w:rPr>
-            <w:t>computer</w:t>
-          </w:r>
-          <w:proofErr w:type="spellEnd"/>
-          <w:r>
-            <w:rPr>
-              <w:rFonts w:ascii="Times" w:eastAsia="Times New Roman" w:hAnsi="Times" w:cs="Times"/>
-              <w:color w:val="000000"/>
-              <w:sz w:val="20"/>
-            </w:rPr>
-            <w:t xml:space="preserve"> </w:t>
-          </w:r>
-          <w:proofErr w:type="spellStart"/>
-          <w:r>
-            <w:rPr>
-              <w:rFonts w:ascii="Times" w:eastAsia="Times New Roman" w:hAnsi="Times" w:cs="Times"/>
-              <w:color w:val="000000"/>
-              <w:sz w:val="20"/>
-            </w:rPr>
-            <w:t>program</w:t>
-          </w:r>
-          <w:proofErr w:type="spellEnd"/>
-          <w:r>
-            <w:rPr>
-              <w:rFonts w:ascii="Times" w:eastAsia="Times New Roman" w:hAnsi="Times" w:cs="Times"/>
-              <w:color w:val="000000"/>
-              <w:sz w:val="20"/>
-            </w:rPr>
-            <w:t xml:space="preserve"> </w:t>
-          </w:r>
-          <w:proofErr w:type="spellStart"/>
-          <w:r>
-            <w:rPr>
-              <w:rFonts w:ascii="Times" w:eastAsia="Times New Roman" w:hAnsi="Times" w:cs="Times"/>
-              <w:color w:val="000000"/>
-              <w:sz w:val="20"/>
-            </w:rPr>
-            <w:t>for</w:t>
-          </w:r>
-          <w:proofErr w:type="spellEnd"/>
-          <w:r>
-            <w:rPr>
-              <w:rFonts w:ascii="Times" w:eastAsia="Times New Roman" w:hAnsi="Times" w:cs="Times"/>
-              <w:color w:val="000000"/>
-              <w:sz w:val="20"/>
-            </w:rPr>
-            <w:t xml:space="preserve"> </w:t>
-          </w:r>
-          <w:proofErr w:type="spellStart"/>
-          <w:r>
-            <w:rPr>
-              <w:rFonts w:ascii="Times" w:eastAsia="Times New Roman" w:hAnsi="Times" w:cs="Times"/>
-              <w:color w:val="000000"/>
-              <w:sz w:val="20"/>
-            </w:rPr>
-            <w:t>bibliometric</w:t>
-          </w:r>
-          <w:proofErr w:type="spellEnd"/>
-          <w:r>
-            <w:rPr>
-              <w:rFonts w:ascii="Times" w:eastAsia="Times New Roman" w:hAnsi="Times" w:cs="Times"/>
-              <w:color w:val="000000"/>
-              <w:sz w:val="20"/>
-            </w:rPr>
-            <w:t xml:space="preserve"> </w:t>
-          </w:r>
-          <w:proofErr w:type="spellStart"/>
-          <w:r>
-            <w:rPr>
-              <w:rFonts w:ascii="Times" w:eastAsia="Times New Roman" w:hAnsi="Times" w:cs="Times"/>
-              <w:color w:val="000000"/>
-              <w:sz w:val="20"/>
-            </w:rPr>
-            <w:t>mapping</w:t>
-          </w:r>
-          <w:proofErr w:type="spellEnd"/>
-          <w:r>
-            <w:rPr>
-              <w:rFonts w:ascii="Times" w:eastAsia="Times New Roman" w:hAnsi="Times" w:cs="Times"/>
-              <w:color w:val="000000"/>
-              <w:sz w:val="20"/>
-            </w:rPr>
-            <w:t xml:space="preserve">,” </w:t>
+            <w:t xml:space="preserve">N. J. van Eck and L. Waltman, “Software survey: VOSviewer, a computer program for bibliometric mapping,” </w:t>
           </w:r>
           <w:proofErr w:type="spellStart"/>
           <w:r>
@@ -4603,6 +4463,7 @@
               <w:iCs/>
               <w:color w:val="000000"/>
               <w:sz w:val="20"/>
+              <w:lang w:val="en-US"/>
             </w:rPr>
             <w:t>Scientometrics</w:t>
           </w:r>
@@ -4612,6 +4473,7 @@
               <w:rFonts w:ascii="Times" w:eastAsia="Times New Roman" w:hAnsi="Times" w:cs="Times"/>
               <w:color w:val="000000"/>
               <w:sz w:val="20"/>
+              <w:lang w:val="en-US"/>
             </w:rPr>
             <w:t xml:space="preserve">, vol. 84, no. 2, pp. 523–538, 2010, </w:t>
           </w:r>
@@ -4621,6 +4483,7 @@
               <w:rFonts w:ascii="Times" w:eastAsia="Times New Roman" w:hAnsi="Times" w:cs="Times"/>
               <w:color w:val="000000"/>
               <w:sz w:val="20"/>
+              <w:lang w:val="en-US"/>
             </w:rPr>
             <w:t>doi</w:t>
           </w:r>
@@ -4630,6 +4493,7 @@
               <w:rFonts w:ascii="Times" w:eastAsia="Times New Roman" w:hAnsi="Times" w:cs="Times"/>
               <w:color w:val="000000"/>
               <w:sz w:val="20"/>
+              <w:lang w:val="en-US"/>
             </w:rPr>
             <w:t>: 10.1007/s11192-009-0146-3.</w:t>
           </w:r>
@@ -4651,6 +4515,7 @@
               <w:rFonts w:ascii="Times" w:eastAsia="Times New Roman" w:hAnsi="Times" w:cs="Times"/>
               <w:color w:val="000000"/>
               <w:sz w:val="20"/>
+              <w:lang w:val="en-US"/>
             </w:rPr>
             <w:t>[2]</w:t>
           </w:r>
@@ -4659,11 +4524,11 @@
               <w:rFonts w:ascii="Times" w:eastAsia="Times New Roman" w:hAnsi="Times" w:cs="Times"/>
               <w:color w:val="000000"/>
               <w:sz w:val="20"/>
+              <w:lang w:val="en-US"/>
             </w:rPr>
             <w:tab/>
             <w:t xml:space="preserve">W. G. Cochran, </w:t>
           </w:r>
-          <w:proofErr w:type="spellStart"/>
           <w:r>
             <w:rPr>
               <w:rFonts w:ascii="Times" w:eastAsia="Times New Roman" w:hAnsi="Times" w:cs="Times"/>
@@ -4671,93 +4536,26 @@
               <w:iCs/>
               <w:color w:val="000000"/>
               <w:sz w:val="20"/>
+              <w:lang w:val="en-US"/>
             </w:rPr>
-            <w:t>Sampling</w:t>
+            <w:t>Sampling techniques</w:t>
           </w:r>
-          <w:proofErr w:type="spellEnd"/>
           <w:r>
             <w:rPr>
               <w:rFonts w:ascii="Times" w:eastAsia="Times New Roman" w:hAnsi="Times" w:cs="Times"/>
-              <w:i/>
-              <w:iCs/>
               <w:color w:val="000000"/>
               <w:sz w:val="20"/>
+              <w:lang w:val="en-US"/>
             </w:rPr>
-            <w:t xml:space="preserve"> </w:t>
+            <w:t xml:space="preserve">, 3rd ed. in Wiley series in probability and mathematical statistics. </w:t>
           </w:r>
-          <w:proofErr w:type="spellStart"/>
-          <w:r>
-            <w:rPr>
-              <w:rFonts w:ascii="Times" w:eastAsia="Times New Roman" w:hAnsi="Times" w:cs="Times"/>
-              <w:i/>
-              <w:iCs/>
-              <w:color w:val="000000"/>
-              <w:sz w:val="20"/>
-            </w:rPr>
-            <w:t>techniques</w:t>
-          </w:r>
-          <w:proofErr w:type="spellEnd"/>
           <w:r>
             <w:rPr>
               <w:rFonts w:ascii="Times" w:eastAsia="Times New Roman" w:hAnsi="Times" w:cs="Times"/>
               <w:color w:val="000000"/>
               <w:sz w:val="20"/>
             </w:rPr>
-            <w:t xml:space="preserve">, 3rd ed. in Wiley series in </w:t>
-          </w:r>
-          <w:proofErr w:type="spellStart"/>
-          <w:r>
-            <w:rPr>
-              <w:rFonts w:ascii="Times" w:eastAsia="Times New Roman" w:hAnsi="Times" w:cs="Times"/>
-              <w:color w:val="000000"/>
-              <w:sz w:val="20"/>
-            </w:rPr>
-            <w:t>probability</w:t>
-          </w:r>
-          <w:proofErr w:type="spellEnd"/>
-          <w:r>
-            <w:rPr>
-              <w:rFonts w:ascii="Times" w:eastAsia="Times New Roman" w:hAnsi="Times" w:cs="Times"/>
-              <w:color w:val="000000"/>
-              <w:sz w:val="20"/>
-            </w:rPr>
-            <w:t xml:space="preserve"> and </w:t>
-          </w:r>
-          <w:proofErr w:type="spellStart"/>
-          <w:r>
-            <w:rPr>
-              <w:rFonts w:ascii="Times" w:eastAsia="Times New Roman" w:hAnsi="Times" w:cs="Times"/>
-              <w:color w:val="000000"/>
-              <w:sz w:val="20"/>
-            </w:rPr>
-            <w:t>mathematical</w:t>
-          </w:r>
-          <w:proofErr w:type="spellEnd"/>
-          <w:r>
-            <w:rPr>
-              <w:rFonts w:ascii="Times" w:eastAsia="Times New Roman" w:hAnsi="Times" w:cs="Times"/>
-              <w:color w:val="000000"/>
-              <w:sz w:val="20"/>
-            </w:rPr>
-            <w:t xml:space="preserve"> </w:t>
-          </w:r>
-          <w:proofErr w:type="spellStart"/>
-          <w:r>
-            <w:rPr>
-              <w:rFonts w:ascii="Times" w:eastAsia="Times New Roman" w:hAnsi="Times" w:cs="Times"/>
-              <w:color w:val="000000"/>
-              <w:sz w:val="20"/>
-            </w:rPr>
-            <w:t>statistics</w:t>
-          </w:r>
-          <w:proofErr w:type="spellEnd"/>
-          <w:r>
-            <w:rPr>
-              <w:rFonts w:ascii="Times" w:eastAsia="Times New Roman" w:hAnsi="Times" w:cs="Times"/>
-              <w:color w:val="000000"/>
-              <w:sz w:val="20"/>
-            </w:rPr>
-            <w:t>. New York [</w:t>
+            <w:t>New York [</w:t>
           </w:r>
           <w:proofErr w:type="spellStart"/>
           <w:r>
@@ -6558,6 +6356,7 @@
   </w:compat>
   <w:rsids>
     <w:rsidRoot w:val="0066596B"/>
+    <w:rsid w:val="00641541"/>
     <w:rsid w:val="0066596B"/>
     <w:rsid w:val="007366EE"/>
     <w:rsid w:val="008116A9"/>

--- a/supplementary files/Supplementary_S2.docx
+++ b/supplementary files/Supplementary_S2.docx
@@ -715,31 +715,7 @@
           <w:szCs w:val="20"/>
           <w:lang w:val="en-US" w:eastAsia="de-DE"/>
         </w:rPr>
-        <w:t xml:space="preserve"> Development of a </w:t>
-      </w:r>
-      <w:proofErr w:type="gramStart"/>
-      <w:r>
-        <w:rPr>
-          <w:rFonts w:ascii="Times" w:eastAsia="Times New Roman" w:hAnsi="Times" w:cs="Times"/>
-          <w:b/>
-          <w:bCs/>
-          <w:sz w:val="20"/>
-          <w:szCs w:val="20"/>
-          <w:lang w:val="en-US" w:eastAsia="de-DE"/>
-        </w:rPr>
-        <w:t>mHealth</w:t>
-      </w:r>
-      <w:proofErr w:type="gramEnd"/>
-      <w:r>
-        <w:rPr>
-          <w:rFonts w:ascii="Times" w:eastAsia="Times New Roman" w:hAnsi="Times" w:cs="Times"/>
-          <w:b/>
-          <w:bCs/>
-          <w:sz w:val="20"/>
-          <w:szCs w:val="20"/>
-          <w:lang w:val="en-US" w:eastAsia="de-DE"/>
-        </w:rPr>
-        <w:t xml:space="preserve"> Security Specification Catalog</w:t>
+        <w:t xml:space="preserve"> Development of a mHealth Security Specification Catalog</w:t>
       </w:r>
       <w:bookmarkEnd w:id="0"/>
     </w:p>
@@ -2034,72 +2010,6 @@
     </w:p>
     <w:p>
       <w:pPr>
-        <w:keepNext/>
-        <w:overflowPunct w:val="0"/>
-        <w:autoSpaceDE w:val="0"/>
-        <w:autoSpaceDN w:val="0"/>
-        <w:adjustRightInd w:val="0"/>
-        <w:spacing w:before="180" w:after="120" w:line="240" w:lineRule="atLeast"/>
-        <w:ind w:firstLine="238"/>
-        <w:jc w:val="both"/>
-        <w:textAlignment w:val="baseline"/>
-        <w:outlineLvl w:val="2"/>
-        <w:rPr>
-          <w:rFonts w:ascii="Times" w:eastAsia="Times New Roman" w:hAnsi="Times" w:cs="Times"/>
-          <w:b/>
-          <w:bCs/>
-          <w:sz w:val="20"/>
-          <w:szCs w:val="20"/>
-          <w:lang w:val="en-US" w:eastAsia="de-DE"/>
-        </w:rPr>
-      </w:pPr>
-      <w:r>
-        <w:rPr>
-          <w:rFonts w:ascii="Times" w:eastAsia="Times New Roman" w:hAnsi="Times" w:cs="Times"/>
-          <w:b/>
-          <w:bCs/>
-          <w:sz w:val="20"/>
-          <w:szCs w:val="20"/>
-          <w:lang w:val="en-US" w:eastAsia="de-DE"/>
-        </w:rPr>
-        <w:t>S2</w:t>
-      </w:r>
-      <w:r>
-        <w:rPr>
-          <w:rFonts w:ascii="Times" w:eastAsia="Times New Roman" w:hAnsi="Times" w:cs="Times"/>
-          <w:b/>
-          <w:bCs/>
-          <w:sz w:val="20"/>
-          <w:szCs w:val="20"/>
-          <w:lang w:val="en-US" w:eastAsia="de-DE"/>
-        </w:rPr>
-        <w:t>.</w:t>
-      </w:r>
-      <w:r>
-        <w:rPr>
-          <w:rFonts w:ascii="Times" w:eastAsia="Times New Roman" w:hAnsi="Times" w:cs="Times"/>
-          <w:b/>
-          <w:bCs/>
-          <w:sz w:val="20"/>
-          <w:szCs w:val="20"/>
-          <w:lang w:val="en-US" w:eastAsia="de-DE"/>
-        </w:rPr>
-        <w:t>5</w:t>
-      </w:r>
-      <w:r>
-        <w:rPr>
-          <w:rFonts w:ascii="Times" w:eastAsia="Times New Roman" w:hAnsi="Times" w:cs="Times"/>
-          <w:b/>
-          <w:bCs/>
-          <w:sz w:val="20"/>
-          <w:szCs w:val="20"/>
-          <w:lang w:val="en-US" w:eastAsia="de-DE"/>
-        </w:rPr>
-        <w:t xml:space="preserve"> Final SRS structure and taxonomic mapping</w:t>
-      </w:r>
-    </w:p>
-    <w:p>
-      <w:pPr>
         <w:overflowPunct w:val="0"/>
         <w:autoSpaceDE w:val="0"/>
         <w:autoSpaceDN w:val="0"/>
@@ -2117,105 +2027,6 @@
       </w:pPr>
       <w:bookmarkStart w:id="4" w:name="_Hlk170165696"/>
       <w:bookmarkStart w:id="5" w:name="_Hlk170166342"/>
-      <w:r>
-        <w:rPr>
-          <w:rFonts w:ascii="Times" w:eastAsia="Times New Roman" w:hAnsi="Times" w:cs="Times"/>
-          <w:sz w:val="20"/>
-          <w:szCs w:val="20"/>
-          <w:lang w:val="en-US" w:eastAsia="de-DE"/>
-        </w:rPr>
-        <w:t xml:space="preserve">To illustrate requirement specification and source traceability, Table </w:t>
-      </w:r>
-      <w:r>
-        <w:rPr>
-          <w:rFonts w:ascii="Times" w:eastAsia="Times New Roman" w:hAnsi="Times" w:cs="Times"/>
-          <w:sz w:val="20"/>
-          <w:szCs w:val="20"/>
-          <w:lang w:val="en-US" w:eastAsia="de-DE"/>
-        </w:rPr>
-        <w:t>S2</w:t>
-      </w:r>
-      <w:r>
-        <w:rPr>
-          <w:rFonts w:ascii="Times" w:eastAsia="Times New Roman" w:hAnsi="Times" w:cs="Times"/>
-          <w:sz w:val="20"/>
-          <w:szCs w:val="20"/>
-          <w:lang w:val="en-US" w:eastAsia="de-DE"/>
-        </w:rPr>
-        <w:t>.</w:t>
-      </w:r>
-      <w:r>
-        <w:rPr>
-          <w:rFonts w:ascii="Times" w:eastAsia="Times New Roman" w:hAnsi="Times" w:cs="Times"/>
-          <w:sz w:val="20"/>
-          <w:szCs w:val="20"/>
-          <w:lang w:val="en-US" w:eastAsia="de-DE"/>
-        </w:rPr>
-        <w:t>5</w:t>
-      </w:r>
-      <w:r>
-        <w:rPr>
-          <w:rFonts w:ascii="Times" w:eastAsia="Times New Roman" w:hAnsi="Times" w:cs="Times"/>
-          <w:sz w:val="20"/>
-          <w:szCs w:val="20"/>
-          <w:lang w:val="en-US" w:eastAsia="de-DE"/>
-        </w:rPr>
-        <w:t xml:space="preserve"> presents an extract from Section 2.9.3.</w:t>
-      </w:r>
-      <w:r>
-        <w:rPr>
-          <w:rFonts w:ascii="Times" w:eastAsia="Times New Roman" w:hAnsi="Times" w:cs="Times"/>
-          <w:sz w:val="20"/>
-          <w:szCs w:val="20"/>
-          <w:lang w:val="en-US" w:eastAsia="de-DE"/>
-        </w:rPr>
-        <w:t xml:space="preserve">1 </w:t>
-      </w:r>
-      <w:r>
-        <w:rPr>
-          <w:rFonts w:ascii="Times" w:eastAsia="Times New Roman" w:hAnsi="Times" w:cs="Times"/>
-          <w:sz w:val="20"/>
-          <w:szCs w:val="20"/>
-          <w:lang w:val="en-US" w:eastAsia="de-DE"/>
-        </w:rPr>
-        <w:t>Improper Credential Usage</w:t>
-      </w:r>
-      <w:r>
-        <w:rPr>
-          <w:rFonts w:ascii="Times" w:eastAsia="Times New Roman" w:hAnsi="Times" w:cs="Times"/>
-          <w:sz w:val="20"/>
-          <w:szCs w:val="20"/>
-          <w:lang w:val="en-US" w:eastAsia="de-DE"/>
-        </w:rPr>
-        <w:t xml:space="preserve">, page </w:t>
-      </w:r>
-      <w:r>
-        <w:rPr>
-          <w:rFonts w:ascii="Times" w:eastAsia="Times New Roman" w:hAnsi="Times" w:cs="Times"/>
-          <w:sz w:val="20"/>
-          <w:szCs w:val="20"/>
-          <w:lang w:val="en-US" w:eastAsia="de-DE"/>
-        </w:rPr>
-        <w:t>12</w:t>
-      </w:r>
-      <w:r>
-        <w:rPr>
-          <w:rFonts w:ascii="Times" w:eastAsia="Times New Roman" w:hAnsi="Times" w:cs="Times"/>
-          <w:sz w:val="20"/>
-          <w:szCs w:val="20"/>
-          <w:lang w:val="en-US" w:eastAsia="de-DE"/>
-        </w:rPr>
-        <w:t>, including its main attributes</w:t>
-      </w:r>
-      <w:r>
-        <w:rPr>
-          <w:rFonts w:ascii="Times" w:eastAsia="Times New Roman" w:hAnsi="Times" w:cs="Times"/>
-          <w:sz w:val="20"/>
-          <w:szCs w:val="20"/>
-          <w:lang w:val="en-US" w:eastAsia="de-DE"/>
-        </w:rPr>
-        <w:t>.</w:t>
-      </w:r>
     </w:p>
     <w:p>
       <w:pPr>
@@ -2234,6 +2045,141 @@
           <w:lang w:val="en-US" w:eastAsia="de-DE"/>
         </w:rPr>
       </w:pPr>
+      <w:r>
+        <w:rPr>
+          <w:rFonts w:ascii="Times" w:eastAsia="Times New Roman" w:hAnsi="Times" w:cs="Times"/>
+          <w:sz w:val="20"/>
+          <w:szCs w:val="20"/>
+          <w:lang w:val="en-US" w:eastAsia="de-DE"/>
+        </w:rPr>
+        <w:t xml:space="preserve">To illustrate requirement specification and source traceability, Table </w:t>
+      </w:r>
+      <w:r>
+        <w:rPr>
+          <w:rFonts w:ascii="Times" w:eastAsia="Times New Roman" w:hAnsi="Times" w:cs="Times"/>
+          <w:sz w:val="20"/>
+          <w:szCs w:val="20"/>
+          <w:lang w:val="en-US" w:eastAsia="de-DE"/>
+        </w:rPr>
+        <w:t>S2</w:t>
+      </w:r>
+      <w:r>
+        <w:rPr>
+          <w:rFonts w:ascii="Times" w:eastAsia="Times New Roman" w:hAnsi="Times" w:cs="Times"/>
+          <w:sz w:val="20"/>
+          <w:szCs w:val="20"/>
+          <w:lang w:val="en-US" w:eastAsia="de-DE"/>
+        </w:rPr>
+        <w:t>.</w:t>
+      </w:r>
+      <w:r>
+        <w:rPr>
+          <w:rFonts w:ascii="Times" w:eastAsia="Times New Roman" w:hAnsi="Times" w:cs="Times"/>
+          <w:sz w:val="20"/>
+          <w:szCs w:val="20"/>
+          <w:lang w:val="en-US" w:eastAsia="de-DE"/>
+        </w:rPr>
+        <w:t>4</w:t>
+      </w:r>
+      <w:r>
+        <w:rPr>
+          <w:rFonts w:ascii="Times" w:eastAsia="Times New Roman" w:hAnsi="Times" w:cs="Times"/>
+          <w:sz w:val="20"/>
+          <w:szCs w:val="20"/>
+          <w:lang w:val="en-US" w:eastAsia="de-DE"/>
+        </w:rPr>
+        <w:t xml:space="preserve"> presents an </w:t>
+      </w:r>
+      <w:r>
+        <w:rPr>
+          <w:rFonts w:ascii="Times" w:eastAsia="Times New Roman" w:hAnsi="Times" w:cs="Times"/>
+          <w:sz w:val="20"/>
+          <w:szCs w:val="20"/>
+          <w:lang w:val="en-US" w:eastAsia="de-DE"/>
+        </w:rPr>
+        <w:t xml:space="preserve">example </w:t>
+      </w:r>
+      <w:r>
+        <w:rPr>
+          <w:rFonts w:ascii="Times" w:eastAsia="Times New Roman" w:hAnsi="Times" w:cs="Times"/>
+          <w:sz w:val="20"/>
+          <w:szCs w:val="20"/>
+          <w:lang w:val="en-US" w:eastAsia="de-DE"/>
+        </w:rPr>
+        <w:t>extract from Section 2.9.3.</w:t>
+      </w:r>
+      <w:r>
+        <w:rPr>
+          <w:rFonts w:ascii="Times" w:eastAsia="Times New Roman" w:hAnsi="Times" w:cs="Times"/>
+          <w:sz w:val="20"/>
+          <w:szCs w:val="20"/>
+          <w:lang w:val="en-US" w:eastAsia="de-DE"/>
+        </w:rPr>
+        <w:t xml:space="preserve">1 </w:t>
+      </w:r>
+      <w:r>
+        <w:rPr>
+          <w:rFonts w:ascii="Times" w:eastAsia="Times New Roman" w:hAnsi="Times" w:cs="Times"/>
+          <w:sz w:val="20"/>
+          <w:szCs w:val="20"/>
+          <w:lang w:val="en-US" w:eastAsia="de-DE"/>
+        </w:rPr>
+        <w:t>Improper Credential Usage</w:t>
+      </w:r>
+      <w:r>
+        <w:rPr>
+          <w:rFonts w:ascii="Times" w:eastAsia="Times New Roman" w:hAnsi="Times" w:cs="Times"/>
+          <w:sz w:val="20"/>
+          <w:szCs w:val="20"/>
+          <w:lang w:val="en-US" w:eastAsia="de-DE"/>
+        </w:rPr>
+        <w:t xml:space="preserve">, page </w:t>
+      </w:r>
+      <w:r>
+        <w:rPr>
+          <w:rFonts w:ascii="Times" w:eastAsia="Times New Roman" w:hAnsi="Times" w:cs="Times"/>
+          <w:sz w:val="20"/>
+          <w:szCs w:val="20"/>
+          <w:lang w:val="en-US" w:eastAsia="de-DE"/>
+        </w:rPr>
+        <w:t>12</w:t>
+      </w:r>
+      <w:r>
+        <w:rPr>
+          <w:rFonts w:ascii="Times" w:eastAsia="Times New Roman" w:hAnsi="Times" w:cs="Times"/>
+          <w:sz w:val="20"/>
+          <w:szCs w:val="20"/>
+          <w:lang w:val="en-US" w:eastAsia="de-DE"/>
+        </w:rPr>
+        <w:t>, including its main attributes</w:t>
+      </w:r>
+      <w:r>
+        <w:rPr>
+          <w:rFonts w:ascii="Times" w:eastAsia="Times New Roman" w:hAnsi="Times" w:cs="Times"/>
+          <w:sz w:val="20"/>
+          <w:szCs w:val="20"/>
+          <w:lang w:val="en-US" w:eastAsia="de-DE"/>
+        </w:rPr>
+        <w:t>.</w:t>
+      </w:r>
+    </w:p>
+    <w:p>
+      <w:pPr>
+        <w:overflowPunct w:val="0"/>
+        <w:autoSpaceDE w:val="0"/>
+        <w:autoSpaceDN w:val="0"/>
+        <w:adjustRightInd w:val="0"/>
+        <w:spacing w:after="0" w:line="240" w:lineRule="atLeast"/>
+        <w:ind w:firstLine="238"/>
+        <w:jc w:val="both"/>
+        <w:textAlignment w:val="baseline"/>
+        <w:rPr>
+          <w:rFonts w:ascii="Times" w:eastAsia="Times New Roman" w:hAnsi="Times" w:cs="Times"/>
+          <w:sz w:val="20"/>
+          <w:szCs w:val="20"/>
+          <w:lang w:val="en-US" w:eastAsia="de-DE"/>
+        </w:rPr>
+      </w:pPr>
     </w:p>
     <w:bookmarkEnd w:id="4"/>
     <w:bookmarkEnd w:id="5"/>
@@ -2296,7 +2242,7 @@
           <w:szCs w:val="17"/>
           <w:lang w:val="en-US" w:eastAsia="de-DE"/>
         </w:rPr>
-        <w:t>5</w:t>
+        <w:t>4</w:t>
       </w:r>
       <w:r>
         <w:rPr>
@@ -2467,27 +2413,7 @@
                 <w:szCs w:val="20"/>
                 <w:lang w:val="en-US"/>
               </w:rPr>
-              <w:t>SRG-APP-000516-MAPP-000064</w:t>
-            </w:r>
-            <w:proofErr w:type="gramStart"/>
-            <w:r>
-              <w:rPr>
-                <w:rFonts w:ascii="Times" w:eastAsia="Times New Roman" w:hAnsi="Times" w:cs="Times"/>
-                <w:sz w:val="20"/>
-                <w:szCs w:val="20"/>
-                <w:lang w:val="en-US"/>
-              </w:rPr>
-              <w:t>:  The</w:t>
-            </w:r>
-            <w:proofErr w:type="gramEnd"/>
-            <w:r>
-              <w:rPr>
-                <w:rFonts w:ascii="Times" w:eastAsia="Times New Roman" w:hAnsi="Times" w:cs="Times"/>
-                <w:sz w:val="20"/>
-                <w:szCs w:val="20"/>
-                <w:lang w:val="en-US"/>
-              </w:rPr>
-              <w:t xml:space="preserve"> mobile app code must not contain hardcoded references to resources external to the app [17].</w:t>
+              <w:t>SRG-APP-000516-MAPP-000064:  The mobile app code must not contain hardcoded references to resources external to the app [17].</w:t>
             </w:r>
           </w:p>
           <w:p>
@@ -2993,7 +2919,6 @@
                 <w:szCs w:val="20"/>
                 <w:lang w:val="en-US"/>
               </w:rPr>
-              <w:lastRenderedPageBreak/>
               <w:t>Exclusion PUIDs:</w:t>
             </w:r>
             <w:r>
@@ -3032,6 +2957,7 @@
                 <w:szCs w:val="20"/>
                 <w:lang w:val="en-US"/>
               </w:rPr>
+              <w:lastRenderedPageBreak/>
               <w:t>Importance:</w:t>
             </w:r>
             <w:r>
@@ -3079,19 +3005,8 @@
                 <w:szCs w:val="20"/>
                 <w:lang w:val="en-US"/>
               </w:rPr>
-              <w:t xml:space="preserve"> </w:t>
+              <w:t xml:space="preserve"> To_be_determined</w:t>
             </w:r>
-            <w:proofErr w:type="spellStart"/>
-            <w:r>
-              <w:rPr>
-                <w:rFonts w:ascii="Times" w:eastAsia="Times New Roman" w:hAnsi="Times" w:cs="Times"/>
-                <w:sz w:val="20"/>
-                <w:szCs w:val="20"/>
-                <w:lang w:val="en-US"/>
-              </w:rPr>
-              <w:t>To_be_determined</w:t>
-            </w:r>
-            <w:proofErr w:type="spellEnd"/>
           </w:p>
         </w:tc>
       </w:tr>
@@ -3527,18 +3442,8 @@
                 <w:sz w:val="20"/>
                 <w:szCs w:val="20"/>
               </w:rPr>
-              <w:t>José L Fernández-</w:t>
+              <w:t>José L Fernández-Alemán</w:t>
             </w:r>
-            <w:proofErr w:type="gramStart"/>
-            <w:r>
-              <w:rPr>
-                <w:rFonts w:ascii="Times" w:eastAsia="Times New Roman" w:hAnsi="Times" w:cs="Times"/>
-                <w:sz w:val="20"/>
-                <w:szCs w:val="20"/>
-              </w:rPr>
-              <w:t>Alemán</w:t>
-            </w:r>
-            <w:proofErr w:type="gramEnd"/>
           </w:p>
           <w:p>
             <w:pPr>
@@ -4284,7 +4189,6 @@
             <w:tab/>
             <w:t xml:space="preserve">A. Toval, J. Nicolás Ros, B. Moros Valle, and F. Garcia, “Requirements Reuse for Improving Information Systems Security: A Practitioner’s Approach,” </w:t>
           </w:r>
-          <w:proofErr w:type="spellStart"/>
           <w:r>
             <w:rPr>
               <w:rFonts w:ascii="Times" w:eastAsia="Times New Roman" w:hAnsi="Times" w:cs="Times"/>
@@ -4294,19 +4198,7 @@
               <w:sz w:val="20"/>
               <w:lang w:val="en-US"/>
             </w:rPr>
-            <w:t>Requir</w:t>
-          </w:r>
-          <w:proofErr w:type="spellEnd"/>
-          <w:r>
-            <w:rPr>
-              <w:rFonts w:ascii="Times" w:eastAsia="Times New Roman" w:hAnsi="Times" w:cs="Times"/>
-              <w:i/>
-              <w:iCs/>
-              <w:color w:val="000000"/>
-              <w:sz w:val="20"/>
-              <w:lang w:val="en-US"/>
-            </w:rPr>
-            <w:t>. Eng.</w:t>
+            <w:t>Requir. Eng.</w:t>
           </w:r>
           <w:r>
             <w:rPr>
@@ -4315,27 +4207,7 @@
               <w:sz w:val="20"/>
               <w:lang w:val="en-US"/>
             </w:rPr>
-            <w:t xml:space="preserve">, vol. 6, pp. 205–219, Jan. 2002, </w:t>
-          </w:r>
-          <w:proofErr w:type="spellStart"/>
-          <w:r>
-            <w:rPr>
-              <w:rFonts w:ascii="Times" w:eastAsia="Times New Roman" w:hAnsi="Times" w:cs="Times"/>
-              <w:color w:val="000000"/>
-              <w:sz w:val="20"/>
-              <w:lang w:val="en-US"/>
-            </w:rPr>
-            <w:t>doi</w:t>
-          </w:r>
-          <w:proofErr w:type="spellEnd"/>
-          <w:r>
-            <w:rPr>
-              <w:rFonts w:ascii="Times" w:eastAsia="Times New Roman" w:hAnsi="Times" w:cs="Times"/>
-              <w:color w:val="000000"/>
-              <w:sz w:val="20"/>
-              <w:lang w:val="en-US"/>
-            </w:rPr>
-            <w:t>: 10.1007/PL00010360.</w:t>
+            <w:t>, vol. 6, pp. 205–219, Jan. 2002, doi: 10.1007/PL00010360.</w:t>
           </w:r>
         </w:p>
         <w:p>
@@ -4454,67 +4326,7 @@
               <w:lang w:val="en-US"/>
             </w:rPr>
             <w:tab/>
-            <w:t xml:space="preserve">S. </w:t>
-          </w:r>
-          <w:proofErr w:type="spellStart"/>
-          <w:r>
-            <w:rPr>
-              <w:rFonts w:ascii="Times" w:eastAsia="Times New Roman" w:hAnsi="Times" w:cs="Times"/>
-              <w:color w:val="000000"/>
-              <w:sz w:val="20"/>
-              <w:lang w:val="en-US"/>
-            </w:rPr>
-            <w:t>Ouhbi</w:t>
-          </w:r>
-          <w:proofErr w:type="spellEnd"/>
-          <w:r>
-            <w:rPr>
-              <w:rFonts w:ascii="Times" w:eastAsia="Times New Roman" w:hAnsi="Times" w:cs="Times"/>
-              <w:color w:val="000000"/>
-              <w:sz w:val="20"/>
-              <w:lang w:val="en-US"/>
-            </w:rPr>
-            <w:t xml:space="preserve">, J. L. Fernández-Alemán, J. R. Pozo, M. El </w:t>
-          </w:r>
-          <w:proofErr w:type="spellStart"/>
-          <w:r>
-            <w:rPr>
-              <w:rFonts w:ascii="Times" w:eastAsia="Times New Roman" w:hAnsi="Times" w:cs="Times"/>
-              <w:color w:val="000000"/>
-              <w:sz w:val="20"/>
-              <w:lang w:val="en-US"/>
-            </w:rPr>
-            <w:t>Bajta</w:t>
-          </w:r>
-          <w:proofErr w:type="spellEnd"/>
-          <w:r>
-            <w:rPr>
-              <w:rFonts w:ascii="Times" w:eastAsia="Times New Roman" w:hAnsi="Times" w:cs="Times"/>
-              <w:color w:val="000000"/>
-              <w:sz w:val="20"/>
-              <w:lang w:val="en-US"/>
-            </w:rPr>
-            <w:t xml:space="preserve">, A. Toval, and A. </w:t>
-          </w:r>
-          <w:proofErr w:type="spellStart"/>
-          <w:r>
-            <w:rPr>
-              <w:rFonts w:ascii="Times" w:eastAsia="Times New Roman" w:hAnsi="Times" w:cs="Times"/>
-              <w:color w:val="000000"/>
-              <w:sz w:val="20"/>
-              <w:lang w:val="en-US"/>
-            </w:rPr>
-            <w:t>Idri</w:t>
-          </w:r>
-          <w:proofErr w:type="spellEnd"/>
-          <w:r>
-            <w:rPr>
-              <w:rFonts w:ascii="Times" w:eastAsia="Times New Roman" w:hAnsi="Times" w:cs="Times"/>
-              <w:color w:val="000000"/>
-              <w:sz w:val="20"/>
-              <w:lang w:val="en-US"/>
-            </w:rPr>
-            <w:t xml:space="preserve">, “Compliance of Blood Donation Apps with Mobile OS Usability Guidelines,” </w:t>
+            <w:t xml:space="preserve">S. Ouhbi, J. L. Fernández-Alemán, J. R. Pozo, M. El Bajta, A. Toval, and A. Idri, “Compliance of Blood Donation Apps with Mobile OS Usability Guidelines,” </w:t>
           </w:r>
           <w:r>
             <w:rPr>
@@ -4534,27 +4346,7 @@
               <w:sz w:val="20"/>
               <w:lang w:val="en-US"/>
             </w:rPr>
-            <w:t xml:space="preserve">, vol. 39, no. 6, p. 63, 2015, </w:t>
-          </w:r>
-          <w:proofErr w:type="spellStart"/>
-          <w:r>
-            <w:rPr>
-              <w:rFonts w:ascii="Times" w:eastAsia="Times New Roman" w:hAnsi="Times" w:cs="Times"/>
-              <w:color w:val="000000"/>
-              <w:sz w:val="20"/>
-              <w:lang w:val="en-US"/>
-            </w:rPr>
-            <w:t>doi</w:t>
-          </w:r>
-          <w:proofErr w:type="spellEnd"/>
-          <w:r>
-            <w:rPr>
-              <w:rFonts w:ascii="Times" w:eastAsia="Times New Roman" w:hAnsi="Times" w:cs="Times"/>
-              <w:color w:val="000000"/>
-              <w:sz w:val="20"/>
-              <w:lang w:val="en-US"/>
-            </w:rPr>
-            <w:t>: 10.1007/s10916-015-0243-1.</w:t>
+            <w:t>, vol. 39, no. 6, p. 63, 2015, doi: 10.1007/s10916-015-0243-1.</w:t>
           </w:r>
         </w:p>
         <w:p>
@@ -4587,49 +4379,8 @@
               <w:lang w:val="en-US"/>
             </w:rPr>
             <w:tab/>
-            <w:t xml:space="preserve">S. </w:t>
+            <w:t xml:space="preserve">S. Ouhbi, J. L. Fernández-Alemán, J. M. Carrillo-de-Gea, A. Toval, and A. Idri, “E-health internationalization requirements for audit purposes,” </w:t>
           </w:r>
-          <w:proofErr w:type="spellStart"/>
-          <w:r>
-            <w:rPr>
-              <w:rFonts w:ascii="Times" w:eastAsia="Times New Roman" w:hAnsi="Times" w:cs="Times"/>
-              <w:color w:val="000000"/>
-              <w:sz w:val="20"/>
-              <w:lang w:val="en-US"/>
-            </w:rPr>
-            <w:t>Ouhbi</w:t>
-          </w:r>
-          <w:proofErr w:type="spellEnd"/>
-          <w:r>
-            <w:rPr>
-              <w:rFonts w:ascii="Times" w:eastAsia="Times New Roman" w:hAnsi="Times" w:cs="Times"/>
-              <w:color w:val="000000"/>
-              <w:sz w:val="20"/>
-              <w:lang w:val="en-US"/>
-            </w:rPr>
-            <w:t xml:space="preserve">, J. L. Fernández-Alemán, J. M. Carrillo-de-Gea, A. Toval, and A. </w:t>
-          </w:r>
-          <w:proofErr w:type="spellStart"/>
-          <w:r>
-            <w:rPr>
-              <w:rFonts w:ascii="Times" w:eastAsia="Times New Roman" w:hAnsi="Times" w:cs="Times"/>
-              <w:color w:val="000000"/>
-              <w:sz w:val="20"/>
-              <w:lang w:val="en-US"/>
-            </w:rPr>
-            <w:t>Idri</w:t>
-          </w:r>
-          <w:proofErr w:type="spellEnd"/>
-          <w:r>
-            <w:rPr>
-              <w:rFonts w:ascii="Times" w:eastAsia="Times New Roman" w:hAnsi="Times" w:cs="Times"/>
-              <w:color w:val="000000"/>
-              <w:sz w:val="20"/>
-              <w:lang w:val="en-US"/>
-            </w:rPr>
-            <w:t xml:space="preserve">, “E-health internationalization requirements for audit purposes,” </w:t>
-          </w:r>
-          <w:proofErr w:type="spellStart"/>
           <w:r>
             <w:rPr>
               <w:rFonts w:ascii="Times" w:eastAsia="Times New Roman" w:hAnsi="Times" w:cs="Times"/>
@@ -4639,19 +4390,7 @@
               <w:sz w:val="20"/>
               <w:lang w:val="en-US"/>
             </w:rPr>
-            <w:t>Comput</w:t>
-          </w:r>
-          <w:proofErr w:type="spellEnd"/>
-          <w:r>
-            <w:rPr>
-              <w:rFonts w:ascii="Times" w:eastAsia="Times New Roman" w:hAnsi="Times" w:cs="Times"/>
-              <w:i/>
-              <w:iCs/>
-              <w:color w:val="000000"/>
-              <w:sz w:val="20"/>
-              <w:lang w:val="en-US"/>
-            </w:rPr>
-            <w:t>. Methods Programs Biomed.</w:t>
+            <w:t>Comput. Methods Programs Biomed.</w:t>
           </w:r>
           <w:r>
             <w:rPr>
@@ -4660,27 +4399,7 @@
               <w:sz w:val="20"/>
               <w:lang w:val="en-US"/>
             </w:rPr>
-            <w:t xml:space="preserve">, vol. 144, pp. 49–60, 2017, </w:t>
-          </w:r>
-          <w:proofErr w:type="spellStart"/>
-          <w:r>
-            <w:rPr>
-              <w:rFonts w:ascii="Times" w:eastAsia="Times New Roman" w:hAnsi="Times" w:cs="Times"/>
-              <w:color w:val="000000"/>
-              <w:sz w:val="20"/>
-              <w:lang w:val="en-US"/>
-            </w:rPr>
-            <w:t>doi</w:t>
-          </w:r>
-          <w:proofErr w:type="spellEnd"/>
-          <w:r>
-            <w:rPr>
-              <w:rFonts w:ascii="Times" w:eastAsia="Times New Roman" w:hAnsi="Times" w:cs="Times"/>
-              <w:color w:val="000000"/>
-              <w:sz w:val="20"/>
-              <w:lang w:val="en-US"/>
-            </w:rPr>
-            <w:t>: https://doi.org/10.1016/j.cmpb.2017.03.014.</w:t>
+            <w:t>, vol. 144, pp. 49–60, 2017, doi: https://doi.org/10.1016/j.cmpb.2017.03.014.</w:t>
           </w:r>
         </w:p>
         <w:p>
@@ -4753,27 +4472,7 @@
               <w:sz w:val="20"/>
               <w:lang w:val="en-US"/>
             </w:rPr>
-            <w:t xml:space="preserve">, vol. 282, p. 124262, 2021, </w:t>
-          </w:r>
-          <w:proofErr w:type="spellStart"/>
-          <w:r>
-            <w:rPr>
-              <w:rFonts w:ascii="Times" w:eastAsia="Times New Roman" w:hAnsi="Times" w:cs="Times"/>
-              <w:color w:val="000000"/>
-              <w:sz w:val="20"/>
-              <w:lang w:val="en-US"/>
-            </w:rPr>
-            <w:t>doi</w:t>
-          </w:r>
-          <w:proofErr w:type="spellEnd"/>
-          <w:r>
-            <w:rPr>
-              <w:rFonts w:ascii="Times" w:eastAsia="Times New Roman" w:hAnsi="Times" w:cs="Times"/>
-              <w:color w:val="000000"/>
-              <w:sz w:val="20"/>
-              <w:lang w:val="en-US"/>
-            </w:rPr>
-            <w:t>: https://doi.org/10.1016/j.jclepro.2020.124262.</w:t>
+            <w:t>, vol. 282, p. 124262, 2021, doi: https://doi.org/10.1016/j.jclepro.2020.124262.</w:t>
           </w:r>
         </w:p>
         <w:p>
@@ -4826,27 +4525,7 @@
               <w:sz w:val="20"/>
               <w:lang w:val="en-US"/>
             </w:rPr>
-            <w:t xml:space="preserve">, vol. 194, p. 105699, 2025, </w:t>
-          </w:r>
-          <w:proofErr w:type="spellStart"/>
-          <w:r>
-            <w:rPr>
-              <w:rFonts w:ascii="Times" w:eastAsia="Times New Roman" w:hAnsi="Times" w:cs="Times"/>
-              <w:color w:val="000000"/>
-              <w:sz w:val="20"/>
-              <w:lang w:val="en-US"/>
-            </w:rPr>
-            <w:t>doi</w:t>
-          </w:r>
-          <w:proofErr w:type="spellEnd"/>
-          <w:r>
-            <w:rPr>
-              <w:rFonts w:ascii="Times" w:eastAsia="Times New Roman" w:hAnsi="Times" w:cs="Times"/>
-              <w:color w:val="000000"/>
-              <w:sz w:val="20"/>
-              <w:lang w:val="en-US"/>
-            </w:rPr>
-            <w:t>: https://doi.org/10.1016/j.ijmedinf.2024.105699.</w:t>
+            <w:t>, vol. 194, p. 105699, 2025, doi: https://doi.org/10.1016/j.ijmedinf.2024.105699.</w:t>
           </w:r>
         </w:p>
         <w:p>
@@ -4899,27 +4578,7 @@
               <w:sz w:val="20"/>
               <w:lang w:val="en-US"/>
             </w:rPr>
-            <w:t xml:space="preserve">, vol. 29, May 2017, </w:t>
-          </w:r>
-          <w:proofErr w:type="spellStart"/>
-          <w:r>
-            <w:rPr>
-              <w:rFonts w:ascii="Times" w:eastAsia="Times New Roman" w:hAnsi="Times" w:cs="Times"/>
-              <w:color w:val="000000"/>
-              <w:sz w:val="20"/>
-              <w:lang w:val="en-US"/>
-            </w:rPr>
-            <w:t>doi</w:t>
-          </w:r>
-          <w:proofErr w:type="spellEnd"/>
-          <w:r>
-            <w:rPr>
-              <w:rFonts w:ascii="Times" w:eastAsia="Times New Roman" w:hAnsi="Times" w:cs="Times"/>
-              <w:color w:val="000000"/>
-              <w:sz w:val="20"/>
-              <w:lang w:val="en-US"/>
-            </w:rPr>
-            <w:t>: 10.1002/smr.1873.</w:t>
+            <w:t>, vol. 29, May 2017, doi: 10.1002/smr.1873.</w:t>
           </w:r>
         </w:p>
         <w:p>
@@ -4954,7 +4613,6 @@
             <w:tab/>
             <w:t xml:space="preserve">J. Nicolás, J. Lasheras, A. Toval, F. J. Ortiz, and B. Álvarez, “An integrated domain analysis approach for teleoperated systems,” </w:t>
           </w:r>
-          <w:proofErr w:type="spellStart"/>
           <w:r>
             <w:rPr>
               <w:rFonts w:ascii="Times" w:eastAsia="Times New Roman" w:hAnsi="Times" w:cs="Times"/>
@@ -4964,19 +4622,7 @@
               <w:sz w:val="20"/>
               <w:lang w:val="en-US"/>
             </w:rPr>
-            <w:t>Requir</w:t>
-          </w:r>
-          <w:proofErr w:type="spellEnd"/>
-          <w:r>
-            <w:rPr>
-              <w:rFonts w:ascii="Times" w:eastAsia="Times New Roman" w:hAnsi="Times" w:cs="Times"/>
-              <w:i/>
-              <w:iCs/>
-              <w:color w:val="000000"/>
-              <w:sz w:val="20"/>
-              <w:lang w:val="en-US"/>
-            </w:rPr>
-            <w:t>. Eng.</w:t>
+            <w:t>Requir. Eng.</w:t>
           </w:r>
           <w:r>
             <w:rPr>
@@ -4985,27 +4631,7 @@
               <w:sz w:val="20"/>
               <w:lang w:val="en-US"/>
             </w:rPr>
-            <w:t xml:space="preserve">, vol. 14, no. 1, pp. 27–46, 2009, </w:t>
-          </w:r>
-          <w:proofErr w:type="spellStart"/>
-          <w:r>
-            <w:rPr>
-              <w:rFonts w:ascii="Times" w:eastAsia="Times New Roman" w:hAnsi="Times" w:cs="Times"/>
-              <w:color w:val="000000"/>
-              <w:sz w:val="20"/>
-              <w:lang w:val="en-US"/>
-            </w:rPr>
-            <w:t>doi</w:t>
-          </w:r>
-          <w:proofErr w:type="spellEnd"/>
-          <w:r>
-            <w:rPr>
-              <w:rFonts w:ascii="Times" w:eastAsia="Times New Roman" w:hAnsi="Times" w:cs="Times"/>
-              <w:color w:val="000000"/>
-              <w:sz w:val="20"/>
-              <w:lang w:val="en-US"/>
-            </w:rPr>
-            <w:t>: 10.1007/s00766-008-0072-6.</w:t>
+            <w:t>, vol. 14, no. 1, pp. 27–46, 2009, doi: 10.1007/s00766-008-0072-6.</w:t>
           </w:r>
         </w:p>
         <w:p>
@@ -5089,43 +4715,7 @@
               <w:sz w:val="20"/>
             </w:rPr>
             <w:tab/>
-            <w:t xml:space="preserve">C. Pardo, F. Pino, F. </w:t>
-          </w:r>
-          <w:proofErr w:type="spellStart"/>
-          <w:r>
-            <w:rPr>
-              <w:rFonts w:ascii="Times" w:eastAsia="Times New Roman" w:hAnsi="Times" w:cs="Times"/>
-              <w:color w:val="000000"/>
-              <w:sz w:val="20"/>
-            </w:rPr>
-            <w:t>Garcia</w:t>
-          </w:r>
-          <w:proofErr w:type="spellEnd"/>
-          <w:r>
-            <w:rPr>
-              <w:rFonts w:ascii="Times" w:eastAsia="Times New Roman" w:hAnsi="Times" w:cs="Times"/>
-              <w:color w:val="000000"/>
-              <w:sz w:val="20"/>
-            </w:rPr>
-            <w:t xml:space="preserve">, M. </w:t>
-          </w:r>
-          <w:proofErr w:type="spellStart"/>
-          <w:r>
-            <w:rPr>
-              <w:rFonts w:ascii="Times" w:eastAsia="Times New Roman" w:hAnsi="Times" w:cs="Times"/>
-              <w:color w:val="000000"/>
-              <w:sz w:val="20"/>
-            </w:rPr>
-            <w:t>Piattini</w:t>
-          </w:r>
-          <w:proofErr w:type="spellEnd"/>
-          <w:r>
-            <w:rPr>
-              <w:rFonts w:ascii="Times" w:eastAsia="Times New Roman" w:hAnsi="Times" w:cs="Times"/>
-              <w:color w:val="000000"/>
-              <w:sz w:val="20"/>
-            </w:rPr>
-            <w:t xml:space="preserve">, and J. Rosado, </w:t>
+            <w:t xml:space="preserve">C. Pardo, F. Pino, F. Garcia, M. Piattini, and J. Rosado, </w:t>
           </w:r>
           <w:r>
             <w:rPr>
@@ -5185,27 +4775,7 @@
               <w:lang w:val="en-US"/>
             </w:rPr>
             <w:tab/>
-            <w:t xml:space="preserve">C. Pardo, F. Pino, F. Garcia, and M. </w:t>
-          </w:r>
-          <w:proofErr w:type="spellStart"/>
-          <w:r>
-            <w:rPr>
-              <w:rFonts w:ascii="Times" w:eastAsia="Times New Roman" w:hAnsi="Times" w:cs="Times"/>
-              <w:color w:val="000000"/>
-              <w:sz w:val="20"/>
-              <w:lang w:val="en-US"/>
-            </w:rPr>
-            <w:t>Piattini</w:t>
-          </w:r>
-          <w:proofErr w:type="spellEnd"/>
-          <w:r>
-            <w:rPr>
-              <w:rFonts w:ascii="Times" w:eastAsia="Times New Roman" w:hAnsi="Times" w:cs="Times"/>
-              <w:color w:val="000000"/>
-              <w:sz w:val="20"/>
-              <w:lang w:val="en-US"/>
-            </w:rPr>
-            <w:t xml:space="preserve">, </w:t>
+            <w:t xml:space="preserve">C. Pardo, F. Pino, F. Garcia, and M. Piattini, </w:t>
           </w:r>
           <w:r>
             <w:rPr>
@@ -5259,27 +4829,7 @@
               <w:lang w:val="en-US"/>
             </w:rPr>
             <w:tab/>
-            <w:t xml:space="preserve">F. J. Pino, M. T. Baldassarre, M. </w:t>
-          </w:r>
-          <w:proofErr w:type="spellStart"/>
-          <w:r>
-            <w:rPr>
-              <w:rFonts w:ascii="Times" w:eastAsia="Times New Roman" w:hAnsi="Times" w:cs="Times"/>
-              <w:color w:val="000000"/>
-              <w:sz w:val="20"/>
-              <w:lang w:val="en-US"/>
-            </w:rPr>
-            <w:t>Piattini</w:t>
-          </w:r>
-          <w:proofErr w:type="spellEnd"/>
-          <w:r>
-            <w:rPr>
-              <w:rFonts w:ascii="Times" w:eastAsia="Times New Roman" w:hAnsi="Times" w:cs="Times"/>
-              <w:color w:val="000000"/>
-              <w:sz w:val="20"/>
-              <w:lang w:val="en-US"/>
-            </w:rPr>
-            <w:t xml:space="preserve">, and G. Visaggio, “Harmonizing maturity levels from CMMI-DEV and ISO/IEC 15504,” </w:t>
+            <w:t xml:space="preserve">F. J. Pino, M. T. Baldassarre, M. Piattini, and G. Visaggio, “Harmonizing maturity levels from CMMI-DEV and ISO/IEC 15504,” </w:t>
           </w:r>
           <w:r>
             <w:rPr>
@@ -5299,27 +4849,7 @@
               <w:sz w:val="20"/>
               <w:lang w:val="en-US"/>
             </w:rPr>
-            <w:t xml:space="preserve">, vol. 22, no. 4, pp. 279–296, Jun. 2010, </w:t>
-          </w:r>
-          <w:proofErr w:type="spellStart"/>
-          <w:r>
-            <w:rPr>
-              <w:rFonts w:ascii="Times" w:eastAsia="Times New Roman" w:hAnsi="Times" w:cs="Times"/>
-              <w:color w:val="000000"/>
-              <w:sz w:val="20"/>
-              <w:lang w:val="en-US"/>
-            </w:rPr>
-            <w:t>doi</w:t>
-          </w:r>
-          <w:proofErr w:type="spellEnd"/>
-          <w:r>
-            <w:rPr>
-              <w:rFonts w:ascii="Times" w:eastAsia="Times New Roman" w:hAnsi="Times" w:cs="Times"/>
-              <w:color w:val="000000"/>
-              <w:sz w:val="20"/>
-              <w:lang w:val="en-US"/>
-            </w:rPr>
-            <w:t>: https://doi.org/10.1002/spip.437.</w:t>
+            <w:t>, vol. 22, no. 4, pp. 279–296, Jun. 2010, doi: https://doi.org/10.1002/spip.437.</w:t>
           </w:r>
         </w:p>
         <w:p>
@@ -9112,7 +8642,6 @@
     <w:rsid w:val="002057EA"/>
     <w:rsid w:val="00217D17"/>
     <w:rsid w:val="002521E5"/>
-    <w:rsid w:val="002825A8"/>
     <w:rsid w:val="003073DE"/>
     <w:rsid w:val="00364B03"/>
     <w:rsid w:val="003E2785"/>
@@ -9122,6 +8651,7 @@
     <w:rsid w:val="006C15DF"/>
     <w:rsid w:val="007366EE"/>
     <w:rsid w:val="00791B7E"/>
+    <w:rsid w:val="00AD5597"/>
     <w:rsid w:val="00B14E08"/>
     <w:rsid w:val="00BD66C9"/>
     <w:rsid w:val="00CC0053"/>

--- a/supplementary files/Supplementary_S2.docx
+++ b/supplementary files/Supplementary_S2.docx
@@ -715,7 +715,31 @@
           <w:szCs w:val="20"/>
           <w:lang w:val="en-US" w:eastAsia="de-DE"/>
         </w:rPr>
-        <w:t xml:space="preserve"> Development of a mHealth Security Specification Catalog</w:t>
+        <w:t xml:space="preserve"> Development of a </w:t>
+      </w:r>
+      <w:proofErr w:type="gramStart"/>
+      <w:r>
+        <w:rPr>
+          <w:rFonts w:ascii="Times" w:eastAsia="Times New Roman" w:hAnsi="Times" w:cs="Times"/>
+          <w:b/>
+          <w:bCs/>
+          <w:sz w:val="20"/>
+          <w:szCs w:val="20"/>
+          <w:lang w:val="en-US" w:eastAsia="de-DE"/>
+        </w:rPr>
+        <w:t>mHealth</w:t>
+      </w:r>
+      <w:proofErr w:type="gramEnd"/>
+      <w:r>
+        <w:rPr>
+          <w:rFonts w:ascii="Times" w:eastAsia="Times New Roman" w:hAnsi="Times" w:cs="Times"/>
+          <w:b/>
+          <w:bCs/>
+          <w:sz w:val="20"/>
+          <w:szCs w:val="20"/>
+          <w:lang w:val="en-US" w:eastAsia="de-DE"/>
+        </w:rPr>
+        <w:t xml:space="preserve"> Security Specification Catalog</w:t>
       </w:r>
       <w:bookmarkEnd w:id="0"/>
     </w:p>
@@ -2413,7 +2437,27 @@
                 <w:szCs w:val="20"/>
                 <w:lang w:val="en-US"/>
               </w:rPr>
-              <w:t>SRG-APP-000516-MAPP-000064:  The mobile app code must not contain hardcoded references to resources external to the app [17].</w:t>
+              <w:t>SRG-APP-000516-MAPP-000064</w:t>
+            </w:r>
+            <w:proofErr w:type="gramStart"/>
+            <w:r>
+              <w:rPr>
+                <w:rFonts w:ascii="Times" w:eastAsia="Times New Roman" w:hAnsi="Times" w:cs="Times"/>
+                <w:sz w:val="20"/>
+                <w:szCs w:val="20"/>
+                <w:lang w:val="en-US"/>
+              </w:rPr>
+              <w:t>:  The</w:t>
+            </w:r>
+            <w:proofErr w:type="gramEnd"/>
+            <w:r>
+              <w:rPr>
+                <w:rFonts w:ascii="Times" w:eastAsia="Times New Roman" w:hAnsi="Times" w:cs="Times"/>
+                <w:sz w:val="20"/>
+                <w:szCs w:val="20"/>
+                <w:lang w:val="en-US"/>
+              </w:rPr>
+              <w:t xml:space="preserve"> mobile app code must not contain hardcoded references to resources external to the app [17].</w:t>
             </w:r>
           </w:p>
           <w:p>
@@ -3005,8 +3049,19 @@
                 <w:szCs w:val="20"/>
                 <w:lang w:val="en-US"/>
               </w:rPr>
-              <w:t xml:space="preserve"> To_be_determined</w:t>
+              <w:t xml:space="preserve"> </w:t>
             </w:r>
+            <w:proofErr w:type="spellStart"/>
+            <w:r>
+              <w:rPr>
+                <w:rFonts w:ascii="Times" w:eastAsia="Times New Roman" w:hAnsi="Times" w:cs="Times"/>
+                <w:sz w:val="20"/>
+                <w:szCs w:val="20"/>
+                <w:lang w:val="en-US"/>
+              </w:rPr>
+              <w:t>To_be_determined</w:t>
+            </w:r>
+            <w:proofErr w:type="spellEnd"/>
           </w:p>
         </w:tc>
       </w:tr>
@@ -3442,8 +3497,18 @@
                 <w:sz w:val="20"/>
                 <w:szCs w:val="20"/>
               </w:rPr>
-              <w:t>José L Fernández-Alemán</w:t>
+              <w:t>José L Fernández-</w:t>
             </w:r>
+            <w:proofErr w:type="gramStart"/>
+            <w:r>
+              <w:rPr>
+                <w:rFonts w:ascii="Times" w:eastAsia="Times New Roman" w:hAnsi="Times" w:cs="Times"/>
+                <w:sz w:val="20"/>
+                <w:szCs w:val="20"/>
+              </w:rPr>
+              <w:t>Alemán</w:t>
+            </w:r>
+            <w:proofErr w:type="gramEnd"/>
           </w:p>
           <w:p>
             <w:pPr>
@@ -3584,7 +3649,7 @@
           <w:szCs w:val="20"/>
           <w:lang w:val="en-US" w:eastAsia="de-DE"/>
         </w:rPr>
-        <w:t>6</w:t>
+        <w:t>5</w:t>
       </w:r>
       <w:r>
         <w:rPr>
@@ -4095,7 +4160,7 @@
             <w:autoSpaceDE w:val="0"/>
             <w:autoSpaceDN w:val="0"/>
             <w:ind w:hanging="640"/>
-            <w:divId w:val="421294295"/>
+            <w:divId w:val="690108300"/>
             <w:rPr>
               <w:rFonts w:ascii="Times" w:eastAsia="Times New Roman" w:hAnsi="Times" w:cs="Times"/>
               <w:color w:val="000000"/>
@@ -4129,7 +4194,7 @@
             <w:autoSpaceDE w:val="0"/>
             <w:autoSpaceDN w:val="0"/>
             <w:ind w:hanging="640"/>
-            <w:divId w:val="2038655604"/>
+            <w:divId w:val="1156798494"/>
             <w:rPr>
               <w:rFonts w:ascii="Times" w:eastAsia="Times New Roman" w:hAnsi="Times" w:cs="Times"/>
               <w:color w:val="000000"/>
@@ -4162,7 +4227,7 @@
             <w:autoSpaceDE w:val="0"/>
             <w:autoSpaceDN w:val="0"/>
             <w:ind w:hanging="640"/>
-            <w:divId w:val="1076438574"/>
+            <w:divId w:val="1159686622"/>
             <w:rPr>
               <w:rFonts w:ascii="Times" w:eastAsia="Times New Roman" w:hAnsi="Times" w:cs="Times"/>
               <w:color w:val="000000"/>
@@ -4189,6 +4254,7 @@
             <w:tab/>
             <w:t xml:space="preserve">A. Toval, J. Nicolás Ros, B. Moros Valle, and F. Garcia, “Requirements Reuse for Improving Information Systems Security: A Practitioner’s Approach,” </w:t>
           </w:r>
+          <w:proofErr w:type="spellStart"/>
           <w:r>
             <w:rPr>
               <w:rFonts w:ascii="Times" w:eastAsia="Times New Roman" w:hAnsi="Times" w:cs="Times"/>
@@ -4198,16 +4264,48 @@
               <w:sz w:val="20"/>
               <w:lang w:val="en-US"/>
             </w:rPr>
-            <w:t>Requir. Eng.</w:t>
-          </w:r>
-          <w:r>
-            <w:rPr>
-              <w:rFonts w:ascii="Times" w:eastAsia="Times New Roman" w:hAnsi="Times" w:cs="Times"/>
+            <w:t>Requir</w:t>
+          </w:r>
+          <w:proofErr w:type="spellEnd"/>
+          <w:r>
+            <w:rPr>
+              <w:rFonts w:ascii="Times" w:eastAsia="Times New Roman" w:hAnsi="Times" w:cs="Times"/>
+              <w:i/>
+              <w:iCs/>
               <w:color w:val="000000"/>
               <w:sz w:val="20"/>
               <w:lang w:val="en-US"/>
             </w:rPr>
-            <w:t>, vol. 6, pp. 205–219, Jan. 2002, doi: 10.1007/PL00010360.</w:t>
+            <w:t>. Eng.</w:t>
+          </w:r>
+          <w:r>
+            <w:rPr>
+              <w:rFonts w:ascii="Times" w:eastAsia="Times New Roman" w:hAnsi="Times" w:cs="Times"/>
+              <w:color w:val="000000"/>
+              <w:sz w:val="20"/>
+              <w:lang w:val="en-US"/>
+            </w:rPr>
+            <w:t xml:space="preserve">, vol. 6, pp. 205–219, Jan. 2002, </w:t>
+          </w:r>
+          <w:proofErr w:type="spellStart"/>
+          <w:r>
+            <w:rPr>
+              <w:rFonts w:ascii="Times" w:eastAsia="Times New Roman" w:hAnsi="Times" w:cs="Times"/>
+              <w:color w:val="000000"/>
+              <w:sz w:val="20"/>
+              <w:lang w:val="en-US"/>
+            </w:rPr>
+            <w:t>doi</w:t>
+          </w:r>
+          <w:proofErr w:type="spellEnd"/>
+          <w:r>
+            <w:rPr>
+              <w:rFonts w:ascii="Times" w:eastAsia="Times New Roman" w:hAnsi="Times" w:cs="Times"/>
+              <w:color w:val="000000"/>
+              <w:sz w:val="20"/>
+              <w:lang w:val="en-US"/>
+            </w:rPr>
+            <w:t>: 10.1007/PL00010360.</w:t>
           </w:r>
         </w:p>
         <w:p>
@@ -4215,7 +4313,7 @@
             <w:autoSpaceDE w:val="0"/>
             <w:autoSpaceDN w:val="0"/>
             <w:ind w:hanging="640"/>
-            <w:divId w:val="168448945"/>
+            <w:divId w:val="2121414381"/>
             <w:rPr>
               <w:rFonts w:ascii="Times" w:eastAsia="Times New Roman" w:hAnsi="Times" w:cs="Times"/>
               <w:color w:val="000000"/>
@@ -4268,7 +4366,7 @@
             <w:autoSpaceDE w:val="0"/>
             <w:autoSpaceDN w:val="0"/>
             <w:ind w:hanging="640"/>
-            <w:divId w:val="33772093"/>
+            <w:divId w:val="1698191770"/>
             <w:rPr>
               <w:rFonts w:ascii="Times" w:eastAsia="Times New Roman" w:hAnsi="Times" w:cs="Times"/>
               <w:color w:val="000000"/>
@@ -4301,14 +4399,22 @@
             <w:autoSpaceDE w:val="0"/>
             <w:autoSpaceDN w:val="0"/>
             <w:ind w:hanging="640"/>
-            <w:divId w:val="1643852080"/>
+            <w:divId w:val="371806274"/>
+            <w:rPr>
+              <w:rFonts w:ascii="Times" w:eastAsia="Times New Roman" w:hAnsi="Times" w:cs="Times"/>
+              <w:color w:val="000000"/>
+              <w:sz w:val="20"/>
+            </w:rPr>
+          </w:pPr>
+          <w:r>
             <w:rPr>
               <w:rFonts w:ascii="Times" w:eastAsia="Times New Roman" w:hAnsi="Times" w:cs="Times"/>
               <w:color w:val="000000"/>
               <w:sz w:val="20"/>
               <w:lang w:val="en-US"/>
             </w:rPr>
-          </w:pPr>
+            <w:t>[6]</w:t>
+          </w:r>
           <w:r>
             <w:rPr>
               <w:rFonts w:ascii="Times" w:eastAsia="Times New Roman" w:hAnsi="Times" w:cs="Times"/>
@@ -4316,8 +4422,10 @@
               <w:sz w:val="20"/>
               <w:lang w:val="en-US"/>
             </w:rPr>
-            <w:t>[6]</w:t>
-          </w:r>
+            <w:tab/>
+            <w:t xml:space="preserve">S. </w:t>
+          </w:r>
+          <w:proofErr w:type="spellStart"/>
           <w:r>
             <w:rPr>
               <w:rFonts w:ascii="Times" w:eastAsia="Times New Roman" w:hAnsi="Times" w:cs="Times"/>
@@ -4325,8 +4433,57 @@
               <w:sz w:val="20"/>
               <w:lang w:val="en-US"/>
             </w:rPr>
-            <w:tab/>
-            <w:t xml:space="preserve">S. Ouhbi, J. L. Fernández-Alemán, J. R. Pozo, M. El Bajta, A. Toval, and A. Idri, “Compliance of Blood Donation Apps with Mobile OS Usability Guidelines,” </w:t>
+            <w:t>Ouhbi</w:t>
+          </w:r>
+          <w:proofErr w:type="spellEnd"/>
+          <w:r>
+            <w:rPr>
+              <w:rFonts w:ascii="Times" w:eastAsia="Times New Roman" w:hAnsi="Times" w:cs="Times"/>
+              <w:color w:val="000000"/>
+              <w:sz w:val="20"/>
+              <w:lang w:val="en-US"/>
+            </w:rPr>
+            <w:t xml:space="preserve">, J. L. Fernández-Alemán, J. R. Pozo, M. El </w:t>
+          </w:r>
+          <w:proofErr w:type="spellStart"/>
+          <w:r>
+            <w:rPr>
+              <w:rFonts w:ascii="Times" w:eastAsia="Times New Roman" w:hAnsi="Times" w:cs="Times"/>
+              <w:color w:val="000000"/>
+              <w:sz w:val="20"/>
+              <w:lang w:val="en-US"/>
+            </w:rPr>
+            <w:t>Bajta</w:t>
+          </w:r>
+          <w:proofErr w:type="spellEnd"/>
+          <w:r>
+            <w:rPr>
+              <w:rFonts w:ascii="Times" w:eastAsia="Times New Roman" w:hAnsi="Times" w:cs="Times"/>
+              <w:color w:val="000000"/>
+              <w:sz w:val="20"/>
+              <w:lang w:val="en-US"/>
+            </w:rPr>
+            <w:t xml:space="preserve">, A. Toval, and A. </w:t>
+          </w:r>
+          <w:proofErr w:type="spellStart"/>
+          <w:r>
+            <w:rPr>
+              <w:rFonts w:ascii="Times" w:eastAsia="Times New Roman" w:hAnsi="Times" w:cs="Times"/>
+              <w:color w:val="000000"/>
+              <w:sz w:val="20"/>
+              <w:lang w:val="en-US"/>
+            </w:rPr>
+            <w:t>Idri</w:t>
+          </w:r>
+          <w:proofErr w:type="spellEnd"/>
+          <w:r>
+            <w:rPr>
+              <w:rFonts w:ascii="Times" w:eastAsia="Times New Roman" w:hAnsi="Times" w:cs="Times"/>
+              <w:color w:val="000000"/>
+              <w:sz w:val="20"/>
+              <w:lang w:val="en-US"/>
+            </w:rPr>
+            <w:t xml:space="preserve">, “Compliance of Blood Donation Apps with Mobile OS Usability Guidelines,” </w:t>
           </w:r>
           <w:r>
             <w:rPr>
@@ -4337,16 +4494,55 @@
               <w:sz w:val="20"/>
               <w:lang w:val="en-US"/>
             </w:rPr>
-            <w:t>J. Med. Syst.</w:t>
-          </w:r>
-          <w:r>
-            <w:rPr>
-              <w:rFonts w:ascii="Times" w:eastAsia="Times New Roman" w:hAnsi="Times" w:cs="Times"/>
-              <w:color w:val="000000"/>
-              <w:sz w:val="20"/>
-              <w:lang w:val="en-US"/>
-            </w:rPr>
-            <w:t>, vol. 39, no. 6, p. 63, 2015, doi: 10.1007/s10916-015-0243-1.</w:t>
+            <w:t xml:space="preserve">J. Med. </w:t>
+          </w:r>
+          <w:proofErr w:type="spellStart"/>
+          <w:r>
+            <w:rPr>
+              <w:rFonts w:ascii="Times" w:eastAsia="Times New Roman" w:hAnsi="Times" w:cs="Times"/>
+              <w:i/>
+              <w:iCs/>
+              <w:color w:val="000000"/>
+              <w:sz w:val="20"/>
+            </w:rPr>
+            <w:t>Syst</w:t>
+          </w:r>
+          <w:proofErr w:type="spellEnd"/>
+          <w:r>
+            <w:rPr>
+              <w:rFonts w:ascii="Times" w:eastAsia="Times New Roman" w:hAnsi="Times" w:cs="Times"/>
+              <w:i/>
+              <w:iCs/>
+              <w:color w:val="000000"/>
+              <w:sz w:val="20"/>
+            </w:rPr>
+            <w:t>.</w:t>
+          </w:r>
+          <w:r>
+            <w:rPr>
+              <w:rFonts w:ascii="Times" w:eastAsia="Times New Roman" w:hAnsi="Times" w:cs="Times"/>
+              <w:color w:val="000000"/>
+              <w:sz w:val="20"/>
+            </w:rPr>
+            <w:t xml:space="preserve">, vol. 39, no. 6, p. 63, 2015, </w:t>
+          </w:r>
+          <w:proofErr w:type="spellStart"/>
+          <w:r>
+            <w:rPr>
+              <w:rFonts w:ascii="Times" w:eastAsia="Times New Roman" w:hAnsi="Times" w:cs="Times"/>
+              <w:color w:val="000000"/>
+              <w:sz w:val="20"/>
+            </w:rPr>
+            <w:t>doi</w:t>
+          </w:r>
+          <w:proofErr w:type="spellEnd"/>
+          <w:r>
+            <w:rPr>
+              <w:rFonts w:ascii="Times" w:eastAsia="Times New Roman" w:hAnsi="Times" w:cs="Times"/>
+              <w:color w:val="000000"/>
+              <w:sz w:val="20"/>
+            </w:rPr>
+            <w:t>: 10.1007/s10916-015-0243-1.</w:t>
           </w:r>
         </w:p>
         <w:p>
@@ -4354,7 +4550,7 @@
             <w:autoSpaceDE w:val="0"/>
             <w:autoSpaceDN w:val="0"/>
             <w:ind w:hanging="640"/>
-            <w:divId w:val="1330405900"/>
+            <w:divId w:val="2144960354"/>
             <w:rPr>
               <w:rFonts w:ascii="Times" w:eastAsia="Times New Roman" w:hAnsi="Times" w:cs="Times"/>
               <w:color w:val="000000"/>
@@ -4379,8 +4575,49 @@
               <w:lang w:val="en-US"/>
             </w:rPr>
             <w:tab/>
-            <w:t xml:space="preserve">S. Ouhbi, J. L. Fernández-Alemán, J. M. Carrillo-de-Gea, A. Toval, and A. Idri, “E-health internationalization requirements for audit purposes,” </w:t>
-          </w:r>
+            <w:t xml:space="preserve">S. </w:t>
+          </w:r>
+          <w:proofErr w:type="spellStart"/>
+          <w:r>
+            <w:rPr>
+              <w:rFonts w:ascii="Times" w:eastAsia="Times New Roman" w:hAnsi="Times" w:cs="Times"/>
+              <w:color w:val="000000"/>
+              <w:sz w:val="20"/>
+              <w:lang w:val="en-US"/>
+            </w:rPr>
+            <w:t>Ouhbi</w:t>
+          </w:r>
+          <w:proofErr w:type="spellEnd"/>
+          <w:r>
+            <w:rPr>
+              <w:rFonts w:ascii="Times" w:eastAsia="Times New Roman" w:hAnsi="Times" w:cs="Times"/>
+              <w:color w:val="000000"/>
+              <w:sz w:val="20"/>
+              <w:lang w:val="en-US"/>
+            </w:rPr>
+            <w:t xml:space="preserve">, J. L. Fernández-Alemán, J. M. Carrillo-de-Gea, A. Toval, and A. </w:t>
+          </w:r>
+          <w:proofErr w:type="spellStart"/>
+          <w:r>
+            <w:rPr>
+              <w:rFonts w:ascii="Times" w:eastAsia="Times New Roman" w:hAnsi="Times" w:cs="Times"/>
+              <w:color w:val="000000"/>
+              <w:sz w:val="20"/>
+              <w:lang w:val="en-US"/>
+            </w:rPr>
+            <w:t>Idri</w:t>
+          </w:r>
+          <w:proofErr w:type="spellEnd"/>
+          <w:r>
+            <w:rPr>
+              <w:rFonts w:ascii="Times" w:eastAsia="Times New Roman" w:hAnsi="Times" w:cs="Times"/>
+              <w:color w:val="000000"/>
+              <w:sz w:val="20"/>
+              <w:lang w:val="en-US"/>
+            </w:rPr>
+            <w:t xml:space="preserve">, “E-health internationalization requirements for audit purposes,” </w:t>
+          </w:r>
+          <w:proofErr w:type="spellStart"/>
           <w:r>
             <w:rPr>
               <w:rFonts w:ascii="Times" w:eastAsia="Times New Roman" w:hAnsi="Times" w:cs="Times"/>
@@ -4390,16 +4627,48 @@
               <w:sz w:val="20"/>
               <w:lang w:val="en-US"/>
             </w:rPr>
-            <w:t>Comput. Methods Programs Biomed.</w:t>
-          </w:r>
-          <w:r>
-            <w:rPr>
-              <w:rFonts w:ascii="Times" w:eastAsia="Times New Roman" w:hAnsi="Times" w:cs="Times"/>
+            <w:t>Comput</w:t>
+          </w:r>
+          <w:proofErr w:type="spellEnd"/>
+          <w:r>
+            <w:rPr>
+              <w:rFonts w:ascii="Times" w:eastAsia="Times New Roman" w:hAnsi="Times" w:cs="Times"/>
+              <w:i/>
+              <w:iCs/>
               <w:color w:val="000000"/>
               <w:sz w:val="20"/>
               <w:lang w:val="en-US"/>
             </w:rPr>
-            <w:t>, vol. 144, pp. 49–60, 2017, doi: https://doi.org/10.1016/j.cmpb.2017.03.014.</w:t>
+            <w:t>. Methods Programs Biomed.</w:t>
+          </w:r>
+          <w:r>
+            <w:rPr>
+              <w:rFonts w:ascii="Times" w:eastAsia="Times New Roman" w:hAnsi="Times" w:cs="Times"/>
+              <w:color w:val="000000"/>
+              <w:sz w:val="20"/>
+              <w:lang w:val="en-US"/>
+            </w:rPr>
+            <w:t xml:space="preserve">, vol. 144, pp. 49–60, 2017, </w:t>
+          </w:r>
+          <w:proofErr w:type="spellStart"/>
+          <w:r>
+            <w:rPr>
+              <w:rFonts w:ascii="Times" w:eastAsia="Times New Roman" w:hAnsi="Times" w:cs="Times"/>
+              <w:color w:val="000000"/>
+              <w:sz w:val="20"/>
+              <w:lang w:val="en-US"/>
+            </w:rPr>
+            <w:t>doi</w:t>
+          </w:r>
+          <w:proofErr w:type="spellEnd"/>
+          <w:r>
+            <w:rPr>
+              <w:rFonts w:ascii="Times" w:eastAsia="Times New Roman" w:hAnsi="Times" w:cs="Times"/>
+              <w:color w:val="000000"/>
+              <w:sz w:val="20"/>
+              <w:lang w:val="en-US"/>
+            </w:rPr>
+            <w:t>: https://doi.org/10.1016/j.cmpb.2017.03.014.</w:t>
           </w:r>
         </w:p>
         <w:p>
@@ -4407,7 +4676,7 @@
             <w:autoSpaceDE w:val="0"/>
             <w:autoSpaceDN w:val="0"/>
             <w:ind w:hanging="640"/>
-            <w:divId w:val="1100612345"/>
+            <w:divId w:val="60301310"/>
             <w:rPr>
               <w:rFonts w:ascii="Times" w:eastAsia="Times New Roman" w:hAnsi="Times" w:cs="Times"/>
               <w:color w:val="000000"/>
@@ -4472,7 +4741,27 @@
               <w:sz w:val="20"/>
               <w:lang w:val="en-US"/>
             </w:rPr>
-            <w:t>, vol. 282, p. 124262, 2021, doi: https://doi.org/10.1016/j.jclepro.2020.124262.</w:t>
+            <w:t xml:space="preserve">, vol. 282, p. 124262, 2021, </w:t>
+          </w:r>
+          <w:proofErr w:type="spellStart"/>
+          <w:r>
+            <w:rPr>
+              <w:rFonts w:ascii="Times" w:eastAsia="Times New Roman" w:hAnsi="Times" w:cs="Times"/>
+              <w:color w:val="000000"/>
+              <w:sz w:val="20"/>
+              <w:lang w:val="en-US"/>
+            </w:rPr>
+            <w:t>doi</w:t>
+          </w:r>
+          <w:proofErr w:type="spellEnd"/>
+          <w:r>
+            <w:rPr>
+              <w:rFonts w:ascii="Times" w:eastAsia="Times New Roman" w:hAnsi="Times" w:cs="Times"/>
+              <w:color w:val="000000"/>
+              <w:sz w:val="20"/>
+              <w:lang w:val="en-US"/>
+            </w:rPr>
+            <w:t>: https://doi.org/10.1016/j.jclepro.2020.124262.</w:t>
           </w:r>
         </w:p>
         <w:p>
@@ -4480,7 +4769,7 @@
             <w:autoSpaceDE w:val="0"/>
             <w:autoSpaceDN w:val="0"/>
             <w:ind w:hanging="640"/>
-            <w:divId w:val="747192074"/>
+            <w:divId w:val="1632512298"/>
             <w:rPr>
               <w:rFonts w:ascii="Times" w:eastAsia="Times New Roman" w:hAnsi="Times" w:cs="Times"/>
               <w:color w:val="000000"/>
@@ -4525,7 +4814,27 @@
               <w:sz w:val="20"/>
               <w:lang w:val="en-US"/>
             </w:rPr>
-            <w:t>, vol. 194, p. 105699, 2025, doi: https://doi.org/10.1016/j.ijmedinf.2024.105699.</w:t>
+            <w:t xml:space="preserve">, vol. 194, p. 105699, 2025, </w:t>
+          </w:r>
+          <w:proofErr w:type="spellStart"/>
+          <w:r>
+            <w:rPr>
+              <w:rFonts w:ascii="Times" w:eastAsia="Times New Roman" w:hAnsi="Times" w:cs="Times"/>
+              <w:color w:val="000000"/>
+              <w:sz w:val="20"/>
+              <w:lang w:val="en-US"/>
+            </w:rPr>
+            <w:t>doi</w:t>
+          </w:r>
+          <w:proofErr w:type="spellEnd"/>
+          <w:r>
+            <w:rPr>
+              <w:rFonts w:ascii="Times" w:eastAsia="Times New Roman" w:hAnsi="Times" w:cs="Times"/>
+              <w:color w:val="000000"/>
+              <w:sz w:val="20"/>
+              <w:lang w:val="en-US"/>
+            </w:rPr>
+            <w:t>: https://doi.org/10.1016/j.ijmedinf.2024.105699.</w:t>
           </w:r>
         </w:p>
         <w:p>
@@ -4533,7 +4842,7 @@
             <w:autoSpaceDE w:val="0"/>
             <w:autoSpaceDN w:val="0"/>
             <w:ind w:hanging="640"/>
-            <w:divId w:val="2022780498"/>
+            <w:divId w:val="98643439"/>
             <w:rPr>
               <w:rFonts w:ascii="Times" w:eastAsia="Times New Roman" w:hAnsi="Times" w:cs="Times"/>
               <w:color w:val="000000"/>
@@ -4578,7 +4887,27 @@
               <w:sz w:val="20"/>
               <w:lang w:val="en-US"/>
             </w:rPr>
-            <w:t>, vol. 29, May 2017, doi: 10.1002/smr.1873.</w:t>
+            <w:t xml:space="preserve">, vol. 29, May 2017, </w:t>
+          </w:r>
+          <w:proofErr w:type="spellStart"/>
+          <w:r>
+            <w:rPr>
+              <w:rFonts w:ascii="Times" w:eastAsia="Times New Roman" w:hAnsi="Times" w:cs="Times"/>
+              <w:color w:val="000000"/>
+              <w:sz w:val="20"/>
+              <w:lang w:val="en-US"/>
+            </w:rPr>
+            <w:t>doi</w:t>
+          </w:r>
+          <w:proofErr w:type="spellEnd"/>
+          <w:r>
+            <w:rPr>
+              <w:rFonts w:ascii="Times" w:eastAsia="Times New Roman" w:hAnsi="Times" w:cs="Times"/>
+              <w:color w:val="000000"/>
+              <w:sz w:val="20"/>
+              <w:lang w:val="en-US"/>
+            </w:rPr>
+            <w:t>: 10.1002/smr.1873.</w:t>
           </w:r>
         </w:p>
         <w:p>
@@ -4586,7 +4915,7 @@
             <w:autoSpaceDE w:val="0"/>
             <w:autoSpaceDN w:val="0"/>
             <w:ind w:hanging="640"/>
-            <w:divId w:val="202406336"/>
+            <w:divId w:val="368259497"/>
             <w:rPr>
               <w:rFonts w:ascii="Times" w:eastAsia="Times New Roman" w:hAnsi="Times" w:cs="Times"/>
               <w:color w:val="000000"/>
@@ -4613,6 +4942,7 @@
             <w:tab/>
             <w:t xml:space="preserve">J. Nicolás, J. Lasheras, A. Toval, F. J. Ortiz, and B. Álvarez, “An integrated domain analysis approach for teleoperated systems,” </w:t>
           </w:r>
+          <w:proofErr w:type="spellStart"/>
           <w:r>
             <w:rPr>
               <w:rFonts w:ascii="Times" w:eastAsia="Times New Roman" w:hAnsi="Times" w:cs="Times"/>
@@ -4622,16 +4952,48 @@
               <w:sz w:val="20"/>
               <w:lang w:val="en-US"/>
             </w:rPr>
-            <w:t>Requir. Eng.</w:t>
-          </w:r>
-          <w:r>
-            <w:rPr>
-              <w:rFonts w:ascii="Times" w:eastAsia="Times New Roman" w:hAnsi="Times" w:cs="Times"/>
+            <w:t>Requir</w:t>
+          </w:r>
+          <w:proofErr w:type="spellEnd"/>
+          <w:r>
+            <w:rPr>
+              <w:rFonts w:ascii="Times" w:eastAsia="Times New Roman" w:hAnsi="Times" w:cs="Times"/>
+              <w:i/>
+              <w:iCs/>
               <w:color w:val="000000"/>
               <w:sz w:val="20"/>
               <w:lang w:val="en-US"/>
             </w:rPr>
-            <w:t>, vol. 14, no. 1, pp. 27–46, 2009, doi: 10.1007/s00766-008-0072-6.</w:t>
+            <w:t>. Eng.</w:t>
+          </w:r>
+          <w:r>
+            <w:rPr>
+              <w:rFonts w:ascii="Times" w:eastAsia="Times New Roman" w:hAnsi="Times" w:cs="Times"/>
+              <w:color w:val="000000"/>
+              <w:sz w:val="20"/>
+              <w:lang w:val="en-US"/>
+            </w:rPr>
+            <w:t xml:space="preserve">, vol. 14, no. 1, pp. 27–46, 2009, </w:t>
+          </w:r>
+          <w:proofErr w:type="spellStart"/>
+          <w:r>
+            <w:rPr>
+              <w:rFonts w:ascii="Times" w:eastAsia="Times New Roman" w:hAnsi="Times" w:cs="Times"/>
+              <w:color w:val="000000"/>
+              <w:sz w:val="20"/>
+              <w:lang w:val="en-US"/>
+            </w:rPr>
+            <w:t>doi</w:t>
+          </w:r>
+          <w:proofErr w:type="spellEnd"/>
+          <w:r>
+            <w:rPr>
+              <w:rFonts w:ascii="Times" w:eastAsia="Times New Roman" w:hAnsi="Times" w:cs="Times"/>
+              <w:color w:val="000000"/>
+              <w:sz w:val="20"/>
+              <w:lang w:val="en-US"/>
+            </w:rPr>
+            <w:t>: 10.1007/s00766-008-0072-6.</w:t>
           </w:r>
         </w:p>
         <w:p>
@@ -4639,7 +5001,7 @@
             <w:autoSpaceDE w:val="0"/>
             <w:autoSpaceDN w:val="0"/>
             <w:ind w:hanging="640"/>
-            <w:divId w:val="448202157"/>
+            <w:divId w:val="130027402"/>
             <w:rPr>
               <w:rFonts w:ascii="Times" w:eastAsia="Times New Roman" w:hAnsi="Times" w:cs="Times"/>
               <w:color w:val="000000"/>
@@ -4692,7 +5054,7 @@
             <w:autoSpaceDE w:val="0"/>
             <w:autoSpaceDN w:val="0"/>
             <w:ind w:hanging="640"/>
-            <w:divId w:val="1195119752"/>
+            <w:divId w:val="1351033246"/>
             <w:rPr>
               <w:rFonts w:ascii="Times" w:eastAsia="Times New Roman" w:hAnsi="Times" w:cs="Times"/>
               <w:color w:val="000000"/>
@@ -4715,7 +5077,43 @@
               <w:sz w:val="20"/>
             </w:rPr>
             <w:tab/>
-            <w:t xml:space="preserve">C. Pardo, F. Pino, F. Garcia, M. Piattini, and J. Rosado, </w:t>
+            <w:t xml:space="preserve">C. Pardo, F. Pino, F. </w:t>
+          </w:r>
+          <w:proofErr w:type="spellStart"/>
+          <w:r>
+            <w:rPr>
+              <w:rFonts w:ascii="Times" w:eastAsia="Times New Roman" w:hAnsi="Times" w:cs="Times"/>
+              <w:color w:val="000000"/>
+              <w:sz w:val="20"/>
+            </w:rPr>
+            <w:t>Garcia</w:t>
+          </w:r>
+          <w:proofErr w:type="spellEnd"/>
+          <w:r>
+            <w:rPr>
+              <w:rFonts w:ascii="Times" w:eastAsia="Times New Roman" w:hAnsi="Times" w:cs="Times"/>
+              <w:color w:val="000000"/>
+              <w:sz w:val="20"/>
+            </w:rPr>
+            <w:t xml:space="preserve">, M. </w:t>
+          </w:r>
+          <w:proofErr w:type="spellStart"/>
+          <w:r>
+            <w:rPr>
+              <w:rFonts w:ascii="Times" w:eastAsia="Times New Roman" w:hAnsi="Times" w:cs="Times"/>
+              <w:color w:val="000000"/>
+              <w:sz w:val="20"/>
+            </w:rPr>
+            <w:t>Piattini</w:t>
+          </w:r>
+          <w:proofErr w:type="spellEnd"/>
+          <w:r>
+            <w:rPr>
+              <w:rFonts w:ascii="Times" w:eastAsia="Times New Roman" w:hAnsi="Times" w:cs="Times"/>
+              <w:color w:val="000000"/>
+              <w:sz w:val="20"/>
+            </w:rPr>
+            <w:t xml:space="preserve">, and J. Rosado, </w:t>
           </w:r>
           <w:r>
             <w:rPr>
@@ -4750,7 +5148,7 @@
             <w:autoSpaceDE w:val="0"/>
             <w:autoSpaceDN w:val="0"/>
             <w:ind w:hanging="640"/>
-            <w:divId w:val="46727939"/>
+            <w:divId w:val="1342048330"/>
             <w:rPr>
               <w:rFonts w:ascii="Times" w:eastAsia="Times New Roman" w:hAnsi="Times" w:cs="Times"/>
               <w:color w:val="000000"/>
@@ -4775,7 +5173,27 @@
               <w:lang w:val="en-US"/>
             </w:rPr>
             <w:tab/>
-            <w:t xml:space="preserve">C. Pardo, F. Pino, F. Garcia, and M. Piattini, </w:t>
+            <w:t xml:space="preserve">C. Pardo, F. Pino, F. Garcia, and M. </w:t>
+          </w:r>
+          <w:proofErr w:type="spellStart"/>
+          <w:r>
+            <w:rPr>
+              <w:rFonts w:ascii="Times" w:eastAsia="Times New Roman" w:hAnsi="Times" w:cs="Times"/>
+              <w:color w:val="000000"/>
+              <w:sz w:val="20"/>
+              <w:lang w:val="en-US"/>
+            </w:rPr>
+            <w:t>Piattini</w:t>
+          </w:r>
+          <w:proofErr w:type="spellEnd"/>
+          <w:r>
+            <w:rPr>
+              <w:rFonts w:ascii="Times" w:eastAsia="Times New Roman" w:hAnsi="Times" w:cs="Times"/>
+              <w:color w:val="000000"/>
+              <w:sz w:val="20"/>
+              <w:lang w:val="en-US"/>
+            </w:rPr>
+            <w:t xml:space="preserve">, </w:t>
           </w:r>
           <w:r>
             <w:rPr>
@@ -4803,7 +5221,7 @@
             <w:autoSpaceDE w:val="0"/>
             <w:autoSpaceDN w:val="0"/>
             <w:ind w:hanging="640"/>
-            <w:divId w:val="388961417"/>
+            <w:divId w:val="1066957250"/>
             <w:rPr>
               <w:rFonts w:ascii="Times" w:eastAsia="Times New Roman" w:hAnsi="Times" w:cs="Times"/>
               <w:color w:val="000000"/>
@@ -4829,7 +5247,27 @@
               <w:lang w:val="en-US"/>
             </w:rPr>
             <w:tab/>
-            <w:t xml:space="preserve">F. J. Pino, M. T. Baldassarre, M. Piattini, and G. Visaggio, “Harmonizing maturity levels from CMMI-DEV and ISO/IEC 15504,” </w:t>
+            <w:t xml:space="preserve">F. J. Pino, M. T. Baldassarre, M. </w:t>
+          </w:r>
+          <w:proofErr w:type="spellStart"/>
+          <w:r>
+            <w:rPr>
+              <w:rFonts w:ascii="Times" w:eastAsia="Times New Roman" w:hAnsi="Times" w:cs="Times"/>
+              <w:color w:val="000000"/>
+              <w:sz w:val="20"/>
+              <w:lang w:val="en-US"/>
+            </w:rPr>
+            <w:t>Piattini</w:t>
+          </w:r>
+          <w:proofErr w:type="spellEnd"/>
+          <w:r>
+            <w:rPr>
+              <w:rFonts w:ascii="Times" w:eastAsia="Times New Roman" w:hAnsi="Times" w:cs="Times"/>
+              <w:color w:val="000000"/>
+              <w:sz w:val="20"/>
+              <w:lang w:val="en-US"/>
+            </w:rPr>
+            <w:t xml:space="preserve">, and G. Visaggio, “Harmonizing maturity levels from CMMI-DEV and ISO/IEC 15504,” </w:t>
           </w:r>
           <w:r>
             <w:rPr>
@@ -4849,7 +5287,27 @@
               <w:sz w:val="20"/>
               <w:lang w:val="en-US"/>
             </w:rPr>
-            <w:t>, vol. 22, no. 4, pp. 279–296, Jun. 2010, doi: https://doi.org/10.1002/spip.437.</w:t>
+            <w:t xml:space="preserve">, vol. 22, no. 4, pp. 279–296, Jun. 2010, </w:t>
+          </w:r>
+          <w:proofErr w:type="spellStart"/>
+          <w:r>
+            <w:rPr>
+              <w:rFonts w:ascii="Times" w:eastAsia="Times New Roman" w:hAnsi="Times" w:cs="Times"/>
+              <w:color w:val="000000"/>
+              <w:sz w:val="20"/>
+              <w:lang w:val="en-US"/>
+            </w:rPr>
+            <w:t>doi</w:t>
+          </w:r>
+          <w:proofErr w:type="spellEnd"/>
+          <w:r>
+            <w:rPr>
+              <w:rFonts w:ascii="Times" w:eastAsia="Times New Roman" w:hAnsi="Times" w:cs="Times"/>
+              <w:color w:val="000000"/>
+              <w:sz w:val="20"/>
+              <w:lang w:val="en-US"/>
+            </w:rPr>
+            <w:t>: https://doi.org/10.1002/spip.437.</w:t>
           </w:r>
         </w:p>
         <w:p>
@@ -8649,9 +9107,9 @@
     <w:rsid w:val="00643779"/>
     <w:rsid w:val="0066596B"/>
     <w:rsid w:val="006C15DF"/>
+    <w:rsid w:val="0070568C"/>
     <w:rsid w:val="007366EE"/>
     <w:rsid w:val="00791B7E"/>
-    <w:rsid w:val="00AD5597"/>
     <w:rsid w:val="00B14E08"/>
     <w:rsid w:val="00BD66C9"/>
     <w:rsid w:val="00CC0053"/>
@@ -9844,7 +10302,7 @@
   </we:alternateReferences>
   <we:properties>
     <we:property name="MENDELEY_BIBLIOGRAPHY_IS_DIRTY" value="false"/>
-    <we:property name="MENDELEY_BIBLIOGRAPHY_LAST_MODIFIED" value="1779852283347"/>
+    <we:property name="MENDELEY_BIBLIOGRAPHY_LAST_MODIFIED" value="1779853520718"/>
     <we:property name="MENDELEY_CITATIONS" value="[{&quot;citationID&quot;:&quot;MENDELEY_CITATION_76b4b3ca-298b-4956-be29-dc16d0ec41e4&quot;,&quot;properties&quot;:{&quot;noteIndex&quot;:0},&quot;isEdited&quot;:false,&quot;manualOverride&quot;:{&quot;isManuallyOverridden&quot;:false,&quot;citeprocText&quot;:&quot;[1]&quot;,&quot;manualOverrideText&quot;:&quot;&quot;},&quot;citationTag&quot;:&quot;MENDELEY_CITATION_v3_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&quot;,&quot;citationItems&quot;:[{&quot;id&quot;:&quot;237a5718-6669-35d1-9f66-ea62084b5060&quot;,&quot;itemData&quot;:{&quot;type&quot;:&quot;webpage&quot;,&quot;id&quot;:&quot;237a5718-6669-35d1-9f66-ea62084b5060&quot;,&quot;title&quot;:&quot;IEEE SA - IEEE/ISO/IEC 29148-2018&quot;,&quot;accessed&quot;:{&quot;date-parts&quot;:[[2024,5,11]]},&quot;URL&quot;:&quot;https://standards.ieee.org/ieee/29148/6937/&quot;,&quot;container-title-short&quot;:&quot;&quot;},&quot;isTemporary&quot;:false}]},{&quot;citationID&quot;:&quot;MENDELEY_CITATION_817ee633-67be-4cce-8764-fcbaa495fa77&quot;,&quot;properties&quot;:{&quot;noteIndex&quot;:0},&quot;isEdited&quot;:false,&quot;manualOverride&quot;:{&quot;isManuallyOverridden&quot;:false,&quot;citeprocText&quot;:&quot;[2]&quot;,&quot;manualOverrideText&quot;:&quot;&quot;},&quot;citationTag&quot;:&quot;MENDELEY_CITATION_v3_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&quot;,&quot;citationItems&quot;:[{&quot;id&quot;:&quot;515f099f-f028-3ef0-ac11-dce8b0cc8ed2&quot;,&quot;itemData&quot;:{&quot;type&quot;:&quot;webpage&quot;,&quot;id&quot;:&quot;515f099f-f028-3ef0-ac11-dce8b0cc8ed2&quot;,&quot;title&quot;:&quot;OWASP Mobile Top 10&quot;,&quot;author&quot;:[{&quot;family&quot;:&quot;OWASP Foundation&quot;,&quot;given&quot;:&quot;&quot;,&quot;parse-names&quot;:false,&quot;dropping-particle&quot;:&quot;&quot;,&quot;non-dropping-particle&quot;:&quot;&quot;}],&quot;accessed&quot;:{&quot;date-parts&quot;:[[2024,5,11]]},&quot;URL&quot;:&quot;https://owasp.org/www-project-mobile-top-10/&quot;,&quot;container-title-short&quot;:&quot;&quot;},&quot;isTemporary&quot;:false}]},{&quot;citationID&quot;:&quot;MENDELEY_CITATION_ea06c314-091b-418f-be94-2e04c419da7f&quot;,&quot;properties&quot;:{&quot;noteIndex&quot;:0},&quot;isEdited&quot;:false,&quot;manualOverride&quot;:{&quot;isManuallyOverridden&quot;:false,&quot;citeprocText&quot;:&quot;[3]&quot;,&quot;manualOverrideText&quot;:&quot;&quot;},&quot;citationTag&quot;:&quot;MENDELEY_CITATION_v3_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&quot;,&quot;citationItems&quot;:[{&quot;id&quot;:&quot;34bcfe7f-d838-3602-80bd-78f5012bd008&quot;,&quot;itemData&quot;:{&quot;type&quot;:&quot;article-journal&quot;,&quot;id&quot;:&quot;34bcfe7f-d838-3602-80bd-78f5012bd008&quot;,&quot;title&quot;:&quot;Requirements Reuse for Improving Information Systems Security: A Practitioner’s Approach&quot;,&quot;author&quot;:[{&quot;family&quot;:&quot;Toval&quot;,&quot;given&quot;:&quot;Ambrosio&quot;,&quot;parse-names&quot;:false,&quot;dropping-particle&quot;:&quot;&quot;,&quot;non-dropping-particle&quot;:&quot;&quot;},{&quot;family&quot;:&quot;Nicolás Ros&quot;,&quot;given&quot;:&quot;Joaquín&quot;,&quot;parse-names&quot;:false,&quot;dropping-particle&quot;:&quot;&quot;,&quot;non-dropping-particle&quot;:&quot;&quot;},{&quot;family&quot;:&quot;Moros Valle&quot;,&quot;given&quot;:&quot;Begoña&quot;,&quot;parse-names&quot;:false,&quot;dropping-particle&quot;:&quot;&quot;,&quot;non-dropping-particle&quot;:&quot;&quot;},{&quot;family&quot;:&quot;Garcia&quot;,&quot;given&quot;:&quot;Fernando&quot;,&quot;parse-names&quot;:false,&quot;dropping-particle&quot;:&quot;&quot;,&quot;non-dropping-particle&quot;:&quot;&quot;}],&quot;container-title&quot;:&quot;Requir. Eng.&quot;,&quot;DOI&quot;:&quot;10.1007/PL00010360&quot;,&quot;issued&quot;:{&quot;date-parts&quot;:[[2002,1,1]]},&quot;page&quot;:&quot;205-219&quot;,&quot;volume&quot;:&quot;6&quot;,&quot;container-title-short&quot;:&quot;&quot;},&quot;isTemporary&quot;:false}]},{&quot;citationID&quot;:&quot;MENDELEY_CITATION_6a263506-0561-4b0b-a36f-f7c3a0fd7335&quot;,&quot;properties&quot;:{&quot;noteIndex&quot;:0},&quot;isEdited&quot;:false,&quot;manualOverride&quot;:{&quot;isManuallyOverridden&quot;:false,&quot;citeprocText&quot;:&quot;[4]&quot;,&quot;manualOverrideText&quot;:&quot;&quot;},&quot;citationTag&quot;:&quot;MENDELEY_CITATION_v3_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&quot;,&quot;citationItems&quot;:[{&quot;id&quot;:&quot;8b608106-f475-3347-bb18-2a7208478180&quot;,&quot;itemData&quot;:{&quot;type&quot;:&quot;book&quot;,&quot;id&quot;:&quot;8b608106-f475-3347-bb18-2a7208478180&quot;,&quot;title&quot;:&quot;Requirements Engineering: Processes and Techniques&quot;,&quot;author&quot;:[{&quot;family&quot;:&quot;Kotonya&quot;,&quot;given&quot;:&quot;Gerald&quot;,&quot;parse-names&quot;:false,&quot;dropping-particle&quot;:&quot;&quot;,&quot;non-dropping-particle&quot;:&quot;&quot;},{&quot;family&quot;:&quot;Sommerville&quot;,&quot;given&quot;:&quot;Ian&quot;,&quot;parse-names&quot;:false,&quot;dropping-particle&quot;:&quot;&quot;,&quot;non-dropping-particle&quot;:&quot;&quot;}],&quot;ISBN&quot;:&quot;0471972088&quot;,&quot;issued&quot;:{&quot;date-parts&quot;:[[1998]]},&quot;abstract&quot;:&quot;Requirements Engineering Processes and Techniques Why this book was written The value of introducing requirements engineering to trainee software engineers is to equip them for the real world of software and systems development. What is involved in Requirements Engineering? As a discipline, newly emerging from software engineering, there are a range of views on where requirements engineering starts and finishes and what it should encompass. This book offers the most comprehensive coverage of the requirements engineering process to date - from initial requirements elicitation through to requirements validation. How and Which methods and techniques should you use? As there is no one catch-all technique applicable to all types of system, requirements engineers need to know about a range of different techniques. Tried and tested techniques such as data-flow and object-oriented models are covered as well as some promising new ones. They are all based on real systems descriptions to demonstrate the applicability of the approach. Who should read it? Principally written for senior undergraduate and graduate students studying computer science, software engineering or systems engineering, this text will also be helpful for those in industry new to requirements engineering. Accompanying Website: http: //www.comp.lancs.ac.uk/computing/resources/re Visit our Website: http://www.wiley.com/college/wws&quot;,&quot;edition&quot;:&quot;1st&quot;,&quot;publisher&quot;:&quot;Wiley Publishing&quot;,&quot;container-title-short&quot;:&quot;&quot;},&quot;isTemporary&quot;:false}]},{&quot;citationID&quot;:&quot;MENDELEY_CITATION_9dbb88ce-e3aa-4ffe-81ed-fbfbfb1ab407&quot;,&quot;properties&quot;:{&quot;noteIndex&quot;:0},&quot;isEdited&quot;:false,&quot;manualOverride&quot;:{&quot;isManuallyOverridden&quot;:false,&quot;citeprocText&quot;:&quot;[5]&quot;,&quot;manualOverrideText&quot;:&quot;&quot;},&quot;citationTag&quot;:&quot;MENDELEY_CITATION_v3_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&quot;,&quot;citationItems&quot;:[{&quot;id&quot;:&quot;41c43f03-f39f-35a6-8440-dd36e04cc19b&quot;,&quot;itemData&quot;:{&quot;type&quot;:&quot;webpage&quot;,&quot;id&quot;:&quot;41c43f03-f39f-35a6-8440-dd36e04cc19b&quot;,&quot;title&quot;:&quot;IEEE SA - IEEE 830-1998&quot;,&quot;accessed&quot;:{&quot;date-parts&quot;:[[2024,7,5]]},&quot;URL&quot;:&quot;https://standards.ieee.org/ieee/830/1222/&quot;,&quot;container-title-short&quot;:&quot;&quot;},&quot;isTemporary&quot;:false}]},{&quot;citationID&quot;:&quot;MENDELEY_CITATION_2b72d681-7dac-461a-bbc4-f12bab093735&quot;,&quot;properties&quot;:{&quot;noteIndex&quot;:0},&quot;isEdited&quot;:false,&quot;manualOverride&quot;:{&quot;isManuallyOverridden&quot;:false,&quot;citeprocText&quot;:&quot;[1]&quot;,&quot;manualOverrideText&quot;:&quot;&quot;},&quot;citationTag&quot;:&quot;MENDELEY_CITATION_v3_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&quot;,&quot;citationItems&quot;:[{&quot;id&quot;:&quot;237a5718-6669-35d1-9f66-ea62084b5060&quot;,&quot;itemData&quot;:{&quot;type&quot;:&quot;webpage&quot;,&quot;id&quot;:&quot;237a5718-6669-35d1-9f66-ea62084b5060&quot;,&quot;title&quot;:&quot;IEEE SA - IEEE/ISO/IEC 29148-2018&quot;,&quot;accessed&quot;:{&quot;date-parts&quot;:[[2024,5,11]]},&quot;URL&quot;:&quot;https://standards.ieee.org/ieee/29148/6937/&quot;,&quot;container-title-short&quot;:&quot;&quot;},&quot;isTemporary&quot;:false}]},{&quot;citationID&quot;:&quot;MENDELEY_CITATION_a98ba9d7-da32-468b-bc65-0964cced161b&quot;,&quot;properties&quot;:{&quot;noteIndex&quot;:0},&quot;isEdited&quot;:false,&quot;manualOverride&quot;:{&quot;isManuallyOverridden&quot;:false,&quot;citeprocText&quot;:&quot;[6], [7], [8], [9]&quot;,&quot;manualOverrideText&quot;:&quot;&quot;},&quot;citationTag&quot;:&quot;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&quot;,&quot;citationItems&quot;:[{&quot;id&quot;:&quot;2ac85aca-3a33-392a-aff8-22a1d8e7a87b&quot;,&quot;itemData&quot;:{&quot;type&quot;:&quot;article-journal&quot;,&quot;id&quot;:&quot;2ac85aca-3a33-392a-aff8-22a1d8e7a87b&quot;,&quot;title&quot;:&quot;Compliance of Blood Donation Apps with Mobile OS Usability Guidelines&quot;,&quot;author&quot;:[{&quot;family&quot;:&quot;Ouhbi&quot;,&quot;given&quot;:&quot;Sofia&quot;,&quot;parse-names&quot;:false,&quot;dropping-particle&quot;:&quot;&quot;,&quot;non-dropping-particle&quot;:&quot;&quot;},{&quot;family&quot;:&quot;Fernández-Alemán&quot;,&quot;given&quot;:&quot;José Luis&quot;,&quot;parse-names&quot;:false,&quot;dropping-particle&quot;:&quot;&quot;,&quot;non-dropping-particle&quot;:&quot;&quot;},{&quot;family&quot;:&quot;Pozo&quot;,&quot;given&quot;:&quot;José Rivera&quot;,&quot;parse-names&quot;:false,&quot;dropping-particle&quot;:&quot;&quot;,&quot;non-dropping-particle&quot;:&quot;&quot;},{&quot;family&quot;:&quot;Bajta&quot;,&quot;given&quot;:&quot;Manal&quot;,&quot;parse-names&quot;:false,&quot;dropping-particle&quot;:&quot;El&quot;,&quot;non-dropping-particle&quot;:&quot;&quot;},{&quot;family&quot;:&quot;Toval&quot;,&quot;given&quot;:&quot;Ambrosio&quot;,&quot;parse-names&quot;:false,&quot;dropping-particle&quot;:&quot;&quot;,&quot;non-dropping-particle&quot;:&quot;&quot;},{&quot;family&quot;:&quot;Idri&quot;,&quot;given&quot;:&quot;Ali&quot;,&quot;parse-names&quot;:false,&quot;dropping-particle&quot;:&quot;&quot;,&quot;non-dropping-particle&quot;:&quot;&quot;}],&quot;container-title&quot;:&quot;Journal of Medical Systems&quot;,&quot;DOI&quot;:&quot;10.1007/s10916-015-0243-1&quot;,&quot;ISSN&quot;:&quot;1573-689X&quot;,&quot;URL&quot;:&quot;https://doi.org/10.1007/s10916-015-0243-1&quot;,&quot;issued&quot;:{&quot;date-parts&quot;:[[2015]]},&quot;page&quot;:&quot;63&quot;,&quot;abstract&quot;:&quot;The aim of this paper is to employ the guidelines of Android, iOS, Blackberry and Windows Phone to analyze the usability compliance of free blood donation (BD) apps. An analysis process based on a systematic review protocol is used to select free BD apps. An assessment is conducted using a questionnaire composed of 13 questions concerning the compliance of free BD apps with Android, Blackberry, iOS and Windows Phone usability guidelines. A total of 133 free BD apps have been selected from the 188 BD apps identified. Around 63 % of the free BD apps selected have a good compliance with mobile OS usability recommendations. Around 72 % of Android, 57 % of Windows Phone, 33 % of iOS and 33 % of Blackberry BD apps have a high usability score. The aspect of BD app behavior should be improved along with some style components: the use of pictures to explain ideas and the adaptation of the app to both horizontal and vertical orientations. Structure patterns should also be used to improve the structure aspect of a BD app. Usability is a quality aspect that should be improved in current BD apps. Our study provides smartphone users with a list of usable free BD apps and BD app developers with recommendations.&quot;,&quot;issue&quot;:&quot;6&quot;,&quot;volume&quot;:&quot;39&quot;,&quot;container-title-short&quot;:&quot;J. Med. Syst.&quot;},&quot;isTemporary&quot;:false},{&quot;id&quot;:&quot;6badc1a0-3659-33a9-9d77-1d6df1f54ab4&quot;,&quot;itemData&quot;:{&quot;type&quot;:&quot;article-journal&quot;,&quot;id&quot;:&quot;6badc1a0-3659-33a9-9d77-1d6df1f54ab4&quot;,&quot;title&quot;:&quot;E-health internationalization requirements for audit purposes&quot;,&quot;author&quot;:[{&quot;family&quot;:&quot;Ouhbi&quot;,&quot;given&quot;:&quot;Sofia&quot;,&quot;parse-names&quot;:false,&quot;dropping-particle&quot;:&quot;&quot;,&quot;non-dropping-particle&quot;:&quot;&quot;},{&quot;family&quot;:&quot;Fernández-Alemán&quot;,&quot;given&quot;:&quot;José Luis&quot;,&quot;parse-names&quot;:false,&quot;dropping-particle&quot;:&quot;&quot;,&quot;non-dropping-particle&quot;:&quot;&quot;},{&quot;family&quot;:&quot;Carrillo-de-Gea&quot;,&quot;given&quot;:&quot;Juan Manuel&quot;,&quot;parse-names&quot;:false,&quot;dropping-particle&quot;:&quot;&quot;,&quot;non-dropping-particle&quot;:&quot;&quot;},{&quot;family&quot;:&quot;Toval&quot;,&quot;given&quot;:&quot;Ambrosio&quot;,&quot;parse-names&quot;:false,&quot;dropping-particle&quot;:&quot;&quot;,&quot;non-dropping-particle&quot;:&quot;&quot;},{&quot;family&quot;:&quot;Idri&quot;,&quot;given&quot;:&quot;Ali&quot;,&quot;parse-names&quot;:false,&quot;dropping-particle&quot;:&quot;&quot;,&quot;non-dropping-particle&quot;:&quot;&quot;}],&quot;container-title&quot;:&quot;Computer Methods and Programs in Biomedicine&quot;,&quot;DOI&quot;:&quot;https://doi.org/10.1016/j.cmpb.2017.03.014&quot;,&quot;ISSN&quot;:&quot;0169-2607&quot;,&quot;URL&quot;:&quot;https://www.sciencedirect.com/science/article/pii/S0169260715302340&quot;,&quot;issued&quot;:{&quot;date-parts&quot;:[[2017]]},&quot;page&quot;:&quot;49-60&quot;,&quot;abstract&quot;:&quot;Background and objective: In the 21st century, e-health is proving to be one of the strongest drivers for the global transformation of the health care industry. Health information is currently truly ubiquitous and widespread, but in order to guarantee that everyone can appropriately access and understand this information, regardless of their origin, it is essential to bridge the international gap. The diversity of health information seekers languages and cultures signifies that e-health applications must be adapted to satisfy their needs. Methods: In order to achieve this objective, current and future e-health programs should take into account the internationalization aspects. This paper presents an internationalization requirements specification in the form of a reusable requirements catalog, obtained from the principal related standards, and describes the key methodological elements needed to perform an e-health software audit by using the internationalization knowledge previously gathered. Results: S Health, a relevant, well-known Android application that has more than 150 million users in over 130 countries, was selected as a target for the e-health internationalization audit method and requirements specification presented above. This application example helped us to put into practice the proposal and show that the procedure is realistic and effective. Conclusions: The approach presented in this study is subject to continuous improvement through the incorporation of new knowledge originating from additional information sources, such as other standards or stakeholders. The application example is useful for early evaluation and serves to assess the applicability of the internationalization catalog and audit methodology, and to improve them. It would be advisable to develop of an automated tool with which to carry out the audit method.&quot;,&quot;volume&quot;:&quot;144&quot;,&quot;container-title-short&quot;:&quot;Comput. Methods Programs Biomed.&quot;},&quot;isTemporary&quot;:false},{&quot;id&quot;:&quot;230546d8-38cc-3f1f-8cc2-98b88abe6a90&quot;,&quot;itemData&quot;:{&quot;type&quot;:&quot;article-journal&quot;,&quot;id&quot;:&quot;230546d8-38cc-3f1f-8cc2-98b88abe6a90&quot;,&quot;title&quot;:&quot;Energy efficiency in software: A case study on sustainability in personal health records&quot;,&quot;author&quot;:[{&quot;family&quot;:&quot;García-Berná&quot;,&quot;given&quot;:&quot;José A&quot;,&quot;parse-names&quot;:false,&quot;dropping-particle&quot;:&quot;&quot;,&quot;non-dropping-particle&quot;:&quot;&quot;},{&quot;family&quot;:&quot;Fernández-Alemán&quot;,&quot;given&quot;:&quot;José L&quot;,&quot;parse-names&quot;:false,&quot;dropping-particle&quot;:&quot;&quot;,&quot;non-dropping-particle&quot;:&quot;&quot;},{&quot;family&quot;:&quot;Carrillo de Gea&quot;,&quot;given&quot;:&quot;Juan M&quot;,&quot;parse-names&quot;:false,&quot;dropping-particle&quot;:&quot;&quot;,&quot;non-dropping-particle&quot;:&quot;&quot;},{&quot;family&quot;:&quot;Toval&quot;,&quot;given&quot;:&quot;Ambrosio&quot;,&quot;parse-names&quot;:false,&quot;dropping-particle&quot;:&quot;&quot;,&quot;non-dropping-particle&quot;:&quot;&quot;},{&quot;family&quot;:&quot;Mancebo&quot;,&quot;given&quot;:&quot;Javier&quot;,&quot;parse-names&quot;:false,&quot;dropping-particle&quot;:&quot;&quot;,&quot;non-dropping-particle&quot;:&quot;&quot;},{&quot;family&quot;:&quot;Calero&quot;,&quot;given&quot;:&quot;Coral&quot;,&quot;parse-names&quot;:false,&quot;dropping-particle&quot;:&quot;&quot;,&quot;non-dropping-particle&quot;:&quot;&quot;},{&quot;family&quot;:&quot;García&quot;,&quot;given&quot;:&quot;Félix&quot;,&quot;parse-names&quot;:false,&quot;dropping-particle&quot;:&quot;&quot;,&quot;non-dropping-particle&quot;:&quot;&quot;}],&quot;container-title&quot;:&quot;Journal of Cleaner Production&quot;,&quot;DOI&quot;:&quot;https://doi.org/10.1016/j.jclepro.2020.124262&quot;,&quot;ISSN&quot;:&quot;0959-6526&quot;,&quot;URL&quot;:&quot;https://www.sciencedirect.com/science/article/pii/S0959652620343079&quot;,&quot;issued&quot;:{&quot;date-parts&quot;:[[2021]]},&quot;page&quot;:&quot;124262&quot;,&quot;abstract&quot;:&quot;A personal health record is an eHealth technology in which users can observe their progress over time for a given condition. A research gap was identified in the literature concerning the study of the amount of energy that these systems need for their operation, and the energy efficiency that may be attained depending on their design. After the selection of five representative personal health records, a total of 20 tasks commonly done, and based on previous work, were performed with regard to two proposed scenarios, namely patient use and health personnel usage. The power consumption of the main components of a host machine was measured during the performance of the proposed duties. To that end, a hardware tool called the Energy Efficiency Tester was employed. The data collected were analyzed statistically, and significant differences were found in the respective consumption of the display (χ2 (4) = 23.782, p = 0.000), the processor (χ2 (4) = 29.018, p = 0.000) and the whole PC (χ2 (4) = 28.582, p = 0.000). For all of these components, NoMoreClipBoard was the personal health record that required the least energy (57.699 W for the display, 3.162 W for the processor and 181.113 W for the whole PC). A total of two strong correlations were found in the energy consumption between the hard disk and the graphics card (r = 0.791, p &lt; 0.001), and the processor and the PC (r = 0.950, p &lt; 0.001). Some features generated special amounts of power consumption, such as the news wall found on PatientsLikeMe, or the use of load icons that had an impact on most PC components. In addition, an in-depth analysis of the user interfaces was performed. A discussion was carried out on the design of the user interfaces, also taking into account recommendations drawn from the literature, checking for their implementation in the personal health records selected. With the aim of promoting sustainability among software developers, a best practice guideline on sustainable software design was proposed. Basic sustainability recommendations were collected for professionals to consider when developing a software system in general, and a personal health record in particular.&quot;,&quot;volume&quot;:&quot;282&quot;,&quot;container-title-short&quot;:&quot;J. Clean. Prod.&quot;},&quot;isTemporary&quot;:false},{&quot;id&quot;:&quot;4349c554-66e2-36df-bedc-0e61f9194e69&quot;,&quot;itemData&quot;:{&quot;type&quot;:&quot;article-journal&quot;,&quot;id&quot;:&quot;4349c554-66e2-36df-bedc-0e61f9194e69&quot;,&quot;title&quot;:&quot;A method and validation for auditing e-Health applications based on reusable software security requirements specifications&quot;,&quot;author&quot;:[{&quot;family&quot;:&quot;Mejía-Granda&quot;,&quot;given&quot;:&quot;Carlos M&quot;,&quot;parse-names&quot;:false,&quot;dropping-particle&quot;:&quot;&quot;,&quot;non-dropping-particle&quot;:&quot;&quot;},{&quot;family&quot;:&quot;Fernández-Alemán&quot;,&quot;given&quot;:&quot;José L&quot;,&quot;parse-names&quot;:false,&quot;dropping-particle&quot;:&quot;&quot;,&quot;non-dropping-particle&quot;:&quot;&quot;},{&quot;family&quot;:&quot;Carrillo de Gea&quot;,&quot;given&quot;:&quot;Juan M&quot;,&quot;parse-names&quot;:false,&quot;dropping-particle&quot;:&quot;&quot;,&quot;non-dropping-particle&quot;:&quot;&quot;},{&quot;family&quot;:&quot;García-Berná&quot;,&quot;given&quot;:&quot;José A&quot;,&quot;parse-names&quot;:false,&quot;dropping-particle&quot;:&quot;&quot;,&quot;non-dropping-particle&quot;:&quot;&quot;}],&quot;container-title&quot;:&quot;International Journal of Medical Informatics&quot;,&quot;DOI&quot;:&quot;https://doi.org/10.1016/j.ijmedinf.2024.105699&quot;,&quot;ISSN&quot;:&quot;1386-5056&quot;,&quot;URL&quot;:&quot;https://www.sciencedirect.com/science/article/pii/S1386505624003629&quot;,&quot;issued&quot;:{&quot;date-parts&quot;:[[2025]]},&quot;page&quot;:&quot;105699&quot;,&quot;abstract&quot;:&quot;Objective\nThis article deals with the complex process of obtaining security requirements for e-Health applications. It introduces a tailored audit and validation methodology particularly designed for e-Health applications. Additionally, it presents a comprehensive security catalog derived from primary sources such as law, guides, standards, best practices, and a systematic literature review. This catalog is characterized by its continuous improvement, clarity, completeness, consistency, verifiability, modifiability, and traceability.\nMethods\nThe authors reviewed electronic health security literature and gathered primary sources of law, guides, standards, and best practices. They organized the catalog according to the ISO/IEC/IEEE 29148:2018 standard and proposed a methodology to ensure its reusability. Moreover, the authors proposed SEC-AM as an audit method. The applicability of the catalog was validated through the audit method, which was conducted on a prominent medical application, OpenEMR.\nResults\nThe proposed method and validation for auditing e-Health Applications through the catalog provided a comprehensive framework for developing or evaluating new applications. Through the audit of OpenEMR, several security vulnerabilities were identified, such as DDOs, XSS, JSONi, and CMDi, resulting in a “Secure” classification of OpenEMR with a compliance rate of 66.97%.\nConclusion\nThe study demonstrates the proposed catalog’s feasibility and effectiveness in enhancing health software security. The authors suggest continuous improvement by incorporating new regulations, knowledge from additional sources, and addressing emerging zero-day vulnerabilities. This approach is crucial for providing practical, safe, and quality medical care amidst increasing cyber threats in the healthcare industry.&quot;,&quot;volume&quot;:&quot;194&quot;,&quot;container-title-short&quot;:&quot;Int. J. Med. Inform.&quot;},&quot;isTemporary&quot;:false}]},{&quot;citationID&quot;:&quot;MENDELEY_CITATION_0aaf43d5-9be6-4b16-b9fc-519408d509ac&quot;,&quot;properties&quot;:{&quot;noteIndex&quot;:0},&quot;isEdited&quot;:false,&quot;manualOverride&quot;:{&quot;isManuallyOverridden&quot;:false,&quot;citeprocText&quot;:&quot;[10], [11]&quot;,&quot;manualOverrideText&quot;:&quot;&quot;},&quot;citationTag&quot;:&quot;MENDELEY_CITATION_v3_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&quot;,&quot;citationItems&quot;:[{&quot;id&quot;:&quot;ffac1439-6524-340e-93df-3c26ef2d0878&quot;,&quot;itemData&quot;:{&quot;type&quot;:&quot;article-journal&quot;,&quot;id&quot;:&quot;ffac1439-6524-340e-93df-3c26ef2d0878&quot;,&quot;title&quot;:&quot;Automated support for reuse‐based requirements engineering in global software engineering&quot;,&quot;author&quot;:[{&quot;family&quot;:&quot;Carrillo de Gea&quot;,&quot;given&quot;:&quot;Juan Manuel&quot;,&quot;parse-names&quot;:false,&quot;dropping-particle&quot;:&quot;&quot;,&quot;non-dropping-particle&quot;:&quot;&quot;},{&quot;family&quot;:&quot;Nicolás Ros&quot;,&quot;given&quot;:&quot;Joaquín&quot;,&quot;parse-names&quot;:false,&quot;dropping-particle&quot;:&quot;&quot;,&quot;non-dropping-particle&quot;:&quot;&quot;},{&quot;family&quot;:&quot;Fernández-Alemán&quot;,&quot;given&quot;:&quot;José&quot;,&quot;parse-names&quot;:false,&quot;dropping-particle&quot;:&quot;&quot;,&quot;non-dropping-particle&quot;:&quot;&quot;},{&quot;family&quot;:&quot;Toval&quot;,&quot;given&quot;:&quot;Ambrosio&quot;,&quot;parse-names&quot;:false,&quot;dropping-particle&quot;:&quot;&quot;,&quot;non-dropping-particle&quot;:&quot;&quot;}],&quot;container-title&quot;:&quot;Journal of Software: Evolution and Process&quot;,&quot;DOI&quot;:&quot;10.1002/smr.1873&quot;,&quot;issued&quot;:{&quot;date-parts&quot;:[[2017,5,1]]},&quot;volume&quot;:&quot;29&quot;,&quot;container-title-short&quot;:&quot;&quot;},&quot;isTemporary&quot;:false},{&quot;id&quot;:&quot;e34d27bb-4e59-337b-816e-691da49fb539&quot;,&quot;itemData&quot;:{&quot;type&quot;:&quot;article-journal&quot;,&quot;id&quot;:&quot;e34d27bb-4e59-337b-816e-691da49fb539&quot;,&quot;title&quot;:&quot;An integrated domain analysis approach for teleoperated systems&quot;,&quot;author&quot;:[{&quot;family&quot;:&quot;Nicolás&quot;,&quot;given&quot;:&quot;Joaquín&quot;,&quot;parse-names&quot;:false,&quot;dropping-particle&quot;:&quot;&quot;,&quot;non-dropping-particle&quot;:&quot;&quot;},{&quot;family&quot;:&quot;Lasheras&quot;,&quot;given&quot;:&quot;Joaquín&quot;,&quot;parse-names&quot;:false,&quot;dropping-particle&quot;:&quot;&quot;,&quot;non-dropping-particle&quot;:&quot;&quot;},{&quot;family&quot;:&quot;Toval&quot;,&quot;given&quot;:&quot;Ambrosio&quot;,&quot;parse-names&quot;:false,&quot;dropping-particle&quot;:&quot;&quot;,&quot;non-dropping-particle&quot;:&quot;&quot;},{&quot;family&quot;:&quot;Ortiz&quot;,&quot;given&quot;:&quot;Francisco J&quot;,&quot;parse-names&quot;:false,&quot;dropping-particle&quot;:&quot;&quot;,&quot;non-dropping-particle&quot;:&quot;&quot;},{&quot;family&quot;:&quot;Álvarez&quot;,&quot;given&quot;:&quot;Bárbara&quot;,&quot;parse-names&quot;:false,&quot;dropping-particle&quot;:&quot;&quot;,&quot;non-dropping-particle&quot;:&quot;&quot;}],&quot;container-title&quot;:&quot;Requirements Engineering&quot;,&quot;DOI&quot;:&quot;10.1007/s00766-008-0072-6&quot;,&quot;ISSN&quot;:&quot;1432-010X&quot;,&quot;URL&quot;:&quot;https://doi.org/10.1007/s00766-008-0072-6&quot;,&quot;issued&quot;:{&quot;date-parts&quot;:[[2009]]},&quot;page&quot;:&quot;27-46&quot;,&quot;abstract&quot;:&quot;Teleoperated systems for ship hull maintenance (TOS) are robotic systems for ship maintenance tasks, such as cleaning or painting a ship’s hull. The product line paradigm has recently been applied to TOS, and a TOS reference architecture has thus been designed. However, TOS requirements specifications have not been developed in any rigorous way with reuse in mind. We therefore believe that an opportunity exists to increase the abstraction level at which stakeholders can reason about this product line. This paper reports an experience in which this TOS domain was analyzed, including the lessons learned in the construction and use of the TOS domain model. The experience is based on the application of extensions of well-known domain analysis techniques, together with the use of quality attribute templates traced to a feature model to deal with non-functional issues. A qualitative research method (action research) was used to carry out the experience.&quot;,&quot;issue&quot;:&quot;1&quot;,&quot;volume&quot;:&quot;14&quot;,&quot;container-title-short&quot;:&quot;Requir. Eng.&quot;},&quot;isTemporary&quot;:false}]},{&quot;citationID&quot;:&quot;MENDELEY_CITATION_60873360-6871-4264-ac15-a7dd076abc1e&quot;,&quot;properties&quot;:{&quot;noteIndex&quot;:0},&quot;isEdited&quot;:false,&quot;manualOverride&quot;:{&quot;isManuallyOverridden&quot;:false,&quot;citeprocText&quot;:&quot;[12]&quot;,&quot;manualOverrideText&quot;:&quot;&quot;},&quot;citationTag&quot;:&quot;MENDELEY_CITATION_v3_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&quot;,&quot;citationItems&quot;:[{&quot;id&quot;:&quot;b2c5095f-5371-3229-ac0b-3230deb0d149&quot;,&quot;itemData&quot;:{&quot;type&quot;:&quot;article-journal&quot;,&quot;id&quot;:&quot;b2c5095f-5371-3229-ac0b-3230deb0d149&quot;,&quot;title&quot;:&quot;Eight key issues for an effective reuse-based requirements process&quot;,&quot;author&quot;:[{&quot;family&quot;:&quot;Toval&quot;,&quot;given&quot;:&quot;Ambrosio&quot;,&quot;parse-names&quot;:false,&quot;dropping-particle&quot;:&quot;&quot;,&quot;non-dropping-particle&quot;:&quot;&quot;},{&quot;family&quot;:&quot;Moros Valle&quot;,&quot;given&quot;:&quot;Begoña&quot;,&quot;parse-names&quot;:false,&quot;dropping-particle&quot;:&quot;&quot;,&quot;non-dropping-particle&quot;:&quot;&quot;},{&quot;family&quot;:&quot;Nicolás Ros&quot;,&quot;given&quot;:&quot;Joaquín&quot;,&quot;parse-names&quot;:false,&quot;dropping-particle&quot;:&quot;&quot;,&quot;non-dropping-particle&quot;:&quot;&quot;},{&quot;family&quot;:&quot;Lasheras&quot;,&quot;given&quot;:&quot;Joaquín&quot;,&quot;parse-names&quot;:false,&quot;dropping-particle&quot;:&quot;&quot;,&quot;non-dropping-particle&quot;:&quot;&quot;}],&quot;container-title&quot;:&quot;Computer Systems Science and Engineering&quot;,&quot;issued&quot;:{&quot;date-parts&quot;:[[2008,11,1]]},&quot;page&quot;:&quot;373-385&quot;,&quot;volume&quot;:&quot;23&quot;,&quot;container-title-short&quot;:&quot;&quot;},&quot;isTemporary&quot;:false}]},{&quot;citationID&quot;:&quot;MENDELEY_CITATION_83f4c267-c84c-400c-8608-45c6fef2d106&quot;,&quot;properties&quot;:{&quot;noteIndex&quot;:0},&quot;isEdited&quot;:false,&quot;manualOverride&quot;:{&quot;isManuallyOverridden&quot;:false,&quot;citeprocText&quot;:&quot;[13]&quot;,&quot;manualOverrideText&quot;:&quot;&quot;},&quot;citationTag&quot;:&quot;MENDELEY_CITATION_v3_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&quot;,&quot;citationItems&quot;:[{&quot;id&quot;:&quot;c296cf8d-6459-3672-a273-8ba9ff123a0d&quot;,&quot;itemData&quot;:{&quot;type&quot;:&quot;book&quot;,&quot;id&quot;:&quot;c296cf8d-6459-3672-a273-8ba9ff123a0d&quot;,&quot;title&quot;:&quot;Armonizando ISO/IEC 20000 e ISO/IEC 27001 para integrar la gestión de servicios y la seguridad de la información.&quot;,&quot;author&quot;:[{&quot;family&quot;:&quot;Pardo&quot;,&quot;given&quot;:&quot;César&quot;,&quot;parse-names&quot;:false,&quot;dropping-particle&quot;:&quot;&quot;,&quot;non-dropping-particle&quot;:&quot;&quot;},{&quot;family&quot;:&quot;Pino&quot;,&quot;given&quot;:&quot;Francisco&quot;,&quot;parse-names&quot;:false,&quot;dropping-particle&quot;:&quot;&quot;,&quot;non-dropping-particle&quot;:&quot;&quot;},{&quot;family&quot;:&quot;Garcia&quot;,&quot;given&quot;:&quot;Felix&quot;,&quot;parse-names&quot;:false,&quot;dropping-particle&quot;:&quot;&quot;,&quot;non-dropping-particle&quot;:&quot;&quot;},{&quot;family&quot;:&quot;Piattini&quot;,&quot;given&quot;:&quot;Mario&quot;,&quot;parse-names&quot;:false,&quot;dropping-particle&quot;:&quot;&quot;,&quot;non-dropping-particle&quot;:&quot;&quot;},{&quot;family&quot;:&quot;Rosado&quot;,&quot;given&quot;:&quot;Javier&quot;,&quot;parse-names&quot;:false,&quot;dropping-particle&quot;:&quot;&quot;,&quot;non-dropping-particle&quot;:&quot;&quot;}],&quot;issued&quot;:{&quot;date-parts&quot;:[[2010,1,1]]},&quot;number-of-pages&quot;:&quot;225-235&quot;,&quot;container-title-short&quot;:&quot;&quot;},&quot;isTemporary&quot;:false}]},{&quot;citationID&quot;:&quot;MENDELEY_CITATION_5acb360c-a811-4702-af3b-789cbc4d14fe&quot;,&quot;properties&quot;:{&quot;noteIndex&quot;:0},&quot;isEdited&quot;:false,&quot;manualOverride&quot;:{&quot;isManuallyOverridden&quot;:false,&quot;citeprocText&quot;:&quot;[14]&quot;,&quot;manualOverrideText&quot;:&quot;&quot;},&quot;citationTag&quot;:&quot;MENDELEY_CITATION_v3_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&quot;,&quot;citationItems&quot;:[{&quot;id&quot;:&quot;8b27106f-52be-38c3-ad97-d086a890d0a7&quot;,&quot;itemData&quot;:{&quot;type&quot;:&quot;book&quot;,&quot;id&quot;:&quot;8b27106f-52be-38c3-ad97-d086a890d0a7&quot;,&quot;title&quot;:&quot;Homogenization of Models to Support Multi-model Processes in Improvement Environments.&quot;,&quot;author&quot;:[{&quot;family&quot;:&quot;Pardo&quot;,&quot;given&quot;:&quot;César&quot;,&quot;parse-names&quot;:false,&quot;dropping-particle&quot;:&quot;&quot;,&quot;non-dropping-particle&quot;:&quot;&quot;},{&quot;family&quot;:&quot;Pino&quot;,&quot;given&quot;:&quot;Francisco&quot;,&quot;parse-names&quot;:false,&quot;dropping-particle&quot;:&quot;&quot;,&quot;non-dropping-particle&quot;:&quot;&quot;},{&quot;family&quot;:&quot;Garcia&quot;,&quot;given&quot;:&quot;Felix&quot;,&quot;parse-names&quot;:false,&quot;dropping-particle&quot;:&quot;&quot;,&quot;non-dropping-particle&quot;:&quot;&quot;},{&quot;family&quot;:&quot;Piattini&quot;,&quot;given&quot;:&quot;Mario&quot;,&quot;parse-names&quot;:false,&quot;dropping-particle&quot;:&quot;&quot;,&quot;non-dropping-particle&quot;:&quot;&quot;}],&quot;container-title&quot;:&quot;ICSOFT 2009 - 4th International Conference on Software and Data Technologies, Proceedings&quot;,&quot;issued&quot;:{&quot;date-parts&quot;:[[2009,7,26]]},&quot;number-of-pages&quot;:&quot;151-156&quot;,&quot;volume&quot;:&quot;1&quot;,&quot;container-title-short&quot;:&quot;&quot;},&quot;isTemporary&quot;:false}]},{&quot;citationID&quot;:&quot;MENDELEY_CITATION_a49b3680-2145-4ffd-9c08-fe917a459b43&quot;,&quot;properties&quot;:{&quot;noteIndex&quot;:0},&quot;isEdited&quot;:false,&quot;manualOverride&quot;:{&quot;isManuallyOverridden&quot;:false,&quot;citeprocText&quot;:&quot;[15]&quot;,&quot;manualOverrideText&quot;:&quot;&quot;},&quot;citationTag&quot;:&quot;MENDELEY_CITATION_v3_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&quot;,&quot;citationItems&quot;:[{&quot;id&quot;:&quot;bd5cbc84-c210-386d-a020-722f987852fb&quot;,&quot;itemData&quot;:{&quot;type&quot;:&quot;article-journal&quot;,&quot;id&quot;:&quot;bd5cbc84-c210-386d-a020-722f987852fb&quot;,&quot;title&quot;:&quot;Harmonizing maturity levels from CMMI-DEV and ISO/IEC 15504&quot;,&quot;author&quot;:[{&quot;family&quot;:&quot;Pino&quot;,&quot;given&quot;:&quot;Francisco J&quot;,&quot;parse-names&quot;:false,&quot;dropping-particle&quot;:&quot;&quot;,&quot;non-dropping-particle&quot;:&quot;&quot;},{&quot;family&quot;:&quot;Baldassarre&quot;,&quot;given&quot;:&quot;Maria Teresa&quot;,&quot;parse-names&quot;:false,&quot;dropping-particle&quot;:&quot;&quot;,&quot;non-dropping-particle&quot;:&quot;&quot;},{&quot;family&quot;:&quot;Piattini&quot;,&quot;given&quot;:&quot;Mario&quot;,&quot;parse-names&quot;:false,&quot;dropping-particle&quot;:&quot;&quot;,&quot;non-dropping-particle&quot;:&quot;&quot;},{&quot;family&quot;:&quot;Visaggio&quot;,&quot;given&quot;:&quot;Giuseppe&quot;,&quot;parse-names&quot;:false,&quot;dropping-particle&quot;:&quot;&quot;,&quot;non-dropping-particle&quot;:&quot;&quot;}],&quot;container-title&quot;:&quot;Journal of Software Maintenance and Evolution: Research and Practice&quot;,&quot;DOI&quot;:&quot;https://doi.org/10.1002/spip.437&quot;,&quot;ISSN&quot;:&quot;1532-060X&quot;,&quot;URL&quot;:&quot;https://doi.org/10.1002/spip.437&quot;,&quot;issued&quot;:{&quot;date-parts&quot;:[[2010,6,1]]},&quot;page&quot;:&quot;279-296&quot;,&quot;abstract&quot;:&quot;Abstract ISO has recently published Part 7 of the ISO/IEC 15504 standard, with the aim of determining the extent to which an organization consistently implements processes that contribute to achievement of its business goals. This new Part 7 of ISO/IEC 15504 has addressed issues related to the assessment of organizational maturity, as the CMMI-DEV model also does. Recently, growing interest has been shown towards the need to harmonize different improvement models or standards, thereby presenting an integrated vision about them. All this being so and in an effort to offer information on how the maturity levels described in these two models are related, we have carried out the harmonization of these two models. It is based, firstly, on a mapping between processes of ISO 12207:08 and process areas of CMMI-DEV, and in second place, on a matching between processes of ISO 12207:08 and ISO 15504-5. For this work, we have taken into account the latest versions of the models, and defined a suitable process to carry out the mapping in a systematic way. We established differences and similarities between the maturity levels (and their processes) described in these models, our goal being to support organizations which are interested in tackling organizational maturity. Copyright ? 2009 John Wiley &amp; Sons, Ltd.&quot;,&quot;publisher&quot;:&quot;John Wiley &amp; Sons, Ltd&quot;,&quot;issue&quot;:&quot;4&quot;,&quot;volume&quot;:&quot;22&quot;,&quot;container-title-short&quot;:&quot;&quot;},&quot;isTemporary&quot;:false}]},{&quot;citationID&quot;:&quot;MENDELEY_CITATION_d9f889f2-fa91-467f-b9ea-00fc3e895e3f&quot;,&quot;properties&quot;:{&quot;noteIndex&quot;:0},&quot;isEdited&quot;:false,&quot;manualOverride&quot;:{&quot;isManuallyOverridden&quot;:false,&quot;citeprocText&quot;:&quot;[5]&quot;,&quot;manualOverrideText&quot;:&quot;&quot;},&quot;citationTag&quot;:&quot;MENDELEY_CITATION_v3_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&quot;,&quot;citationItems&quot;:[{&quot;id&quot;:&quot;41c43f03-f39f-35a6-8440-dd36e04cc19b&quot;,&quot;itemData&quot;:{&quot;type&quot;:&quot;webpage&quot;,&quot;id&quot;:&quot;41c43f03-f39f-35a6-8440-dd36e04cc19b&quot;,&quot;title&quot;:&quot;IEEE SA - IEEE 830-1998&quot;,&quot;accessed&quot;:{&quot;date-parts&quot;:[[2024,7,5]]},&quot;URL&quot;:&quot;https://standards.ieee.org/ieee/830/1222/&quot;,&quot;container-title-short&quot;:&quot;&quot;},&quot;isTemporary&quot;:false}]}]"/>
     <we:property name="MENDELEY_CITATIONS_STYLE" value="{&quot;id&quot;:&quot;https://www.zotero.org/styles/ieee&quot;,&quot;title&quot;:&quot;IEEE Reference Guide version 11.29.2023&quot;,&quot;format&quot;:&quot;numeric&quot;,&quot;defaultLocale&quot;:null,&quot;isLocaleCodeValid&quot;:true}"/>
   </we:properties>

--- a/supplementary files/Supplementary_S2.docx
+++ b/supplementary files/Supplementary_S2.docx
@@ -225,7 +225,25 @@
           <w:szCs w:val="20"/>
           <w:lang w:val="en-US"/>
         </w:rPr>
-        <w:t>This supplement expands on Section 2.2 of the main manuscript and details the workflow used to develop SECM-CAT as a security-focused Software Requirements Specification for mHealth applications. It describes the steps for source identification, extraction, harmonization, and traceable specification of requirements</w:t>
+        <w:t>This supplement expands on Section 2.2</w:t>
+      </w:r>
+      <w:r>
+        <w:rPr>
+          <w:rFonts w:ascii="Times" w:hAnsi="Times" w:cs="Times"/>
+          <w:sz w:val="20"/>
+          <w:szCs w:val="20"/>
+          <w:lang w:val="en-US"/>
+        </w:rPr>
+        <w:t>.1</w:t>
+      </w:r>
+      <w:r>
+        <w:rPr>
+          <w:rFonts w:ascii="Times" w:hAnsi="Times" w:cs="Times"/>
+          <w:sz w:val="20"/>
+          <w:szCs w:val="20"/>
+          <w:lang w:val="en-US"/>
+        </w:rPr>
+        <w:t xml:space="preserve"> of the main manuscript and details the workflow used to develop SECM-CAT as a security-focused Software Requirements Specification for mHealth applications. It describes the steps for source identification, extraction, harmonization, and traceable specification of requirements</w:t>
       </w:r>
       <w:r>
         <w:rPr>
@@ -715,31 +733,7 @@
           <w:szCs w:val="20"/>
           <w:lang w:val="en-US" w:eastAsia="de-DE"/>
         </w:rPr>
-        <w:t xml:space="preserve"> Development of a </w:t>
-      </w:r>
-      <w:proofErr w:type="gramStart"/>
-      <w:r>
-        <w:rPr>
-          <w:rFonts w:ascii="Times" w:eastAsia="Times New Roman" w:hAnsi="Times" w:cs="Times"/>
-          <w:b/>
-          <w:bCs/>
-          <w:sz w:val="20"/>
-          <w:szCs w:val="20"/>
-          <w:lang w:val="en-US" w:eastAsia="de-DE"/>
-        </w:rPr>
-        <w:t>mHealth</w:t>
-      </w:r>
-      <w:proofErr w:type="gramEnd"/>
-      <w:r>
-        <w:rPr>
-          <w:rFonts w:ascii="Times" w:eastAsia="Times New Roman" w:hAnsi="Times" w:cs="Times"/>
-          <w:b/>
-          <w:bCs/>
-          <w:sz w:val="20"/>
-          <w:szCs w:val="20"/>
-          <w:lang w:val="en-US" w:eastAsia="de-DE"/>
-        </w:rPr>
-        <w:t xml:space="preserve"> Security Specification Catalog</w:t>
+        <w:t xml:space="preserve"> Development of a mHealth Security Specification Catalog</w:t>
       </w:r>
       <w:bookmarkEnd w:id="0"/>
     </w:p>
@@ -2437,27 +2431,7 @@
                 <w:szCs w:val="20"/>
                 <w:lang w:val="en-US"/>
               </w:rPr>
-              <w:t>SRG-APP-000516-MAPP-000064</w:t>
-            </w:r>
-            <w:proofErr w:type="gramStart"/>
-            <w:r>
-              <w:rPr>
-                <w:rFonts w:ascii="Times" w:eastAsia="Times New Roman" w:hAnsi="Times" w:cs="Times"/>
-                <w:sz w:val="20"/>
-                <w:szCs w:val="20"/>
-                <w:lang w:val="en-US"/>
-              </w:rPr>
-              <w:t>:  The</w:t>
-            </w:r>
-            <w:proofErr w:type="gramEnd"/>
-            <w:r>
-              <w:rPr>
-                <w:rFonts w:ascii="Times" w:eastAsia="Times New Roman" w:hAnsi="Times" w:cs="Times"/>
-                <w:sz w:val="20"/>
-                <w:szCs w:val="20"/>
-                <w:lang w:val="en-US"/>
-              </w:rPr>
-              <w:t xml:space="preserve"> mobile app code must not contain hardcoded references to resources external to the app [17].</w:t>
+              <w:t>SRG-APP-000516-MAPP-000064:  The mobile app code must not contain hardcoded references to resources external to the app [17].</w:t>
             </w:r>
           </w:p>
           <w:p>
@@ -3049,19 +3023,8 @@
                 <w:szCs w:val="20"/>
                 <w:lang w:val="en-US"/>
               </w:rPr>
-              <w:t xml:space="preserve"> </w:t>
+              <w:t xml:space="preserve"> To_be_determined</w:t>
             </w:r>
-            <w:proofErr w:type="spellStart"/>
-            <w:r>
-              <w:rPr>
-                <w:rFonts w:ascii="Times" w:eastAsia="Times New Roman" w:hAnsi="Times" w:cs="Times"/>
-                <w:sz w:val="20"/>
-                <w:szCs w:val="20"/>
-                <w:lang w:val="en-US"/>
-              </w:rPr>
-              <w:t>To_be_determined</w:t>
-            </w:r>
-            <w:proofErr w:type="spellEnd"/>
           </w:p>
         </w:tc>
       </w:tr>
@@ -3497,18 +3460,8 @@
                 <w:sz w:val="20"/>
                 <w:szCs w:val="20"/>
               </w:rPr>
-              <w:t>José L Fernández-</w:t>
+              <w:t>José L Fernández-Alemán</w:t>
             </w:r>
-            <w:proofErr w:type="gramStart"/>
-            <w:r>
-              <w:rPr>
-                <w:rFonts w:ascii="Times" w:eastAsia="Times New Roman" w:hAnsi="Times" w:cs="Times"/>
-                <w:sz w:val="20"/>
-                <w:szCs w:val="20"/>
-              </w:rPr>
-              <w:t>Alemán</w:t>
-            </w:r>
-            <w:proofErr w:type="gramEnd"/>
           </w:p>
           <w:p>
             <w:pPr>
@@ -3580,23 +3533,6 @@
         </w:tc>
       </w:tr>
     </w:tbl>
-    <w:p>
-      <w:pPr>
-        <w:overflowPunct w:val="0"/>
-        <w:autoSpaceDE w:val="0"/>
-        <w:autoSpaceDN w:val="0"/>
-        <w:adjustRightInd w:val="0"/>
-        <w:spacing w:after="0" w:line="240" w:lineRule="atLeast"/>
-        <w:jc w:val="both"/>
-        <w:textAlignment w:val="baseline"/>
-        <w:rPr>
-          <w:rFonts w:ascii="Times" w:eastAsia="Times New Roman" w:hAnsi="Times" w:cs="Times"/>
-          <w:sz w:val="20"/>
-          <w:szCs w:val="20"/>
-          <w:lang w:val="en-US" w:eastAsia="de-DE"/>
-        </w:rPr>
-      </w:pPr>
-    </w:p>
     <w:p>
       <w:pPr>
         <w:keepNext/>
@@ -4254,7 +4190,6 @@
             <w:tab/>
             <w:t xml:space="preserve">A. Toval, J. Nicolás Ros, B. Moros Valle, and F. Garcia, “Requirements Reuse for Improving Information Systems Security: A Practitioner’s Approach,” </w:t>
           </w:r>
-          <w:proofErr w:type="spellStart"/>
           <w:r>
             <w:rPr>
               <w:rFonts w:ascii="Times" w:eastAsia="Times New Roman" w:hAnsi="Times" w:cs="Times"/>
@@ -4264,19 +4199,7 @@
               <w:sz w:val="20"/>
               <w:lang w:val="en-US"/>
             </w:rPr>
-            <w:t>Requir</w:t>
-          </w:r>
-          <w:proofErr w:type="spellEnd"/>
-          <w:r>
-            <w:rPr>
-              <w:rFonts w:ascii="Times" w:eastAsia="Times New Roman" w:hAnsi="Times" w:cs="Times"/>
-              <w:i/>
-              <w:iCs/>
-              <w:color w:val="000000"/>
-              <w:sz w:val="20"/>
-              <w:lang w:val="en-US"/>
-            </w:rPr>
-            <w:t>. Eng.</w:t>
+            <w:t>Requir. Eng.</w:t>
           </w:r>
           <w:r>
             <w:rPr>
@@ -4285,27 +4208,7 @@
               <w:sz w:val="20"/>
               <w:lang w:val="en-US"/>
             </w:rPr>
-            <w:t xml:space="preserve">, vol. 6, pp. 205–219, Jan. 2002, </w:t>
-          </w:r>
-          <w:proofErr w:type="spellStart"/>
-          <w:r>
-            <w:rPr>
-              <w:rFonts w:ascii="Times" w:eastAsia="Times New Roman" w:hAnsi="Times" w:cs="Times"/>
-              <w:color w:val="000000"/>
-              <w:sz w:val="20"/>
-              <w:lang w:val="en-US"/>
-            </w:rPr>
-            <w:t>doi</w:t>
-          </w:r>
-          <w:proofErr w:type="spellEnd"/>
-          <w:r>
-            <w:rPr>
-              <w:rFonts w:ascii="Times" w:eastAsia="Times New Roman" w:hAnsi="Times" w:cs="Times"/>
-              <w:color w:val="000000"/>
-              <w:sz w:val="20"/>
-              <w:lang w:val="en-US"/>
-            </w:rPr>
-            <w:t>: 10.1007/PL00010360.</w:t>
+            <w:t>, vol. 6, pp. 205–219, Jan. 2002, doi: 10.1007/PL00010360.</w:t>
           </w:r>
         </w:p>
         <w:p>
@@ -4404,6 +4307,7 @@
               <w:rFonts w:ascii="Times" w:eastAsia="Times New Roman" w:hAnsi="Times" w:cs="Times"/>
               <w:color w:val="000000"/>
               <w:sz w:val="20"/>
+              <w:lang w:val="en-US"/>
             </w:rPr>
           </w:pPr>
           <w:r>
@@ -4423,67 +4327,7 @@
               <w:lang w:val="en-US"/>
             </w:rPr>
             <w:tab/>
-            <w:t xml:space="preserve">S. </w:t>
-          </w:r>
-          <w:proofErr w:type="spellStart"/>
-          <w:r>
-            <w:rPr>
-              <w:rFonts w:ascii="Times" w:eastAsia="Times New Roman" w:hAnsi="Times" w:cs="Times"/>
-              <w:color w:val="000000"/>
-              <w:sz w:val="20"/>
-              <w:lang w:val="en-US"/>
-            </w:rPr>
-            <w:t>Ouhbi</w:t>
-          </w:r>
-          <w:proofErr w:type="spellEnd"/>
-          <w:r>
-            <w:rPr>
-              <w:rFonts w:ascii="Times" w:eastAsia="Times New Roman" w:hAnsi="Times" w:cs="Times"/>
-              <w:color w:val="000000"/>
-              <w:sz w:val="20"/>
-              <w:lang w:val="en-US"/>
-            </w:rPr>
-            <w:t xml:space="preserve">, J. L. Fernández-Alemán, J. R. Pozo, M. El </w:t>
-          </w:r>
-          <w:proofErr w:type="spellStart"/>
-          <w:r>
-            <w:rPr>
-              <w:rFonts w:ascii="Times" w:eastAsia="Times New Roman" w:hAnsi="Times" w:cs="Times"/>
-              <w:color w:val="000000"/>
-              <w:sz w:val="20"/>
-              <w:lang w:val="en-US"/>
-            </w:rPr>
-            <w:t>Bajta</w:t>
-          </w:r>
-          <w:proofErr w:type="spellEnd"/>
-          <w:r>
-            <w:rPr>
-              <w:rFonts w:ascii="Times" w:eastAsia="Times New Roman" w:hAnsi="Times" w:cs="Times"/>
-              <w:color w:val="000000"/>
-              <w:sz w:val="20"/>
-              <w:lang w:val="en-US"/>
-            </w:rPr>
-            <w:t xml:space="preserve">, A. Toval, and A. </w:t>
-          </w:r>
-          <w:proofErr w:type="spellStart"/>
-          <w:r>
-            <w:rPr>
-              <w:rFonts w:ascii="Times" w:eastAsia="Times New Roman" w:hAnsi="Times" w:cs="Times"/>
-              <w:color w:val="000000"/>
-              <w:sz w:val="20"/>
-              <w:lang w:val="en-US"/>
-            </w:rPr>
-            <w:t>Idri</w:t>
-          </w:r>
-          <w:proofErr w:type="spellEnd"/>
-          <w:r>
-            <w:rPr>
-              <w:rFonts w:ascii="Times" w:eastAsia="Times New Roman" w:hAnsi="Times" w:cs="Times"/>
-              <w:color w:val="000000"/>
-              <w:sz w:val="20"/>
-              <w:lang w:val="en-US"/>
-            </w:rPr>
-            <w:t xml:space="preserve">, “Compliance of Blood Donation Apps with Mobile OS Usability Guidelines,” </w:t>
+            <w:t xml:space="preserve">S. Ouhbi, J. L. Fernández-Alemán, J. R. Pozo, M. El Bajta, A. Toval, and A. Idri, “Compliance of Blood Donation Apps with Mobile OS Usability Guidelines,” </w:t>
           </w:r>
           <w:r>
             <w:rPr>
@@ -4496,7 +4340,6 @@
             </w:rPr>
             <w:t xml:space="preserve">J. Med. </w:t>
           </w:r>
-          <w:proofErr w:type="spellStart"/>
           <w:r>
             <w:rPr>
               <w:rFonts w:ascii="Times" w:eastAsia="Times New Roman" w:hAnsi="Times" w:cs="Times"/>
@@ -4504,45 +4347,18 @@
               <w:iCs/>
               <w:color w:val="000000"/>
               <w:sz w:val="20"/>
-            </w:rPr>
-            <w:t>Syst</w:t>
-          </w:r>
-          <w:proofErr w:type="spellEnd"/>
-          <w:r>
-            <w:rPr>
-              <w:rFonts w:ascii="Times" w:eastAsia="Times New Roman" w:hAnsi="Times" w:cs="Times"/>
-              <w:i/>
-              <w:iCs/>
-              <w:color w:val="000000"/>
-              <w:sz w:val="20"/>
-            </w:rPr>
-            <w:t>.</w:t>
+              <w:lang w:val="en-US"/>
+            </w:rPr>
+            <w:t>Syst.</w:t>
           </w:r>
           <w:r>
             <w:rPr>
               <w:rFonts w:ascii="Times" w:eastAsia="Times New Roman" w:hAnsi="Times" w:cs="Times"/>
               <w:color w:val="000000"/>
               <w:sz w:val="20"/>
-            </w:rPr>
-            <w:t xml:space="preserve">, vol. 39, no. 6, p. 63, 2015, </w:t>
-          </w:r>
-          <w:proofErr w:type="spellStart"/>
-          <w:r>
-            <w:rPr>
-              <w:rFonts w:ascii="Times" w:eastAsia="Times New Roman" w:hAnsi="Times" w:cs="Times"/>
-              <w:color w:val="000000"/>
-              <w:sz w:val="20"/>
-            </w:rPr>
-            <w:t>doi</w:t>
-          </w:r>
-          <w:proofErr w:type="spellEnd"/>
-          <w:r>
-            <w:rPr>
-              <w:rFonts w:ascii="Times" w:eastAsia="Times New Roman" w:hAnsi="Times" w:cs="Times"/>
-              <w:color w:val="000000"/>
-              <w:sz w:val="20"/>
-            </w:rPr>
-            <w:t>: 10.1007/s10916-015-0243-1.</w:t>
+              <w:lang w:val="en-US"/>
+            </w:rPr>
+            <w:t>, vol. 39, no. 6, p. 63, 2015, doi: 10.1007/s10916-015-0243-1.</w:t>
           </w:r>
         </w:p>
         <w:p>
@@ -4575,49 +4391,8 @@
               <w:lang w:val="en-US"/>
             </w:rPr>
             <w:tab/>
-            <w:t xml:space="preserve">S. </w:t>
+            <w:t xml:space="preserve">S. Ouhbi, J. L. Fernández-Alemán, J. M. Carrillo-de-Gea, A. Toval, and A. Idri, “E-health internationalization requirements for audit purposes,” </w:t>
           </w:r>
-          <w:proofErr w:type="spellStart"/>
-          <w:r>
-            <w:rPr>
-              <w:rFonts w:ascii="Times" w:eastAsia="Times New Roman" w:hAnsi="Times" w:cs="Times"/>
-              <w:color w:val="000000"/>
-              <w:sz w:val="20"/>
-              <w:lang w:val="en-US"/>
-            </w:rPr>
-            <w:t>Ouhbi</w:t>
-          </w:r>
-          <w:proofErr w:type="spellEnd"/>
-          <w:r>
-            <w:rPr>
-              <w:rFonts w:ascii="Times" w:eastAsia="Times New Roman" w:hAnsi="Times" w:cs="Times"/>
-              <w:color w:val="000000"/>
-              <w:sz w:val="20"/>
-              <w:lang w:val="en-US"/>
-            </w:rPr>
-            <w:t xml:space="preserve">, J. L. Fernández-Alemán, J. M. Carrillo-de-Gea, A. Toval, and A. </w:t>
-          </w:r>
-          <w:proofErr w:type="spellStart"/>
-          <w:r>
-            <w:rPr>
-              <w:rFonts w:ascii="Times" w:eastAsia="Times New Roman" w:hAnsi="Times" w:cs="Times"/>
-              <w:color w:val="000000"/>
-              <w:sz w:val="20"/>
-              <w:lang w:val="en-US"/>
-            </w:rPr>
-            <w:t>Idri</w:t>
-          </w:r>
-          <w:proofErr w:type="spellEnd"/>
-          <w:r>
-            <w:rPr>
-              <w:rFonts w:ascii="Times" w:eastAsia="Times New Roman" w:hAnsi="Times" w:cs="Times"/>
-              <w:color w:val="000000"/>
-              <w:sz w:val="20"/>
-              <w:lang w:val="en-US"/>
-            </w:rPr>
-            <w:t xml:space="preserve">, “E-health internationalization requirements for audit purposes,” </w:t>
-          </w:r>
-          <w:proofErr w:type="spellStart"/>
           <w:r>
             <w:rPr>
               <w:rFonts w:ascii="Times" w:eastAsia="Times New Roman" w:hAnsi="Times" w:cs="Times"/>
@@ -4627,19 +4402,7 @@
               <w:sz w:val="20"/>
               <w:lang w:val="en-US"/>
             </w:rPr>
-            <w:t>Comput</w:t>
-          </w:r>
-          <w:proofErr w:type="spellEnd"/>
-          <w:r>
-            <w:rPr>
-              <w:rFonts w:ascii="Times" w:eastAsia="Times New Roman" w:hAnsi="Times" w:cs="Times"/>
-              <w:i/>
-              <w:iCs/>
-              <w:color w:val="000000"/>
-              <w:sz w:val="20"/>
-              <w:lang w:val="en-US"/>
-            </w:rPr>
-            <w:t>. Methods Programs Biomed.</w:t>
+            <w:t>Comput. Methods Programs Biomed.</w:t>
           </w:r>
           <w:r>
             <w:rPr>
@@ -4648,27 +4411,7 @@
               <w:sz w:val="20"/>
               <w:lang w:val="en-US"/>
             </w:rPr>
-            <w:t xml:space="preserve">, vol. 144, pp. 49–60, 2017, </w:t>
-          </w:r>
-          <w:proofErr w:type="spellStart"/>
-          <w:r>
-            <w:rPr>
-              <w:rFonts w:ascii="Times" w:eastAsia="Times New Roman" w:hAnsi="Times" w:cs="Times"/>
-              <w:color w:val="000000"/>
-              <w:sz w:val="20"/>
-              <w:lang w:val="en-US"/>
-            </w:rPr>
-            <w:t>doi</w:t>
-          </w:r>
-          <w:proofErr w:type="spellEnd"/>
-          <w:r>
-            <w:rPr>
-              <w:rFonts w:ascii="Times" w:eastAsia="Times New Roman" w:hAnsi="Times" w:cs="Times"/>
-              <w:color w:val="000000"/>
-              <w:sz w:val="20"/>
-              <w:lang w:val="en-US"/>
-            </w:rPr>
-            <w:t>: https://doi.org/10.1016/j.cmpb.2017.03.014.</w:t>
+            <w:t>, vol. 144, pp. 49–60, 2017, doi: https://doi.org/10.1016/j.cmpb.2017.03.014.</w:t>
           </w:r>
         </w:p>
         <w:p>
@@ -4741,27 +4484,7 @@
               <w:sz w:val="20"/>
               <w:lang w:val="en-US"/>
             </w:rPr>
-            <w:t xml:space="preserve">, vol. 282, p. 124262, 2021, </w:t>
-          </w:r>
-          <w:proofErr w:type="spellStart"/>
-          <w:r>
-            <w:rPr>
-              <w:rFonts w:ascii="Times" w:eastAsia="Times New Roman" w:hAnsi="Times" w:cs="Times"/>
-              <w:color w:val="000000"/>
-              <w:sz w:val="20"/>
-              <w:lang w:val="en-US"/>
-            </w:rPr>
-            <w:t>doi</w:t>
-          </w:r>
-          <w:proofErr w:type="spellEnd"/>
-          <w:r>
-            <w:rPr>
-              <w:rFonts w:ascii="Times" w:eastAsia="Times New Roman" w:hAnsi="Times" w:cs="Times"/>
-              <w:color w:val="000000"/>
-              <w:sz w:val="20"/>
-              <w:lang w:val="en-US"/>
-            </w:rPr>
-            <w:t>: https://doi.org/10.1016/j.jclepro.2020.124262.</w:t>
+            <w:t>, vol. 282, p. 124262, 2021, doi: https://doi.org/10.1016/j.jclepro.2020.124262.</w:t>
           </w:r>
         </w:p>
         <w:p>
@@ -4814,27 +4537,7 @@
               <w:sz w:val="20"/>
               <w:lang w:val="en-US"/>
             </w:rPr>
-            <w:t xml:space="preserve">, vol. 194, p. 105699, 2025, </w:t>
-          </w:r>
-          <w:proofErr w:type="spellStart"/>
-          <w:r>
-            <w:rPr>
-              <w:rFonts w:ascii="Times" w:eastAsia="Times New Roman" w:hAnsi="Times" w:cs="Times"/>
-              <w:color w:val="000000"/>
-              <w:sz w:val="20"/>
-              <w:lang w:val="en-US"/>
-            </w:rPr>
-            <w:t>doi</w:t>
-          </w:r>
-          <w:proofErr w:type="spellEnd"/>
-          <w:r>
-            <w:rPr>
-              <w:rFonts w:ascii="Times" w:eastAsia="Times New Roman" w:hAnsi="Times" w:cs="Times"/>
-              <w:color w:val="000000"/>
-              <w:sz w:val="20"/>
-              <w:lang w:val="en-US"/>
-            </w:rPr>
-            <w:t>: https://doi.org/10.1016/j.ijmedinf.2024.105699.</w:t>
+            <w:t>, vol. 194, p. 105699, 2025, doi: https://doi.org/10.1016/j.ijmedinf.2024.105699.</w:t>
           </w:r>
         </w:p>
         <w:p>
@@ -4887,27 +4590,7 @@
               <w:sz w:val="20"/>
               <w:lang w:val="en-US"/>
             </w:rPr>
-            <w:t xml:space="preserve">, vol. 29, May 2017, </w:t>
-          </w:r>
-          <w:proofErr w:type="spellStart"/>
-          <w:r>
-            <w:rPr>
-              <w:rFonts w:ascii="Times" w:eastAsia="Times New Roman" w:hAnsi="Times" w:cs="Times"/>
-              <w:color w:val="000000"/>
-              <w:sz w:val="20"/>
-              <w:lang w:val="en-US"/>
-            </w:rPr>
-            <w:t>doi</w:t>
-          </w:r>
-          <w:proofErr w:type="spellEnd"/>
-          <w:r>
-            <w:rPr>
-              <w:rFonts w:ascii="Times" w:eastAsia="Times New Roman" w:hAnsi="Times" w:cs="Times"/>
-              <w:color w:val="000000"/>
-              <w:sz w:val="20"/>
-              <w:lang w:val="en-US"/>
-            </w:rPr>
-            <w:t>: 10.1002/smr.1873.</w:t>
+            <w:t>, vol. 29, May 2017, doi: 10.1002/smr.1873.</w:t>
           </w:r>
         </w:p>
         <w:p>
@@ -4942,7 +4625,6 @@
             <w:tab/>
             <w:t xml:space="preserve">J. Nicolás, J. Lasheras, A. Toval, F. J. Ortiz, and B. Álvarez, “An integrated domain analysis approach for teleoperated systems,” </w:t>
           </w:r>
-          <w:proofErr w:type="spellStart"/>
           <w:r>
             <w:rPr>
               <w:rFonts w:ascii="Times" w:eastAsia="Times New Roman" w:hAnsi="Times" w:cs="Times"/>
@@ -4952,19 +4634,7 @@
               <w:sz w:val="20"/>
               <w:lang w:val="en-US"/>
             </w:rPr>
-            <w:t>Requir</w:t>
-          </w:r>
-          <w:proofErr w:type="spellEnd"/>
-          <w:r>
-            <w:rPr>
-              <w:rFonts w:ascii="Times" w:eastAsia="Times New Roman" w:hAnsi="Times" w:cs="Times"/>
-              <w:i/>
-              <w:iCs/>
-              <w:color w:val="000000"/>
-              <w:sz w:val="20"/>
-              <w:lang w:val="en-US"/>
-            </w:rPr>
-            <w:t>. Eng.</w:t>
+            <w:t>Requir. Eng.</w:t>
           </w:r>
           <w:r>
             <w:rPr>
@@ -4973,27 +4643,7 @@
               <w:sz w:val="20"/>
               <w:lang w:val="en-US"/>
             </w:rPr>
-            <w:t xml:space="preserve">, vol. 14, no. 1, pp. 27–46, 2009, </w:t>
-          </w:r>
-          <w:proofErr w:type="spellStart"/>
-          <w:r>
-            <w:rPr>
-              <w:rFonts w:ascii="Times" w:eastAsia="Times New Roman" w:hAnsi="Times" w:cs="Times"/>
-              <w:color w:val="000000"/>
-              <w:sz w:val="20"/>
-              <w:lang w:val="en-US"/>
-            </w:rPr>
-            <w:t>doi</w:t>
-          </w:r>
-          <w:proofErr w:type="spellEnd"/>
-          <w:r>
-            <w:rPr>
-              <w:rFonts w:ascii="Times" w:eastAsia="Times New Roman" w:hAnsi="Times" w:cs="Times"/>
-              <w:color w:val="000000"/>
-              <w:sz w:val="20"/>
-              <w:lang w:val="en-US"/>
-            </w:rPr>
-            <w:t>: 10.1007/s00766-008-0072-6.</w:t>
+            <w:t>, vol. 14, no. 1, pp. 27–46, 2009, doi: 10.1007/s00766-008-0072-6.</w:t>
           </w:r>
         </w:p>
         <w:p>
@@ -5077,43 +4727,7 @@
               <w:sz w:val="20"/>
             </w:rPr>
             <w:tab/>
-            <w:t xml:space="preserve">C. Pardo, F. Pino, F. </w:t>
-          </w:r>
-          <w:proofErr w:type="spellStart"/>
-          <w:r>
-            <w:rPr>
-              <w:rFonts w:ascii="Times" w:eastAsia="Times New Roman" w:hAnsi="Times" w:cs="Times"/>
-              <w:color w:val="000000"/>
-              <w:sz w:val="20"/>
-            </w:rPr>
-            <w:t>Garcia</w:t>
-          </w:r>
-          <w:proofErr w:type="spellEnd"/>
-          <w:r>
-            <w:rPr>
-              <w:rFonts w:ascii="Times" w:eastAsia="Times New Roman" w:hAnsi="Times" w:cs="Times"/>
-              <w:color w:val="000000"/>
-              <w:sz w:val="20"/>
-            </w:rPr>
-            <w:t xml:space="preserve">, M. </w:t>
-          </w:r>
-          <w:proofErr w:type="spellStart"/>
-          <w:r>
-            <w:rPr>
-              <w:rFonts w:ascii="Times" w:eastAsia="Times New Roman" w:hAnsi="Times" w:cs="Times"/>
-              <w:color w:val="000000"/>
-              <w:sz w:val="20"/>
-            </w:rPr>
-            <w:t>Piattini</w:t>
-          </w:r>
-          <w:proofErr w:type="spellEnd"/>
-          <w:r>
-            <w:rPr>
-              <w:rFonts w:ascii="Times" w:eastAsia="Times New Roman" w:hAnsi="Times" w:cs="Times"/>
-              <w:color w:val="000000"/>
-              <w:sz w:val="20"/>
-            </w:rPr>
-            <w:t xml:space="preserve">, and J. Rosado, </w:t>
+            <w:t xml:space="preserve">C. Pardo, F. Pino, F. Garcia, M. Piattini, and J. Rosado, </w:t>
           </w:r>
           <w:r>
             <w:rPr>
@@ -5173,27 +4787,7 @@
               <w:lang w:val="en-US"/>
             </w:rPr>
             <w:tab/>
-            <w:t xml:space="preserve">C. Pardo, F. Pino, F. Garcia, and M. </w:t>
-          </w:r>
-          <w:proofErr w:type="spellStart"/>
-          <w:r>
-            <w:rPr>
-              <w:rFonts w:ascii="Times" w:eastAsia="Times New Roman" w:hAnsi="Times" w:cs="Times"/>
-              <w:color w:val="000000"/>
-              <w:sz w:val="20"/>
-              <w:lang w:val="en-US"/>
-            </w:rPr>
-            <w:t>Piattini</w:t>
-          </w:r>
-          <w:proofErr w:type="spellEnd"/>
-          <w:r>
-            <w:rPr>
-              <w:rFonts w:ascii="Times" w:eastAsia="Times New Roman" w:hAnsi="Times" w:cs="Times"/>
-              <w:color w:val="000000"/>
-              <w:sz w:val="20"/>
-              <w:lang w:val="en-US"/>
-            </w:rPr>
-            <w:t xml:space="preserve">, </w:t>
+            <w:t xml:space="preserve">C. Pardo, F. Pino, F. Garcia, and M. Piattini, </w:t>
           </w:r>
           <w:r>
             <w:rPr>
@@ -5236,7 +4830,6 @@
               <w:sz w:val="20"/>
               <w:lang w:val="en-US"/>
             </w:rPr>
-            <w:lastRenderedPageBreak/>
             <w:t>[15]</w:t>
           </w:r>
           <w:r>
@@ -5247,27 +4840,7 @@
               <w:lang w:val="en-US"/>
             </w:rPr>
             <w:tab/>
-            <w:t xml:space="preserve">F. J. Pino, M. T. Baldassarre, M. </w:t>
-          </w:r>
-          <w:proofErr w:type="spellStart"/>
-          <w:r>
-            <w:rPr>
-              <w:rFonts w:ascii="Times" w:eastAsia="Times New Roman" w:hAnsi="Times" w:cs="Times"/>
-              <w:color w:val="000000"/>
-              <w:sz w:val="20"/>
-              <w:lang w:val="en-US"/>
-            </w:rPr>
-            <w:t>Piattini</w:t>
-          </w:r>
-          <w:proofErr w:type="spellEnd"/>
-          <w:r>
-            <w:rPr>
-              <w:rFonts w:ascii="Times" w:eastAsia="Times New Roman" w:hAnsi="Times" w:cs="Times"/>
-              <w:color w:val="000000"/>
-              <w:sz w:val="20"/>
-              <w:lang w:val="en-US"/>
-            </w:rPr>
-            <w:t xml:space="preserve">, and G. Visaggio, “Harmonizing maturity levels from CMMI-DEV and ISO/IEC 15504,” </w:t>
+            <w:t xml:space="preserve">F. J. Pino, M. T. Baldassarre, M. Piattini, and G. Visaggio, “Harmonizing maturity levels from CMMI-DEV and ISO/IEC 15504,” </w:t>
           </w:r>
           <w:r>
             <w:rPr>
@@ -5287,27 +4860,7 @@
               <w:sz w:val="20"/>
               <w:lang w:val="en-US"/>
             </w:rPr>
-            <w:t xml:space="preserve">, vol. 22, no. 4, pp. 279–296, Jun. 2010, </w:t>
-          </w:r>
-          <w:proofErr w:type="spellStart"/>
-          <w:r>
-            <w:rPr>
-              <w:rFonts w:ascii="Times" w:eastAsia="Times New Roman" w:hAnsi="Times" w:cs="Times"/>
-              <w:color w:val="000000"/>
-              <w:sz w:val="20"/>
-              <w:lang w:val="en-US"/>
-            </w:rPr>
-            <w:t>doi</w:t>
-          </w:r>
-          <w:proofErr w:type="spellEnd"/>
-          <w:r>
-            <w:rPr>
-              <w:rFonts w:ascii="Times" w:eastAsia="Times New Roman" w:hAnsi="Times" w:cs="Times"/>
-              <w:color w:val="000000"/>
-              <w:sz w:val="20"/>
-              <w:lang w:val="en-US"/>
-            </w:rPr>
-            <w:t>: https://doi.org/10.1002/spip.437.</w:t>
+            <w:t>, vol. 22, no. 4, pp. 279–296, Jun. 2010, doi: https://doi.org/10.1002/spip.437.</w:t>
           </w:r>
         </w:p>
         <w:p>
@@ -5327,6 +4880,7 @@
               <w:sz w:val="20"/>
               <w:lang w:val="en-US"/>
             </w:rPr>
+            <w:lastRenderedPageBreak/>
             <w:t> </w:t>
           </w:r>
         </w:p>
@@ -9104,12 +8658,14 @@
     <w:rsid w:val="00364B03"/>
     <w:rsid w:val="003E2785"/>
     <w:rsid w:val="00454357"/>
+    <w:rsid w:val="004B6020"/>
     <w:rsid w:val="00643779"/>
     <w:rsid w:val="0066596B"/>
     <w:rsid w:val="006C15DF"/>
     <w:rsid w:val="0070568C"/>
     <w:rsid w:val="007366EE"/>
     <w:rsid w:val="00791B7E"/>
+    <w:rsid w:val="00A979EE"/>
     <w:rsid w:val="00B14E08"/>
     <w:rsid w:val="00BD66C9"/>
     <w:rsid w:val="00CC0053"/>
@@ -9117,6 +8673,7 @@
     <w:rsid w:val="00EB0DC2"/>
     <w:rsid w:val="00F14F89"/>
     <w:rsid w:val="00F20CB5"/>
+    <w:rsid w:val="00F70BAE"/>
   </w:rsids>
   <m:mathPr>
     <m:mathFont m:val="Cambria Math"/>
@@ -9575,26 +9132,6 @@
       <w:color w:val="808080"/>
     </w:rPr>
   </w:style>
-  <w:style w:type="paragraph" w:customStyle="1" w:styleId="E1570896BCED4CCF8753BCE74CB651FD">
-    <w:name w:val="E1570896BCED4CCF8753BCE74CB651FD"/>
-    <w:rsid w:val="00791B7E"/>
-  </w:style>
-  <w:style w:type="paragraph" w:customStyle="1" w:styleId="E4116DB46B18497AB733C87CAFFDD818">
-    <w:name w:val="E4116DB46B18497AB733C87CAFFDD818"/>
-    <w:rsid w:val="00791B7E"/>
-  </w:style>
-  <w:style w:type="paragraph" w:customStyle="1" w:styleId="216DD2F147864DA39275B56DECBB78E1">
-    <w:name w:val="216DD2F147864DA39275B56DECBB78E1"/>
-    <w:rsid w:val="00791B7E"/>
-  </w:style>
-  <w:style w:type="paragraph" w:customStyle="1" w:styleId="5B9DAB7ACDE0436099568F45C2EDAB6D">
-    <w:name w:val="5B9DAB7ACDE0436099568F45C2EDAB6D"/>
-    <w:rsid w:val="00791B7E"/>
-  </w:style>
-  <w:style w:type="paragraph" w:customStyle="1" w:styleId="F15A3BCD7A7743278CD6AFE3B5609CC0">
-    <w:name w:val="F15A3BCD7A7743278CD6AFE3B5609CC0"/>
-    <w:rsid w:val="00791B7E"/>
-  </w:style>
   <w:style w:type="paragraph" w:customStyle="1" w:styleId="5731D0DAAC0548AEAC9E87D5AF498B35">
     <w:name w:val="5731D0DAAC0548AEAC9E87D5AF498B35"/>
     <w:rsid w:val="00643779"/>
@@ -9603,188 +9140,12 @@
     <w:name w:val="9F9FA6817AEF41628CD2BD20D4146006"/>
     <w:rsid w:val="00643779"/>
   </w:style>
-  <w:style w:type="paragraph" w:customStyle="1" w:styleId="800ECAF8FA2745BABF102DFFBED8E392">
-    <w:name w:val="800ECAF8FA2745BABF102DFFBED8E392"/>
-    <w:rsid w:val="00643779"/>
-  </w:style>
-  <w:style w:type="paragraph" w:customStyle="1" w:styleId="02166015AC114439BFD77886B8E8379A">
-    <w:name w:val="02166015AC114439BFD77886B8E8379A"/>
-    <w:rsid w:val="00643779"/>
-  </w:style>
-  <w:style w:type="paragraph" w:customStyle="1" w:styleId="95C249CF3F474D70ACE5924238BBC580">
-    <w:name w:val="95C249CF3F474D70ACE5924238BBC580"/>
-    <w:rsid w:val="00643779"/>
-  </w:style>
-  <w:style w:type="paragraph" w:customStyle="1" w:styleId="936D03A4476E47F0AFCD8B607D6AA89F">
-    <w:name w:val="936D03A4476E47F0AFCD8B607D6AA89F"/>
-    <w:rsid w:val="00643779"/>
-  </w:style>
-  <w:style w:type="paragraph" w:customStyle="1" w:styleId="A6F4FB0C927A482C9357C79AB1016CDB">
-    <w:name w:val="A6F4FB0C927A482C9357C79AB1016CDB"/>
-    <w:rsid w:val="00643779"/>
-  </w:style>
-  <w:style w:type="paragraph" w:customStyle="1" w:styleId="FE4C53835A124882A7D8439670D31DF2">
-    <w:name w:val="FE4C53835A124882A7D8439670D31DF2"/>
-    <w:rsid w:val="00643779"/>
-  </w:style>
-  <w:style w:type="paragraph" w:customStyle="1" w:styleId="1D07ACE780EC4A5DB20794EE74F45FF4">
-    <w:name w:val="1D07ACE780EC4A5DB20794EE74F45FF4"/>
-    <w:rsid w:val="00643779"/>
-  </w:style>
-  <w:style w:type="paragraph" w:customStyle="1" w:styleId="26364E31B3AF4AC3A6C9DFCAD84599C6">
-    <w:name w:val="26364E31B3AF4AC3A6C9DFCAD84599C6"/>
-    <w:rsid w:val="00643779"/>
-  </w:style>
-  <w:style w:type="paragraph" w:customStyle="1" w:styleId="60715E2BA4FC4CD59377C7373B285019">
-    <w:name w:val="60715E2BA4FC4CD59377C7373B285019"/>
-    <w:rsid w:val="00643779"/>
-  </w:style>
-  <w:style w:type="paragraph" w:customStyle="1" w:styleId="690736C1B77E49A58B4CA21A346AF985">
-    <w:name w:val="690736C1B77E49A58B4CA21A346AF985"/>
-    <w:rsid w:val="00643779"/>
-  </w:style>
-  <w:style w:type="paragraph" w:customStyle="1" w:styleId="CADD4A4DFE234BB79C4AFC441347702D">
-    <w:name w:val="CADD4A4DFE234BB79C4AFC441347702D"/>
-    <w:rsid w:val="00643779"/>
-  </w:style>
-  <w:style w:type="paragraph" w:customStyle="1" w:styleId="78E3727ECB70487F8B1757E3F5E617E6">
-    <w:name w:val="78E3727ECB70487F8B1757E3F5E617E6"/>
-    <w:rsid w:val="00643779"/>
-  </w:style>
-  <w:style w:type="paragraph" w:customStyle="1" w:styleId="B8AB1141C23A42148B5763A8774DA791">
-    <w:name w:val="B8AB1141C23A42148B5763A8774DA791"/>
-    <w:rsid w:val="00643779"/>
-  </w:style>
-  <w:style w:type="paragraph" w:customStyle="1" w:styleId="B7AE919E9DDE4370A89CA23F9BB6DFEC">
-    <w:name w:val="B7AE919E9DDE4370A89CA23F9BB6DFEC"/>
-    <w:rsid w:val="00643779"/>
-  </w:style>
-  <w:style w:type="paragraph" w:customStyle="1" w:styleId="58A02F56AD294C9B92EDBB618418C840">
-    <w:name w:val="58A02F56AD294C9B92EDBB618418C840"/>
-    <w:rsid w:val="00643779"/>
-  </w:style>
-  <w:style w:type="paragraph" w:customStyle="1" w:styleId="622552D473794579A2685DF71DAEF78A">
-    <w:name w:val="622552D473794579A2685DF71DAEF78A"/>
-    <w:rsid w:val="00643779"/>
-  </w:style>
-  <w:style w:type="paragraph" w:customStyle="1" w:styleId="260A0EFC1E594D5AB5BD54912A8AFA22">
-    <w:name w:val="260A0EFC1E594D5AB5BD54912A8AFA22"/>
-    <w:rsid w:val="00643779"/>
-  </w:style>
-  <w:style w:type="paragraph" w:customStyle="1" w:styleId="92F8B4043DF94845AFAC6F27CD594796">
-    <w:name w:val="92F8B4043DF94845AFAC6F27CD594796"/>
-    <w:rsid w:val="00643779"/>
-  </w:style>
-  <w:style w:type="paragraph" w:customStyle="1" w:styleId="A351A3C4587D487FBD3EC07686F7F3DC">
-    <w:name w:val="A351A3C4587D487FBD3EC07686F7F3DC"/>
-    <w:rsid w:val="00643779"/>
-  </w:style>
-  <w:style w:type="paragraph" w:customStyle="1" w:styleId="36AF97A194A145008DF068A231C3D211">
-    <w:name w:val="36AF97A194A145008DF068A231C3D211"/>
-    <w:rsid w:val="00643779"/>
-  </w:style>
-  <w:style w:type="paragraph" w:customStyle="1" w:styleId="0F5B6E2AE50240F0A5674FBC360698B4">
-    <w:name w:val="0F5B6E2AE50240F0A5674FBC360698B4"/>
-    <w:rsid w:val="00643779"/>
-  </w:style>
-  <w:style w:type="paragraph" w:customStyle="1" w:styleId="C7B23D84693F4F86813666EF183B2395">
-    <w:name w:val="C7B23D84693F4F86813666EF183B2395"/>
-    <w:rsid w:val="00643779"/>
-  </w:style>
-  <w:style w:type="paragraph" w:customStyle="1" w:styleId="2095EBDCC13241C983AA5F75E5631D36">
-    <w:name w:val="2095EBDCC13241C983AA5F75E5631D36"/>
-    <w:rsid w:val="00643779"/>
-  </w:style>
-  <w:style w:type="paragraph" w:customStyle="1" w:styleId="73D33423D49648249E166C591FC807FF">
-    <w:name w:val="73D33423D49648249E166C591FC807FF"/>
-    <w:rsid w:val="00643779"/>
-  </w:style>
-  <w:style w:type="paragraph" w:customStyle="1" w:styleId="F4C72697B46D47959AEFF31E522D22DF">
-    <w:name w:val="F4C72697B46D47959AEFF31E522D22DF"/>
-    <w:rsid w:val="00643779"/>
-  </w:style>
-  <w:style w:type="paragraph" w:customStyle="1" w:styleId="7E4A4310835444A89E443283F0A6876D">
-    <w:name w:val="7E4A4310835444A89E443283F0A6876D"/>
-    <w:rsid w:val="00643779"/>
-  </w:style>
-  <w:style w:type="paragraph" w:customStyle="1" w:styleId="E7BC59A9DD5D454E9C696A175CEC968C">
-    <w:name w:val="E7BC59A9DD5D454E9C696A175CEC968C"/>
-    <w:rsid w:val="00643779"/>
-  </w:style>
-  <w:style w:type="paragraph" w:customStyle="1" w:styleId="DEB566B51DEB4CE39E9308C405C95E84">
-    <w:name w:val="DEB566B51DEB4CE39E9308C405C95E84"/>
-    <w:rsid w:val="00643779"/>
-  </w:style>
-  <w:style w:type="paragraph" w:customStyle="1" w:styleId="8C6328AB62644A1AB05AE5AAD82660E4">
-    <w:name w:val="8C6328AB62644A1AB05AE5AAD82660E4"/>
-    <w:rsid w:val="00643779"/>
-  </w:style>
-  <w:style w:type="paragraph" w:customStyle="1" w:styleId="54DCED9A03874D41998F961ED14B5A5A">
-    <w:name w:val="54DCED9A03874D41998F961ED14B5A5A"/>
-    <w:rsid w:val="00643779"/>
-  </w:style>
-  <w:style w:type="paragraph" w:customStyle="1" w:styleId="C6880303AFE645E88354ED066F7F8FC9">
-    <w:name w:val="C6880303AFE645E88354ED066F7F8FC9"/>
-    <w:rsid w:val="00643779"/>
-  </w:style>
-  <w:style w:type="paragraph" w:customStyle="1" w:styleId="D43B341C9F194ED18E9D624AA454E2EA">
-    <w:name w:val="D43B341C9F194ED18E9D624AA454E2EA"/>
-    <w:rsid w:val="00643779"/>
-  </w:style>
-  <w:style w:type="paragraph" w:customStyle="1" w:styleId="FD42443D7A5D4AC7899871CE4D4A4FFE">
-    <w:name w:val="FD42443D7A5D4AC7899871CE4D4A4FFE"/>
-    <w:rsid w:val="00643779"/>
-  </w:style>
-  <w:style w:type="paragraph" w:customStyle="1" w:styleId="BDF8214B1A144821B1D4E0F644D7698B">
-    <w:name w:val="BDF8214B1A144821B1D4E0F644D7698B"/>
-    <w:rsid w:val="00643779"/>
-  </w:style>
-  <w:style w:type="paragraph" w:customStyle="1" w:styleId="89E78F1BDDB64D0FBFD564712734D5DF">
-    <w:name w:val="89E78F1BDDB64D0FBFD564712734D5DF"/>
-    <w:rsid w:val="00643779"/>
-  </w:style>
-  <w:style w:type="paragraph" w:customStyle="1" w:styleId="A55772FBFD414EADB7893C4848AB5A00">
-    <w:name w:val="A55772FBFD414EADB7893C4848AB5A00"/>
-    <w:rsid w:val="00643779"/>
-  </w:style>
-  <w:style w:type="paragraph" w:customStyle="1" w:styleId="B960BB29737F454FA87B4760737DEB07">
-    <w:name w:val="B960BB29737F454FA87B4760737DEB07"/>
-    <w:rsid w:val="00643779"/>
-  </w:style>
-  <w:style w:type="paragraph" w:customStyle="1" w:styleId="BAFA8509098244AB98A5407D1B224B8A">
-    <w:name w:val="BAFA8509098244AB98A5407D1B224B8A"/>
-    <w:rsid w:val="001E52CB"/>
-  </w:style>
-  <w:style w:type="paragraph" w:customStyle="1" w:styleId="DBD2F841A58746C79F3E483F6B63C666">
-    <w:name w:val="DBD2F841A58746C79F3E483F6B63C666"/>
-    <w:rsid w:val="001E52CB"/>
-  </w:style>
   <w:style w:type="paragraph" w:customStyle="1" w:styleId="F689192DF62A46D88B6AE87770BABA60">
     <w:name w:val="F689192DF62A46D88B6AE87770BABA60"/>
     <w:rsid w:val="001E52CB"/>
   </w:style>
   <w:style w:type="paragraph" w:customStyle="1" w:styleId="A00DCA5807094DB7B4132F7CB7682CAF">
     <w:name w:val="A00DCA5807094DB7B4132F7CB7682CAF"/>
-    <w:rsid w:val="001E52CB"/>
-  </w:style>
-  <w:style w:type="paragraph" w:customStyle="1" w:styleId="360B8A7FA16049CE9594A98309C10E6C">
-    <w:name w:val="360B8A7FA16049CE9594A98309C10E6C"/>
-    <w:rsid w:val="001E52CB"/>
-  </w:style>
-  <w:style w:type="paragraph" w:customStyle="1" w:styleId="3568793F5AC34C6C988595D9BF7010FD">
-    <w:name w:val="3568793F5AC34C6C988595D9BF7010FD"/>
-    <w:rsid w:val="001E52CB"/>
-  </w:style>
-  <w:style w:type="paragraph" w:customStyle="1" w:styleId="381DBA1967B147C48E2A054CDC5AC117">
-    <w:name w:val="381DBA1967B147C48E2A054CDC5AC117"/>
-    <w:rsid w:val="001E52CB"/>
-  </w:style>
-  <w:style w:type="paragraph" w:customStyle="1" w:styleId="B28B55ED037742D4B89DD0355D9C0B06">
-    <w:name w:val="B28B55ED037742D4B89DD0355D9C0B06"/>
-    <w:rsid w:val="001E52CB"/>
-  </w:style>
-  <w:style w:type="paragraph" w:customStyle="1" w:styleId="6828FFD61CAB4968A375E6057C317EF8">
-    <w:name w:val="6828FFD61CAB4968A375E6057C317EF8"/>
     <w:rsid w:val="001E52CB"/>
   </w:style>
   <w:style w:type="paragraph" w:customStyle="1" w:styleId="8BAB013721DE4CF98C8EADA1E4DB4E1A">
@@ -9801,174 +9162,6 @@
   </w:style>
   <w:style w:type="paragraph" w:customStyle="1" w:styleId="16B75806A59949AFB1277F0CE7128E02">
     <w:name w:val="16B75806A59949AFB1277F0CE7128E02"/>
-    <w:rsid w:val="001C1298"/>
-    <w:pPr>
-      <w:spacing w:line="278" w:lineRule="auto"/>
-    </w:pPr>
-    <w:rPr>
-      <w:kern w:val="2"/>
-      <w:sz w:val="24"/>
-      <w:szCs w:val="24"/>
-      <w:lang w:val="es-EC" w:eastAsia="es-EC"/>
-      <w14:ligatures w14:val="standardContextual"/>
-    </w:rPr>
-  </w:style>
-  <w:style w:type="paragraph" w:customStyle="1" w:styleId="BE3E8396A6D4442B8B4117D601FE3063">
-    <w:name w:val="BE3E8396A6D4442B8B4117D601FE3063"/>
-    <w:rsid w:val="001C1298"/>
-    <w:pPr>
-      <w:spacing w:line="278" w:lineRule="auto"/>
-    </w:pPr>
-    <w:rPr>
-      <w:kern w:val="2"/>
-      <w:sz w:val="24"/>
-      <w:szCs w:val="24"/>
-      <w:lang w:val="es-EC" w:eastAsia="es-EC"/>
-      <w14:ligatures w14:val="standardContextual"/>
-    </w:rPr>
-  </w:style>
-  <w:style w:type="paragraph" w:customStyle="1" w:styleId="DD7A98517C7F4DB2A4D1F935B6343645">
-    <w:name w:val="DD7A98517C7F4DB2A4D1F935B6343645"/>
-    <w:rsid w:val="001C1298"/>
-    <w:pPr>
-      <w:spacing w:line="278" w:lineRule="auto"/>
-    </w:pPr>
-    <w:rPr>
-      <w:kern w:val="2"/>
-      <w:sz w:val="24"/>
-      <w:szCs w:val="24"/>
-      <w:lang w:val="es-EC" w:eastAsia="es-EC"/>
-      <w14:ligatures w14:val="standardContextual"/>
-    </w:rPr>
-  </w:style>
-  <w:style w:type="paragraph" w:customStyle="1" w:styleId="B72E836B6103419DA4594AA6CE227FED">
-    <w:name w:val="B72E836B6103419DA4594AA6CE227FED"/>
-    <w:rsid w:val="001C1298"/>
-    <w:pPr>
-      <w:spacing w:line="278" w:lineRule="auto"/>
-    </w:pPr>
-    <w:rPr>
-      <w:kern w:val="2"/>
-      <w:sz w:val="24"/>
-      <w:szCs w:val="24"/>
-      <w:lang w:val="es-EC" w:eastAsia="es-EC"/>
-      <w14:ligatures w14:val="standardContextual"/>
-    </w:rPr>
-  </w:style>
-  <w:style w:type="paragraph" w:customStyle="1" w:styleId="A5F51DFB828A4D65A0876DECCA52C1B1">
-    <w:name w:val="A5F51DFB828A4D65A0876DECCA52C1B1"/>
-    <w:rsid w:val="001C1298"/>
-    <w:pPr>
-      <w:spacing w:line="278" w:lineRule="auto"/>
-    </w:pPr>
-    <w:rPr>
-      <w:kern w:val="2"/>
-      <w:sz w:val="24"/>
-      <w:szCs w:val="24"/>
-      <w:lang w:val="es-EC" w:eastAsia="es-EC"/>
-      <w14:ligatures w14:val="standardContextual"/>
-    </w:rPr>
-  </w:style>
-  <w:style w:type="paragraph" w:customStyle="1" w:styleId="19E0C32882DE49249B085D72EC6B6356">
-    <w:name w:val="19E0C32882DE49249B085D72EC6B6356"/>
-    <w:rsid w:val="001C1298"/>
-    <w:pPr>
-      <w:spacing w:line="278" w:lineRule="auto"/>
-    </w:pPr>
-    <w:rPr>
-      <w:kern w:val="2"/>
-      <w:sz w:val="24"/>
-      <w:szCs w:val="24"/>
-      <w:lang w:val="es-EC" w:eastAsia="es-EC"/>
-      <w14:ligatures w14:val="standardContextual"/>
-    </w:rPr>
-  </w:style>
-  <w:style w:type="paragraph" w:customStyle="1" w:styleId="EB62F7B438DA41F4BF77DE4782B0D7D3">
-    <w:name w:val="EB62F7B438DA41F4BF77DE4782B0D7D3"/>
-    <w:rsid w:val="001C1298"/>
-    <w:pPr>
-      <w:spacing w:line="278" w:lineRule="auto"/>
-    </w:pPr>
-    <w:rPr>
-      <w:kern w:val="2"/>
-      <w:sz w:val="24"/>
-      <w:szCs w:val="24"/>
-      <w:lang w:val="es-EC" w:eastAsia="es-EC"/>
-      <w14:ligatures w14:val="standardContextual"/>
-    </w:rPr>
-  </w:style>
-  <w:style w:type="paragraph" w:customStyle="1" w:styleId="502A8AAC8D6F4AE7889BB2F715DCECD5">
-    <w:name w:val="502A8AAC8D6F4AE7889BB2F715DCECD5"/>
-    <w:rsid w:val="001C1298"/>
-    <w:pPr>
-      <w:spacing w:line="278" w:lineRule="auto"/>
-    </w:pPr>
-    <w:rPr>
-      <w:kern w:val="2"/>
-      <w:sz w:val="24"/>
-      <w:szCs w:val="24"/>
-      <w:lang w:val="es-EC" w:eastAsia="es-EC"/>
-      <w14:ligatures w14:val="standardContextual"/>
-    </w:rPr>
-  </w:style>
-  <w:style w:type="paragraph" w:customStyle="1" w:styleId="363D7604E48F4A37BFF9EF5911F0392D">
-    <w:name w:val="363D7604E48F4A37BFF9EF5911F0392D"/>
-    <w:rsid w:val="001C1298"/>
-    <w:pPr>
-      <w:spacing w:line="278" w:lineRule="auto"/>
-    </w:pPr>
-    <w:rPr>
-      <w:kern w:val="2"/>
-      <w:sz w:val="24"/>
-      <w:szCs w:val="24"/>
-      <w:lang w:val="es-EC" w:eastAsia="es-EC"/>
-      <w14:ligatures w14:val="standardContextual"/>
-    </w:rPr>
-  </w:style>
-  <w:style w:type="paragraph" w:customStyle="1" w:styleId="3D6EF0E2833B40F7AFE78030D917AC7C">
-    <w:name w:val="3D6EF0E2833B40F7AFE78030D917AC7C"/>
-    <w:rsid w:val="001C1298"/>
-    <w:pPr>
-      <w:spacing w:line="278" w:lineRule="auto"/>
-    </w:pPr>
-    <w:rPr>
-      <w:kern w:val="2"/>
-      <w:sz w:val="24"/>
-      <w:szCs w:val="24"/>
-      <w:lang w:val="es-EC" w:eastAsia="es-EC"/>
-      <w14:ligatures w14:val="standardContextual"/>
-    </w:rPr>
-  </w:style>
-  <w:style w:type="paragraph" w:customStyle="1" w:styleId="55449B11A463460DB62957BB0940126D">
-    <w:name w:val="55449B11A463460DB62957BB0940126D"/>
-    <w:rsid w:val="001C1298"/>
-    <w:pPr>
-      <w:spacing w:line="278" w:lineRule="auto"/>
-    </w:pPr>
-    <w:rPr>
-      <w:kern w:val="2"/>
-      <w:sz w:val="24"/>
-      <w:szCs w:val="24"/>
-      <w:lang w:val="es-EC" w:eastAsia="es-EC"/>
-      <w14:ligatures w14:val="standardContextual"/>
-    </w:rPr>
-  </w:style>
-  <w:style w:type="paragraph" w:customStyle="1" w:styleId="1BB834B2C89649438C7ED6EF5CD6F93B">
-    <w:name w:val="1BB834B2C89649438C7ED6EF5CD6F93B"/>
-    <w:rsid w:val="001C1298"/>
-    <w:pPr>
-      <w:spacing w:line="278" w:lineRule="auto"/>
-    </w:pPr>
-    <w:rPr>
-      <w:kern w:val="2"/>
-      <w:sz w:val="24"/>
-      <w:szCs w:val="24"/>
-      <w:lang w:val="es-EC" w:eastAsia="es-EC"/>
-      <w14:ligatures w14:val="standardContextual"/>
-    </w:rPr>
-  </w:style>
-  <w:style w:type="paragraph" w:customStyle="1" w:styleId="B5CD181594AC4963A22286B776A329E3">
-    <w:name w:val="B5CD181594AC4963A22286B776A329E3"/>
     <w:rsid w:val="001C1298"/>
     <w:pPr>
       <w:spacing w:line="278" w:lineRule="auto"/>
